--- a/Bank_Guide_AI_Documentation.docx
+++ b/Bank_Guide_AI_Documentation.docx
@@ -4,54 +4,31 @@
   <w:body>
     <w:p>
       <w:pPr>
-        <w:spacing w:before="720"/>
-      </w:pPr>
-    </w:p>
-    <w:p>
-      <w:pPr>
-        <w:spacing w:before="400" w:after="120"/>
+        <w:spacing w:before="400" w:after="80"/>
       </w:pPr>
       <w:r>
         <w:rPr>
-          <w:rFonts w:ascii="Calibri" w:hAnsi="Calibri"/>
+          <w:rFonts w:ascii="Segoe UI" w:hAnsi="Segoe UI"/>
           <w:b/>
-          <w:i w:val="0"/>
-          <w:color w:val="1A365D"/>
-          <w:sz w:val="64"/>
+          <w:color w:val="1B365D"/>
+          <w:sz w:val="56"/>
         </w:rPr>
         <w:t>Bank_Guide_AI</w:t>
       </w:r>
     </w:p>
     <w:p>
       <w:pPr>
-        <w:spacing w:before="0" w:after="320"/>
+        <w:spacing w:before="0" w:after="360"/>
       </w:pPr>
       <w:r>
         <w:rPr>
-          <w:rFonts w:ascii="Calibri" w:hAnsi="Calibri"/>
-          <w:b w:val="0"/>
-          <w:i w:val="0"/>
-          <w:color w:val="2B6CB0"/>
-          <w:sz w:val="30"/>
+          <w:rFonts w:ascii="Segoe UI" w:hAnsi="Segoe UI"/>
+          <w:color w:val="4A777A"/>
+          <w:sz w:val="26"/>
         </w:rPr>
-        <w:t>Bilingual Banking SOP Knowledge Assistant — Technical Architecture &amp; System Documentation</w:t>
-      </w:r>
-    </w:p>
-    <w:p>
-      <w:pPr>
-        <w:spacing w:before="240" w:after="480"/>
-      </w:pPr>
-      <w:r>
-        <w:rPr>
-          <w:rFonts w:ascii="Calibri" w:hAnsi="Calibri"/>
-          <w:b w:val="0"/>
-          <w:i/>
-          <w:color w:val="718096"/>
-          <w:sz w:val="22"/>
-        </w:rPr>
-        <w:t>Enterprise-Grade GPU-Accelerated Retrieval-Augmented Generation (RAG) System</w:t>
+        <w:t>Bilingual Banking Standard Operating Procedures (SOP) Knowledge Assistant</w:t>
         <w:br/>
-        <w:t>Tailored for Standard Operating Procedures, Regulatory Policies, and Internal Banking Manuals</w:t>
+        <w:t>with GPU-Accelerated Hybrid RAG (Dense BGE-M3 + Sparse BM25 + RRF)</w:t>
       </w:r>
     </w:p>
     <w:tbl>
@@ -59,71 +36,61 @@
         <w:tblW w:type="auto" w:w="0"/>
         <w:jc w:val="center"/>
         <w:tblLook w:firstColumn="1" w:firstRow="1" w:lastColumn="0" w:lastRow="0" w:noHBand="0" w:noVBand="1" w:val="04A0"/>
-        <w:tblBorders>
-          <w:top w:val="single" w:sz="4" w:space="0" w:color="CBD5E0"/>
-          <w:bottom w:val="single" w:sz="4" w:space="0" w:color="CBD5E0"/>
-          <w:insideH w:val="single" w:sz="4" w:space="0" w:color="CBD5E0"/>
-          <w:insideV w:val="none"/>
-          <w:left w:val="none"/>
-          <w:right w:val="none"/>
-        </w:tblBorders>
       </w:tblPr>
       <w:tblGrid>
-        <w:gridCol w:w="4680"/>
-        <w:gridCol w:w="4680"/>
+        <w:gridCol w:w="3168"/>
+        <w:gridCol w:w="6192"/>
       </w:tblGrid>
       <w:tr>
         <w:tc>
           <w:tcPr>
-            <w:tcW w:type="dxa" w:w="3168"/>
-            <w:shd w:fill="F0F4F8"/>
+            <w:tcW w:type="dxa" w:w="4680"/>
+            <w:shd w:fill="2B4C7E"/>
             <w:tcMar>
-              <w:top w:w="80" w:type="dxa"/>
-              <w:bottom w:w="80" w:type="dxa"/>
-              <w:left w:w="120" w:type="dxa"/>
-              <w:right w:w="120" w:type="dxa"/>
+              <w:top w:w="120" w:type="dxa"/>
+              <w:bottom w:w="120" w:type="dxa"/>
+              <w:left w:w="140" w:type="dxa"/>
+              <w:right w:w="140" w:type="dxa"/>
             </w:tcMar>
           </w:tcPr>
           <w:p>
             <w:pPr>
-              <w:spacing w:after="0"/>
+              <w:jc w:val="left"/>
             </w:pPr>
             <w:r>
               <w:rPr>
-                <w:rFonts w:ascii="Calibri" w:hAnsi="Calibri"/>
+                <w:rFonts w:ascii="Segoe UI" w:hAnsi="Segoe UI"/>
                 <w:b/>
-                <w:i w:val="0"/>
-                <w:color w:val="1A365D"/>
+                <w:color w:val="FFFFFF"/>
                 <w:sz w:val="20"/>
               </w:rPr>
-              <w:t>Project Name</w:t>
+              <w:t>Parameter</w:t>
             </w:r>
           </w:p>
         </w:tc>
         <w:tc>
           <w:tcPr>
-            <w:tcW w:type="dxa" w:w="6192"/>
-            <w:shd w:fill="FFFFFF"/>
+            <w:tcW w:type="dxa" w:w="4680"/>
+            <w:shd w:fill="2B4C7E"/>
             <w:tcMar>
-              <w:top w:w="80" w:type="dxa"/>
-              <w:bottom w:w="80" w:type="dxa"/>
-              <w:left w:w="120" w:type="dxa"/>
-              <w:right w:w="120" w:type="dxa"/>
+              <w:top w:w="120" w:type="dxa"/>
+              <w:bottom w:w="120" w:type="dxa"/>
+              <w:left w:w="140" w:type="dxa"/>
+              <w:right w:w="140" w:type="dxa"/>
             </w:tcMar>
           </w:tcPr>
           <w:p>
             <w:pPr>
-              <w:spacing w:after="0"/>
+              <w:jc w:val="left"/>
             </w:pPr>
             <w:r>
               <w:rPr>
-                <w:rFonts w:ascii="Calibri" w:hAnsi="Calibri"/>
-                <w:b w:val="0"/>
-                <w:i w:val="0"/>
-                <w:color w:val="2D3748"/>
+                <w:rFonts w:ascii="Segoe UI" w:hAnsi="Segoe UI"/>
+                <w:b/>
+                <w:color w:val="FFFFFF"/>
                 <w:sz w:val="20"/>
               </w:rPr>
-              <w:t>Bank Guide AI (Bank_Guide_AI)</w:t>
+              <w:t>System Specification</w:t>
             </w:r>
           </w:p>
         </w:tc>
@@ -131,55 +98,45 @@
       <w:tr>
         <w:tc>
           <w:tcPr>
-            <w:tcW w:type="dxa" w:w="3168"/>
-            <w:shd w:fill="F0F4F8"/>
+            <w:tcW w:type="dxa" w:w="4680"/>
+            <w:shd w:fill="FFFFFF"/>
             <w:tcMar>
-              <w:top w:w="80" w:type="dxa"/>
-              <w:bottom w:w="80" w:type="dxa"/>
-              <w:left w:w="120" w:type="dxa"/>
-              <w:right w:w="120" w:type="dxa"/>
+              <w:top w:w="100" w:type="dxa"/>
+              <w:bottom w:w="100" w:type="dxa"/>
+              <w:left w:w="140" w:type="dxa"/>
+              <w:right w:w="140" w:type="dxa"/>
             </w:tcMar>
           </w:tcPr>
           <w:p>
-            <w:pPr>
-              <w:spacing w:after="0"/>
-            </w:pPr>
             <w:r>
               <w:rPr>
-                <w:rFonts w:ascii="Calibri" w:hAnsi="Calibri"/>
-                <w:b/>
-                <w:i w:val="0"/>
-                <w:color w:val="1A365D"/>
-                <w:sz w:val="20"/>
+                <w:rFonts w:ascii="Segoe UI" w:hAnsi="Segoe UI"/>
+                <w:color w:val="282828"/>
+                <w:sz w:val="19"/>
               </w:rPr>
-              <w:t>Architecture</w:t>
+              <w:t>Document Version</w:t>
             </w:r>
           </w:p>
         </w:tc>
         <w:tc>
           <w:tcPr>
-            <w:tcW w:type="dxa" w:w="6192"/>
+            <w:tcW w:type="dxa" w:w="4680"/>
             <w:shd w:fill="FFFFFF"/>
             <w:tcMar>
-              <w:top w:w="80" w:type="dxa"/>
-              <w:bottom w:w="80" w:type="dxa"/>
-              <w:left w:w="120" w:type="dxa"/>
-              <w:right w:w="120" w:type="dxa"/>
+              <w:top w:w="100" w:type="dxa"/>
+              <w:bottom w:w="100" w:type="dxa"/>
+              <w:left w:w="140" w:type="dxa"/>
+              <w:right w:w="140" w:type="dxa"/>
             </w:tcMar>
           </w:tcPr>
           <w:p>
-            <w:pPr>
-              <w:spacing w:after="0"/>
-            </w:pPr>
             <w:r>
               <w:rPr>
-                <w:rFonts w:ascii="Calibri" w:hAnsi="Calibri"/>
-                <w:b w:val="0"/>
-                <w:i w:val="0"/>
-                <w:color w:val="2D3748"/>
-                <w:sz w:val="20"/>
+                <w:rFonts w:ascii="Segoe UI" w:hAnsi="Segoe UI"/>
+                <w:color w:val="282828"/>
+                <w:sz w:val="19"/>
               </w:rPr>
-              <w:t>GPU-Accelerated Multilingual RAG (LangChain + ChromaDB + Groq)</w:t>
+              <w:t>2.0 (Production Release — Hybrid Retrieval Enabled)</w:t>
             </w:r>
           </w:p>
         </w:tc>
@@ -187,55 +144,45 @@
       <w:tr>
         <w:tc>
           <w:tcPr>
-            <w:tcW w:type="dxa" w:w="3168"/>
-            <w:shd w:fill="F0F4F8"/>
+            <w:tcW w:type="dxa" w:w="4680"/>
+            <w:shd w:fill="F4F7FB"/>
             <w:tcMar>
-              <w:top w:w="80" w:type="dxa"/>
-              <w:bottom w:w="80" w:type="dxa"/>
-              <w:left w:w="120" w:type="dxa"/>
-              <w:right w:w="120" w:type="dxa"/>
+              <w:top w:w="100" w:type="dxa"/>
+              <w:bottom w:w="100" w:type="dxa"/>
+              <w:left w:w="140" w:type="dxa"/>
+              <w:right w:w="140" w:type="dxa"/>
             </w:tcMar>
           </w:tcPr>
           <w:p>
-            <w:pPr>
-              <w:spacing w:after="0"/>
-            </w:pPr>
             <w:r>
               <w:rPr>
-                <w:rFonts w:ascii="Calibri" w:hAnsi="Calibri"/>
-                <w:b/>
-                <w:i w:val="0"/>
-                <w:color w:val="1A365D"/>
-                <w:sz w:val="20"/>
+                <w:rFonts w:ascii="Segoe UI" w:hAnsi="Segoe UI"/>
+                <w:color w:val="282828"/>
+                <w:sz w:val="19"/>
               </w:rPr>
-              <w:t>Embedding Model</w:t>
+              <w:t>Classification</w:t>
             </w:r>
           </w:p>
         </w:tc>
         <w:tc>
           <w:tcPr>
-            <w:tcW w:type="dxa" w:w="6192"/>
-            <w:shd w:fill="FFFFFF"/>
+            <w:tcW w:type="dxa" w:w="4680"/>
+            <w:shd w:fill="F4F7FB"/>
             <w:tcMar>
-              <w:top w:w="80" w:type="dxa"/>
-              <w:bottom w:w="80" w:type="dxa"/>
-              <w:left w:w="120" w:type="dxa"/>
-              <w:right w:w="120" w:type="dxa"/>
+              <w:top w:w="100" w:type="dxa"/>
+              <w:bottom w:w="100" w:type="dxa"/>
+              <w:left w:w="140" w:type="dxa"/>
+              <w:right w:w="140" w:type="dxa"/>
             </w:tcMar>
           </w:tcPr>
           <w:p>
-            <w:pPr>
-              <w:spacing w:after="0"/>
-            </w:pPr>
             <w:r>
               <w:rPr>
-                <w:rFonts w:ascii="Calibri" w:hAnsi="Calibri"/>
-                <w:b w:val="0"/>
-                <w:i w:val="0"/>
-                <w:color w:val="2D3748"/>
-                <w:sz w:val="20"/>
+                <w:rFonts w:ascii="Segoe UI" w:hAnsi="Segoe UI"/>
+                <w:color w:val="282828"/>
+                <w:sz w:val="19"/>
               </w:rPr>
-              <w:t>BAAI/bge-m3 (1024-dim, CUDA Accelerated, Batch Optimized)</w:t>
+              <w:t>Internal Enterprise Banking Architecture Specification</w:t>
             </w:r>
           </w:p>
         </w:tc>
@@ -243,26 +190,113 @@
       <w:tr>
         <w:tc>
           <w:tcPr>
-            <w:tcW w:type="dxa" w:w="3168"/>
-            <w:shd w:fill="F0F4F8"/>
+            <w:tcW w:type="dxa" w:w="4680"/>
+            <w:shd w:fill="FFFFFF"/>
             <w:tcMar>
-              <w:top w:w="80" w:type="dxa"/>
-              <w:bottom w:w="80" w:type="dxa"/>
-              <w:left w:w="120" w:type="dxa"/>
-              <w:right w:w="120" w:type="dxa"/>
+              <w:top w:w="100" w:type="dxa"/>
+              <w:bottom w:w="100" w:type="dxa"/>
+              <w:left w:w="140" w:type="dxa"/>
+              <w:right w:w="140" w:type="dxa"/>
             </w:tcMar>
           </w:tcPr>
           <w:p>
-            <w:pPr>
-              <w:spacing w:after="0"/>
-            </w:pPr>
             <w:r>
               <w:rPr>
-                <w:rFonts w:ascii="Calibri" w:hAnsi="Calibri"/>
-                <w:b/>
-                <w:i w:val="0"/>
-                <w:color w:val="1A365D"/>
-                <w:sz w:val="20"/>
+                <w:rFonts w:ascii="Segoe UI" w:hAnsi="Segoe UI"/>
+                <w:color w:val="282828"/>
+                <w:sz w:val="19"/>
+              </w:rPr>
+              <w:t>Author &amp; Engineering Lead</w:t>
+            </w:r>
+          </w:p>
+        </w:tc>
+        <w:tc>
+          <w:tcPr>
+            <w:tcW w:type="dxa" w:w="4680"/>
+            <w:shd w:fill="FFFFFF"/>
+            <w:tcMar>
+              <w:top w:w="100" w:type="dxa"/>
+              <w:bottom w:w="100" w:type="dxa"/>
+              <w:left w:w="140" w:type="dxa"/>
+              <w:right w:w="140" w:type="dxa"/>
+            </w:tcMar>
+          </w:tcPr>
+          <w:p>
+            <w:r>
+              <w:rPr>
+                <w:rFonts w:ascii="Segoe UI" w:hAnsi="Segoe UI"/>
+                <w:color w:val="282828"/>
+                <w:sz w:val="19"/>
+              </w:rPr>
+              <w:t>Ahmed Esam (AI Engineering &amp; Architecture)</w:t>
+            </w:r>
+          </w:p>
+        </w:tc>
+      </w:tr>
+      <w:tr>
+        <w:tc>
+          <w:tcPr>
+            <w:tcW w:type="dxa" w:w="4680"/>
+            <w:shd w:fill="F4F7FB"/>
+            <w:tcMar>
+              <w:top w:w="100" w:type="dxa"/>
+              <w:bottom w:w="100" w:type="dxa"/>
+              <w:left w:w="140" w:type="dxa"/>
+              <w:right w:w="140" w:type="dxa"/>
+            </w:tcMar>
+          </w:tcPr>
+          <w:p>
+            <w:r>
+              <w:rPr>
+                <w:rFonts w:ascii="Segoe UI" w:hAnsi="Segoe UI"/>
+                <w:color w:val="282828"/>
+                <w:sz w:val="19"/>
+              </w:rPr>
+              <w:t>Knowledge Domain</w:t>
+            </w:r>
+          </w:p>
+        </w:tc>
+        <w:tc>
+          <w:tcPr>
+            <w:tcW w:type="dxa" w:w="4680"/>
+            <w:shd w:fill="F4F7FB"/>
+            <w:tcMar>
+              <w:top w:w="100" w:type="dxa"/>
+              <w:bottom w:w="100" w:type="dxa"/>
+              <w:left w:w="140" w:type="dxa"/>
+              <w:right w:w="140" w:type="dxa"/>
+            </w:tcMar>
+          </w:tcPr>
+          <w:p>
+            <w:r>
+              <w:rPr>
+                <w:rFonts w:ascii="Segoe UI" w:hAnsi="Segoe UI"/>
+                <w:color w:val="282828"/>
+                <w:sz w:val="19"/>
+              </w:rPr>
+              <w:t>Standard Operating Procedures (SOP), Compliance &amp; Internal Manuals</w:t>
+            </w:r>
+          </w:p>
+        </w:tc>
+      </w:tr>
+      <w:tr>
+        <w:tc>
+          <w:tcPr>
+            <w:tcW w:type="dxa" w:w="4680"/>
+            <w:shd w:fill="FFFFFF"/>
+            <w:tcMar>
+              <w:top w:w="100" w:type="dxa"/>
+              <w:bottom w:w="100" w:type="dxa"/>
+              <w:left w:w="140" w:type="dxa"/>
+              <w:right w:w="140" w:type="dxa"/>
+            </w:tcMar>
+          </w:tcPr>
+          <w:p>
+            <w:r>
+              <w:rPr>
+                <w:rFonts w:ascii="Segoe UI" w:hAnsi="Segoe UI"/>
+                <w:color w:val="282828"/>
+                <w:sz w:val="19"/>
               </w:rPr>
               <w:t>Supported Languages</w:t>
             </w:r>
@@ -270,634 +304,23 @@
         </w:tc>
         <w:tc>
           <w:tcPr>
-            <w:tcW w:type="dxa" w:w="6192"/>
+            <w:tcW w:type="dxa" w:w="4680"/>
             <w:shd w:fill="FFFFFF"/>
-            <w:tcMar>
-              <w:top w:w="80" w:type="dxa"/>
-              <w:bottom w:w="80" w:type="dxa"/>
-              <w:left w:w="120" w:type="dxa"/>
-              <w:right w:w="120" w:type="dxa"/>
-            </w:tcMar>
-          </w:tcPr>
-          <w:p>
-            <w:pPr>
-              <w:spacing w:after="0"/>
-            </w:pPr>
-            <w:r>
-              <w:rPr>
-                <w:rFonts w:ascii="Calibri" w:hAnsi="Calibri"/>
-                <w:b w:val="0"/>
-                <w:i w:val="0"/>
-                <w:color w:val="2D3748"/>
-                <w:sz w:val="20"/>
-              </w:rPr>
-              <w:t>Arabic (Primary Knowledge Base) &amp; English (Cross-Lingual Support)</w:t>
-            </w:r>
-          </w:p>
-        </w:tc>
-      </w:tr>
-      <w:tr>
-        <w:tc>
-          <w:tcPr>
-            <w:tcW w:type="dxa" w:w="3168"/>
-            <w:shd w:fill="F0F4F8"/>
-            <w:tcMar>
-              <w:top w:w="80" w:type="dxa"/>
-              <w:bottom w:w="80" w:type="dxa"/>
-              <w:left w:w="120" w:type="dxa"/>
-              <w:right w:w="120" w:type="dxa"/>
-            </w:tcMar>
-          </w:tcPr>
-          <w:p>
-            <w:pPr>
-              <w:spacing w:after="0"/>
-            </w:pPr>
-            <w:r>
-              <w:rPr>
-                <w:rFonts w:ascii="Calibri" w:hAnsi="Calibri"/>
-                <w:b/>
-                <w:i w:val="0"/>
-                <w:color w:val="1A365D"/>
-                <w:sz w:val="20"/>
-              </w:rPr>
-              <w:t>Target Users</w:t>
-            </w:r>
-          </w:p>
-        </w:tc>
-        <w:tc>
-          <w:tcPr>
-            <w:tcW w:type="dxa" w:w="6192"/>
-            <w:shd w:fill="FFFFFF"/>
-            <w:tcMar>
-              <w:top w:w="80" w:type="dxa"/>
-              <w:bottom w:w="80" w:type="dxa"/>
-              <w:left w:w="120" w:type="dxa"/>
-              <w:right w:w="120" w:type="dxa"/>
-            </w:tcMar>
-          </w:tcPr>
-          <w:p>
-            <w:pPr>
-              <w:spacing w:after="0"/>
-            </w:pPr>
-            <w:r>
-              <w:rPr>
-                <w:rFonts w:ascii="Calibri" w:hAnsi="Calibri"/>
-                <w:b w:val="0"/>
-                <w:i w:val="0"/>
-                <w:color w:val="2D3748"/>
-                <w:sz w:val="20"/>
-              </w:rPr>
-              <w:t>Bank Employees, Branch Managers, Operations Officers, Compliance Auditors</w:t>
-            </w:r>
-          </w:p>
-        </w:tc>
-      </w:tr>
-    </w:tbl>
-    <w:p>
-      <w:r>
-        <w:br w:type="page"/>
-      </w:r>
-    </w:p>
-    <w:p>
-      <w:pPr>
-        <w:keepNext/>
-        <w:spacing w:before="360" w:after="120"/>
-      </w:pPr>
-      <w:r>
-        <w:rPr>
-          <w:rFonts w:ascii="Calibri" w:hAnsi="Calibri"/>
-          <w:b/>
-          <w:i w:val="0"/>
-          <w:color w:val="1A365D"/>
-          <w:sz w:val="36"/>
-        </w:rPr>
-        <w:t>1. Executive Summary &amp; System Overview</w:t>
-      </w:r>
-    </w:p>
-    <w:p>
-      <w:pPr>
-        <w:spacing w:before="0" w:after="120" w:line="276" w:lineRule="auto"/>
-      </w:pPr>
-      <w:r>
-        <w:rPr>
-          <w:rFonts w:ascii="Calibri" w:hAnsi="Calibri"/>
-          <w:b w:val="0"/>
-          <w:i w:val="0"/>
-          <w:color w:val="2D3748"/>
-          <w:sz w:val="22"/>
-        </w:rPr>
-        <w:t>Modern financial institutions maintain extensive Standard Operating Procedures (SOPs), compliance directives, and administrative manuals. In Arabic-speaking banking jurisdictions, these documents are predominantly drafted in Arabic, spanning hundreds of pages of complex procedural workflows, regulatory cut-offs, penalty schedules, and inventory rules. Front-line branch employees, operations personnel, and internal auditors frequently face significant friction when trying to rapidly verify specific procedural questions.</w:t>
-      </w:r>
-    </w:p>
-    <w:p>
-      <w:pPr>
-        <w:spacing w:before="0" w:after="120" w:line="276" w:lineRule="auto"/>
-      </w:pPr>
-      <w:r>
-        <w:rPr>
-          <w:rFonts w:ascii="Calibri" w:hAnsi="Calibri"/>
-          <w:b w:val="0"/>
-          <w:i w:val="0"/>
-          <w:color w:val="2D3748"/>
-          <w:sz w:val="22"/>
-        </w:rPr>
-        <w:t>Bank_Guide_AI resolves this operational bottleneck by providing an enterprise-grade, GPU-accelerated Retrieval-Augmented Generation (RAG) assistant. The system empowers bank staff to pose ad-hoc queries in either Arabic or English, performing dense semantic search over vectorized Arabic banking manuals and returning strictly grounded answers accompanied by exact document names, page numbers, and source snippets.</w:t>
-      </w:r>
-    </w:p>
-    <w:p>
-      <w:pPr>
-        <w:keepNext/>
-        <w:spacing w:before="280" w:after="80"/>
-      </w:pPr>
-      <w:r>
-        <w:rPr>
-          <w:rFonts w:ascii="Calibri" w:hAnsi="Calibri"/>
-          <w:b/>
-          <w:i w:val="0"/>
-          <w:color w:val="2B6CB0"/>
-          <w:sz w:val="28"/>
-        </w:rPr>
-        <w:t>1.1 Core Value Propositions</w:t>
-      </w:r>
-    </w:p>
-    <w:p>
-      <w:pPr>
-        <w:pStyle w:val="ListBullet"/>
-        <w:spacing w:before="0" w:after="60" w:line="276" w:lineRule="auto"/>
-      </w:pPr>
-      <w:r>
-        <w:rPr>
-          <w:rFonts w:ascii="Calibri" w:hAnsi="Calibri"/>
-          <w:b/>
-          <w:i w:val="0"/>
-          <w:color w:val="2D3748"/>
-          <w:sz w:val="22"/>
-        </w:rPr>
-        <w:t xml:space="preserve">Bilingual Cross-Lingual Retrieval: </w:t>
-      </w:r>
-      <w:r>
-        <w:rPr>
-          <w:rFonts w:ascii="Calibri" w:hAnsi="Calibri"/>
-          <w:b w:val="0"/>
-          <w:i w:val="0"/>
-          <w:color w:val="2D3748"/>
-          <w:sz w:val="22"/>
-        </w:rPr>
-        <w:t>Seamlessly maps English questions onto Arabic procedural manuals (and vice versa), allowing international auditors and bilingual staff to query local regulations without language barriers.</w:t>
-      </w:r>
-    </w:p>
-    <w:p>
-      <w:pPr>
-        <w:pStyle w:val="ListBullet"/>
-        <w:spacing w:before="0" w:after="60" w:line="276" w:lineRule="auto"/>
-      </w:pPr>
-      <w:r>
-        <w:rPr>
-          <w:rFonts w:ascii="Calibri" w:hAnsi="Calibri"/>
-          <w:b/>
-          <w:i w:val="0"/>
-          <w:color w:val="2D3748"/>
-          <w:sz w:val="22"/>
-        </w:rPr>
-        <w:t xml:space="preserve">Strict Anti-Hallucination Grounding: </w:t>
-      </w:r>
-      <w:r>
-        <w:rPr>
-          <w:rFonts w:ascii="Calibri" w:hAnsi="Calibri"/>
-          <w:b w:val="0"/>
-          <w:i w:val="0"/>
-          <w:color w:val="2D3748"/>
-          <w:sz w:val="22"/>
-        </w:rPr>
-        <w:t>The LLM generator is constrained to the retrieved context chunks only, explicitly refusing to extrapolate or invent bank regulations when information is absent.</w:t>
-      </w:r>
-    </w:p>
-    <w:p>
-      <w:pPr>
-        <w:pStyle w:val="ListBullet"/>
-        <w:spacing w:before="0" w:after="60" w:line="276" w:lineRule="auto"/>
-      </w:pPr>
-      <w:r>
-        <w:rPr>
-          <w:rFonts w:ascii="Calibri" w:hAnsi="Calibri"/>
-          <w:b/>
-          <w:i w:val="0"/>
-          <w:color w:val="2D3748"/>
-          <w:sz w:val="22"/>
-        </w:rPr>
-        <w:t xml:space="preserve">Auditable Citations: </w:t>
-      </w:r>
-      <w:r>
-        <w:rPr>
-          <w:rFonts w:ascii="Calibri" w:hAnsi="Calibri"/>
-          <w:b w:val="0"/>
-          <w:i w:val="0"/>
-          <w:color w:val="2D3748"/>
-          <w:sz w:val="22"/>
-        </w:rPr>
-        <w:t>Every output includes verifiable metadata, pinpointing the exact PDF file, page number, extraction method (native text vs. OCR), and chunking strategy used.</w:t>
-      </w:r>
-    </w:p>
-    <w:p>
-      <w:pPr>
-        <w:pStyle w:val="ListBullet"/>
-        <w:spacing w:before="0" w:after="60" w:line="276" w:lineRule="auto"/>
-      </w:pPr>
-      <w:r>
-        <w:rPr>
-          <w:rFonts w:ascii="Calibri" w:hAnsi="Calibri"/>
-          <w:b/>
-          <w:i w:val="0"/>
-          <w:color w:val="2D3748"/>
-          <w:sz w:val="22"/>
-        </w:rPr>
-        <w:t xml:space="preserve">GPU-Accelerated Ingestion: </w:t>
-      </w:r>
-      <w:r>
-        <w:rPr>
-          <w:rFonts w:ascii="Calibri" w:hAnsi="Calibri"/>
-          <w:b w:val="0"/>
-          <w:i w:val="0"/>
-          <w:color w:val="2D3748"/>
-          <w:sz w:val="22"/>
-        </w:rPr>
-        <w:t>Utilizes NVIDIA CUDA acceleration with the state-of-the-art BAAI/bge-m3 multilingual embedding model, processing complex PDF manuals in seconds.</w:t>
-      </w:r>
-    </w:p>
-    <w:p>
-      <w:pPr>
-        <w:pStyle w:val="ListBullet"/>
-        <w:spacing w:before="0" w:after="60" w:line="276" w:lineRule="auto"/>
-      </w:pPr>
-      <w:r>
-        <w:rPr>
-          <w:rFonts w:ascii="Calibri" w:hAnsi="Calibri"/>
-          <w:b/>
-          <w:i w:val="0"/>
-          <w:color w:val="2D3748"/>
-          <w:sz w:val="22"/>
-        </w:rPr>
-        <w:t xml:space="preserve">OCR-Aware Fallback: </w:t>
-      </w:r>
-      <w:r>
-        <w:rPr>
-          <w:rFonts w:ascii="Calibri" w:hAnsi="Calibri"/>
-          <w:b w:val="0"/>
-          <w:i w:val="0"/>
-          <w:color w:val="2D3748"/>
-          <w:sz w:val="22"/>
-        </w:rPr>
-        <w:t>Intelligently extracts direct vector text from digital PDFs while automatically falling back to dual-language (Arabic + English) Tesseract OCR for scanned pages and rasterized tables.</w:t>
-      </w:r>
-    </w:p>
-    <w:p>
-      <w:pPr>
-        <w:keepNext/>
-        <w:spacing w:before="280" w:after="80"/>
-      </w:pPr>
-      <w:r>
-        <w:rPr>
-          <w:rFonts w:ascii="Calibri" w:hAnsi="Calibri"/>
-          <w:b/>
-          <w:i w:val="0"/>
-          <w:color w:val="2B6CB0"/>
-          <w:sz w:val="28"/>
-        </w:rPr>
-        <w:t>1.2 Ingested Banking SOP Knowledge Base</w:t>
-      </w:r>
-    </w:p>
-    <w:p>
-      <w:pPr>
-        <w:spacing w:before="0" w:after="120" w:line="276" w:lineRule="auto"/>
-      </w:pPr>
-      <w:r>
-        <w:rPr>
-          <w:rFonts w:ascii="Calibri" w:hAnsi="Calibri"/>
-          <w:b w:val="0"/>
-          <w:i w:val="0"/>
-          <w:color w:val="2D3748"/>
-          <w:sz w:val="22"/>
-        </w:rPr>
-        <w:t>The system currently indexes three critical operational manuals:</w:t>
-      </w:r>
-    </w:p>
-    <w:tbl>
-      <w:tblPr>
-        <w:tblW w:type="auto" w:w="0"/>
-        <w:jc w:val="center"/>
-        <w:tblLook w:firstColumn="1" w:firstRow="1" w:lastColumn="0" w:lastRow="0" w:noHBand="0" w:noVBand="1" w:val="04A0"/>
-        <w:tblBorders>
-          <w:top w:val="single" w:sz="4" w:space="0" w:color="CBD5E0"/>
-          <w:bottom w:val="single" w:sz="4" w:space="0" w:color="CBD5E0"/>
-          <w:insideH w:val="single" w:sz="4" w:space="0" w:color="CBD5E0"/>
-          <w:insideV w:val="none"/>
-          <w:left w:val="none"/>
-          <w:right w:val="none"/>
-        </w:tblBorders>
-      </w:tblPr>
-      <w:tblGrid>
-        <w:gridCol w:w="3120"/>
-        <w:gridCol w:w="3120"/>
-        <w:gridCol w:w="3120"/>
-      </w:tblGrid>
-      <w:tr>
-        <w:tc>
-          <w:tcPr>
-            <w:tcW w:type="dxa" w:w="3120"/>
-            <w:shd w:fill="1A365D"/>
             <w:tcMar>
               <w:top w:w="100" w:type="dxa"/>
               <w:bottom w:w="100" w:type="dxa"/>
-              <w:left w:w="120" w:type="dxa"/>
-              <w:right w:w="120" w:type="dxa"/>
+              <w:left w:w="140" w:type="dxa"/>
+              <w:right w:w="140" w:type="dxa"/>
             </w:tcMar>
           </w:tcPr>
           <w:p>
             <w:r>
               <w:rPr>
-                <w:rFonts w:ascii="Calibri" w:hAnsi="Calibri"/>
-                <w:b/>
-                <w:i w:val="0"/>
-                <w:color w:val="FFFFFF"/>
-                <w:sz w:val="21"/>
-              </w:rPr>
-              <w:t>Manual Title</w:t>
-            </w:r>
-          </w:p>
-        </w:tc>
-        <w:tc>
-          <w:tcPr>
-            <w:tcW w:type="dxa" w:w="3120"/>
-            <w:shd w:fill="1A365D"/>
-            <w:tcMar>
-              <w:top w:w="100" w:type="dxa"/>
-              <w:bottom w:w="100" w:type="dxa"/>
-              <w:left w:w="120" w:type="dxa"/>
-              <w:right w:w="120" w:type="dxa"/>
-            </w:tcMar>
-          </w:tcPr>
-          <w:p>
-            <w:r>
-              <w:rPr>
-                <w:rFonts w:ascii="Calibri" w:hAnsi="Calibri"/>
-                <w:b/>
-                <w:i w:val="0"/>
-                <w:color w:val="FFFFFF"/>
-                <w:sz w:val="21"/>
-              </w:rPr>
-              <w:t>Scope &amp; Covered Workflows</w:t>
-            </w:r>
-          </w:p>
-        </w:tc>
-        <w:tc>
-          <w:tcPr>
-            <w:tcW w:type="dxa" w:w="3120"/>
-            <w:shd w:fill="1A365D"/>
-            <w:tcMar>
-              <w:top w:w="100" w:type="dxa"/>
-              <w:bottom w:w="100" w:type="dxa"/>
-              <w:left w:w="120" w:type="dxa"/>
-              <w:right w:w="120" w:type="dxa"/>
-            </w:tcMar>
-          </w:tcPr>
-          <w:p>
-            <w:r>
-              <w:rPr>
-                <w:rFonts w:ascii="Calibri" w:hAnsi="Calibri"/>
-                <w:b/>
-                <w:i w:val="0"/>
-                <w:color w:val="FFFFFF"/>
-                <w:sz w:val="21"/>
-              </w:rPr>
-              <w:t>Key Regulatory Details</w:t>
-            </w:r>
-          </w:p>
-        </w:tc>
-      </w:tr>
-      <w:tr>
-        <w:tc>
-          <w:tcPr>
-            <w:tcW w:type="dxa" w:w="3168"/>
-            <w:shd w:fill="FFFFFF"/>
-            <w:tcMar>
-              <w:top w:w="80" w:type="dxa"/>
-              <w:bottom w:w="80" w:type="dxa"/>
-              <w:left w:w="120" w:type="dxa"/>
-              <w:right w:w="120" w:type="dxa"/>
-            </w:tcMar>
-          </w:tcPr>
-          <w:p>
-            <w:r>
-              <w:rPr>
-                <w:rFonts w:ascii="Calibri" w:hAnsi="Calibri"/>
-                <w:b w:val="0"/>
-                <w:i w:val="0"/>
-                <w:color w:val="2D3748"/>
+                <w:rFonts w:ascii="Segoe UI" w:hAnsi="Segoe UI"/>
+                <w:color w:val="282828"/>
                 <w:sz w:val="19"/>
               </w:rPr>
-              <w:t>Central Mail &amp; Files Unit Procedures Manual</w:t>
-              <w:br/>
-              <w:t>(دليل إجراءات وحدة البريد المركزي والملفات)</w:t>
-            </w:r>
-          </w:p>
-        </w:tc>
-        <w:tc>
-          <w:tcPr>
-            <w:tcW w:type="dxa" w:w="3600"/>
-            <w:shd w:fill="FFFFFF"/>
-            <w:tcMar>
-              <w:top w:w="80" w:type="dxa"/>
-              <w:bottom w:w="80" w:type="dxa"/>
-              <w:left w:w="120" w:type="dxa"/>
-              <w:right w:w="120" w:type="dxa"/>
-            </w:tcMar>
-          </w:tcPr>
-          <w:p>
-            <w:r>
-              <w:rPr>
-                <w:rFonts w:ascii="Calibri" w:hAnsi="Calibri"/>
-                <w:b w:val="0"/>
-                <w:i w:val="0"/>
-                <w:color w:val="2D3748"/>
-                <w:sz w:val="19"/>
-              </w:rPr>
-              <w:t>Incoming/outgoing postal dispatches, inter-branch mail cycles, credit file archiving &amp; retrieval, BPM system workflows.</w:t>
-            </w:r>
-          </w:p>
-        </w:tc>
-        <w:tc>
-          <w:tcPr>
-            <w:tcW w:type="dxa" w:w="2592"/>
-            <w:shd w:fill="FFFFFF"/>
-            <w:tcMar>
-              <w:top w:w="80" w:type="dxa"/>
-              <w:bottom w:w="80" w:type="dxa"/>
-              <w:left w:w="120" w:type="dxa"/>
-              <w:right w:w="120" w:type="dxa"/>
-            </w:tcMar>
-          </w:tcPr>
-          <w:p>
-            <w:r>
-              <w:rPr>
-                <w:rFonts w:ascii="Calibri" w:hAnsi="Calibri"/>
-                <w:b w:val="0"/>
-                <w:i w:val="0"/>
-                <w:color w:val="2D3748"/>
-                <w:sz w:val="19"/>
-              </w:rPr>
-              <w:t>Daily 1:30 PM cut-off for outgoing mail; strict prohibition against mailing debit cards and PINs in the same parcel.</w:t>
-            </w:r>
-          </w:p>
-        </w:tc>
-      </w:tr>
-      <w:tr>
-        <w:tc>
-          <w:tcPr>
-            <w:tcW w:type="dxa" w:w="3168"/>
-            <w:shd w:fill="F8FAFC"/>
-            <w:tcMar>
-              <w:top w:w="80" w:type="dxa"/>
-              <w:bottom w:w="80" w:type="dxa"/>
-              <w:left w:w="120" w:type="dxa"/>
-              <w:right w:w="120" w:type="dxa"/>
-            </w:tcMar>
-          </w:tcPr>
-          <w:p>
-            <w:r>
-              <w:rPr>
-                <w:rFonts w:ascii="Calibri" w:hAnsi="Calibri"/>
-                <w:b w:val="0"/>
-                <w:i w:val="0"/>
-                <w:color w:val="2D3748"/>
-                <w:sz w:val="19"/>
-              </w:rPr>
-              <w:t>Central Alarm Tasks &amp; Procedures Manual</w:t>
-              <w:br/>
-              <w:t>(دليل إجراءات وحدة الإنذار المركزي)</w:t>
-            </w:r>
-          </w:p>
-        </w:tc>
-        <w:tc>
-          <w:tcPr>
-            <w:tcW w:type="dxa" w:w="3600"/>
-            <w:shd w:fill="F8FAFC"/>
-            <w:tcMar>
-              <w:top w:w="80" w:type="dxa"/>
-              <w:bottom w:w="80" w:type="dxa"/>
-              <w:left w:w="120" w:type="dxa"/>
-              <w:right w:w="120" w:type="dxa"/>
-            </w:tcMar>
-          </w:tcPr>
-          <w:p>
-            <w:r>
-              <w:rPr>
-                <w:rFonts w:ascii="Calibri" w:hAnsi="Calibri"/>
-                <w:b w:val="0"/>
-                <w:i w:val="0"/>
-                <w:color w:val="2D3748"/>
-                <w:sz w:val="19"/>
-              </w:rPr>
-              <w:t>Branch security alarms, CCTV camera footage extraction &amp; retention approvals, electronic access control cards, incident logging.</w:t>
-            </w:r>
-          </w:p>
-        </w:tc>
-        <w:tc>
-          <w:tcPr>
-            <w:tcW w:type="dxa" w:w="2592"/>
-            <w:shd w:fill="F8FAFC"/>
-            <w:tcMar>
-              <w:top w:w="80" w:type="dxa"/>
-              <w:bottom w:w="80" w:type="dxa"/>
-              <w:left w:w="120" w:type="dxa"/>
-              <w:right w:w="120" w:type="dxa"/>
-            </w:tcMar>
-          </w:tcPr>
-          <w:p>
-            <w:r>
-              <w:rPr>
-                <w:rFonts w:ascii="Calibri" w:hAnsi="Calibri"/>
-                <w:b w:val="0"/>
-                <w:i w:val="0"/>
-                <w:color w:val="2D3748"/>
-                <w:sz w:val="19"/>
-              </w:rPr>
-              <w:t>10 JOD fine for lost access cards; exemption policies for technical wear or after 2 years of active service.</w:t>
-            </w:r>
-          </w:p>
-        </w:tc>
-      </w:tr>
-      <w:tr>
-        <w:tc>
-          <w:tcPr>
-            <w:tcW w:type="dxa" w:w="3168"/>
-            <w:shd w:fill="FFFFFF"/>
-            <w:tcMar>
-              <w:top w:w="80" w:type="dxa"/>
-              <w:bottom w:w="80" w:type="dxa"/>
-              <w:left w:w="120" w:type="dxa"/>
-              <w:right w:w="120" w:type="dxa"/>
-            </w:tcMar>
-          </w:tcPr>
-          <w:p>
-            <w:r>
-              <w:rPr>
-                <w:rFonts w:ascii="Calibri" w:hAnsi="Calibri"/>
-                <w:b w:val="0"/>
-                <w:i w:val="0"/>
-                <w:color w:val="2D3748"/>
-                <w:sz w:val="19"/>
-              </w:rPr>
-              <w:t>Assets &amp; Warehouse Operations Manual</w:t>
-              <w:br/>
-              <w:t>(دليل إجراءات وحدة الموجودات وعمليات المستودعات)</w:t>
-            </w:r>
-          </w:p>
-        </w:tc>
-        <w:tc>
-          <w:tcPr>
-            <w:tcW w:type="dxa" w:w="3600"/>
-            <w:shd w:fill="FFFFFF"/>
-            <w:tcMar>
-              <w:top w:w="80" w:type="dxa"/>
-              <w:bottom w:w="80" w:type="dxa"/>
-              <w:left w:w="120" w:type="dxa"/>
-              <w:right w:w="120" w:type="dxa"/>
-            </w:tcMar>
-          </w:tcPr>
-          <w:p>
-            <w:r>
-              <w:rPr>
-                <w:rFonts w:ascii="Calibri" w:hAnsi="Calibri"/>
-                <w:b w:val="0"/>
-                <w:i w:val="0"/>
-                <w:color w:val="2D3748"/>
-                <w:sz w:val="19"/>
-              </w:rPr>
-              <w:t>Warehouse inventory management, receipt/issuance vouchers, fixed assets tracking, annual physical inventory committees.</w:t>
-            </w:r>
-          </w:p>
-        </w:tc>
-        <w:tc>
-          <w:tcPr>
-            <w:tcW w:type="dxa" w:w="2592"/>
-            <w:shd w:fill="FFFFFF"/>
-            <w:tcMar>
-              <w:top w:w="80" w:type="dxa"/>
-              <w:bottom w:w="80" w:type="dxa"/>
-              <w:left w:w="120" w:type="dxa"/>
-              <w:right w:w="120" w:type="dxa"/>
-            </w:tcMar>
-          </w:tcPr>
-          <w:p>
-            <w:r>
-              <w:rPr>
-                <w:rFonts w:ascii="Calibri" w:hAnsi="Calibri"/>
-                <w:b w:val="0"/>
-                <w:i w:val="0"/>
-                <w:color w:val="2D3748"/>
-                <w:sz w:val="19"/>
-              </w:rPr>
-              <w:t>FIFO (First-In, First-Out) dispatch rules; 3-year retention for warehouse ledgers; structured asset disposal committees.</w:t>
+              <w:t>Arabic (Native Source Documents) &amp; English (Cross-Lingual Queries)</w:t>
             </w:r>
           </w:p>
         </w:tc>
@@ -905,33 +328,118 @@
     </w:tbl>
     <w:p>
       <w:pPr>
-        <w:keepNext/>
+        <w:spacing w:after="240"/>
+      </w:pPr>
+    </w:p>
+    <w:p>
+      <w:pPr>
+        <w:pStyle w:val="Heading1"/>
         <w:spacing w:before="360" w:after="120"/>
       </w:pPr>
       <w:r>
         <w:rPr>
-          <w:rFonts w:ascii="Calibri" w:hAnsi="Calibri"/>
+          <w:rFonts w:ascii="Segoe UI" w:hAnsi="Segoe UI"/>
           <w:b/>
-          <w:i w:val="0"/>
-          <w:color w:val="1A365D"/>
-          <w:sz w:val="36"/>
+          <w:color w:val="1B365D"/>
+          <w:sz w:val="32"/>
         </w:rPr>
-        <w:t>2. High-Level System Architecture &amp; Flow</w:t>
+        <w:t>1. Executive Summary &amp; Business Objectives</w:t>
       </w:r>
     </w:p>
     <w:p>
       <w:pPr>
-        <w:spacing w:before="0" w:after="120" w:line="276" w:lineRule="auto"/>
+        <w:spacing w:after="160"/>
+      </w:pPr>
+      <w:r>
+        <w:t>Commercial and retail banking operations depend heavily on rigorous compliance with internal Standard Operating Procedures (SOPs), circulars, and departmental manuals. However, these documents often span hundreds of dense, bureaucratic Arabic pages, scanned PDF circulars, and intricate multi-step workflows. Branch officers, compliance auditors, and warehouse managers face significant delays when manually locating specific procedural clauses—such as daily postal cut-off times, lost keycard penalties, CCTV extraction permissions, and fixed asset disposal protocols.</w:t>
+      </w:r>
+    </w:p>
+    <w:p>
+      <w:pPr>
+        <w:spacing w:after="80"/>
+      </w:pPr>
+      <w:r>
+        <w:t>Bank_Guide_AI is an enterprise-grade Retrieval-Augmented Generation (RAG) system engineered to solve this challenge. It delivers instant, zero-hallucination, bilingual procedural guidance by combining:</w:t>
+      </w:r>
+    </w:p>
+    <w:p>
+      <w:pPr>
+        <w:pStyle w:val="ListBullet"/>
+        <w:spacing w:after="60"/>
       </w:pPr>
       <w:r>
         <w:rPr>
-          <w:rFonts w:ascii="Calibri" w:hAnsi="Calibri"/>
-          <w:b w:val="0"/>
-          <w:i w:val="0"/>
-          <w:color w:val="2D3748"/>
-          <w:sz w:val="22"/>
+          <w:b/>
+          <w:color w:val="1B365D"/>
         </w:rPr>
-        <w:t>Bank_Guide_AI is architected as a modular, decoupled pipeline structured into four primary layers: (1) Ingestion &amp; OCR Preprocessing, (2) Vector Embedding &amp; Storage, (3) Hybrid Semantic Retrieval, and (4) Context-Augmented LLM Generation.</w:t>
+        <w:t xml:space="preserve">⚡ GPU-Accelerated Dense Embeddings: </w:t>
+      </w:r>
+      <w:r>
+        <w:t>Utilizes BAAI/bge-m3 on NVIDIA CUDA for rapid semantic vector representation across 100+ languages.</w:t>
+      </w:r>
+    </w:p>
+    <w:p>
+      <w:pPr>
+        <w:pStyle w:val="ListBullet"/>
+        <w:spacing w:after="60"/>
+      </w:pPr>
+      <w:r>
+        <w:rPr>
+          <w:b/>
+          <w:color w:val="1B365D"/>
+        </w:rPr>
+        <w:t xml:space="preserve">🔍 Sparse BM25 Keyword Search: </w:t>
+      </w:r>
+      <w:r>
+        <w:t>Provides exact lexical matching for banking acronyms (BPM, FIFO, ATM), article numbers, and numerical policies.</w:t>
+      </w:r>
+    </w:p>
+    <w:p>
+      <w:pPr>
+        <w:pStyle w:val="ListBullet"/>
+        <w:spacing w:after="60"/>
+      </w:pPr>
+      <w:r>
+        <w:rPr>
+          <w:b/>
+          <w:color w:val="1B365D"/>
+        </w:rPr>
+        <w:t xml:space="preserve">🔀 Hybrid Reciprocal Rank Fusion (RRF): </w:t>
+      </w:r>
+      <w:r>
+        <w:t>Harmonizes dense semantic nuance with exact keyword precision with user-tunable weighting.</w:t>
+      </w:r>
+    </w:p>
+    <w:p>
+      <w:pPr>
+        <w:pStyle w:val="ListBullet"/>
+        <w:spacing w:after="60"/>
+      </w:pPr>
+      <w:r>
+        <w:rPr>
+          <w:b/>
+          <w:color w:val="1B365D"/>
+        </w:rPr>
+        <w:t xml:space="preserve">📑 OCR-Aware Fallback Pipeline: </w:t>
+      </w:r>
+      <w:r>
+        <w:t>Automatically parses native PDF text layers via PyMuPDF while invoking Tesseract OCR (ara+eng) for scanned circulars and rasterized tables.</w:t>
+      </w:r>
+    </w:p>
+    <w:p>
+      <w:pPr>
+        <w:pStyle w:val="ListBullet"/>
+        <w:spacing w:after="60"/>
+      </w:pPr>
+      <w:r>
+        <w:rPr>
+          <w:b/>
+          <w:color w:val="1B365D"/>
+        </w:rPr>
+        <w:t xml:space="preserve">🛡️ Grounded Citation Governance: </w:t>
+      </w:r>
+      <w:r>
+        <w:t>Every LLM response is strictly constrained to retrieved context, citing the exact document name, page number, and extraction method.</w:t>
       </w:r>
     </w:p>
     <w:tbl>
@@ -947,101 +455,41 @@
         <w:tc>
           <w:tcPr>
             <w:tcW w:type="dxa" w:w="9360"/>
-            <w:shd w:fill="F8FAFC"/>
+            <w:shd w:fill="F0F4F8"/>
             <w:tcMar>
-              <w:top w:w="100" w:type="dxa"/>
-              <w:bottom w:w="100" w:type="dxa"/>
-              <w:left w:w="140" w:type="dxa"/>
-              <w:right w:w="140" w:type="dxa"/>
+              <w:top w:w="140" w:type="dxa"/>
+              <w:bottom w:w="140" w:type="dxa"/>
+              <w:left w:w="200" w:type="dxa"/>
+              <w:right w:w="200" w:type="dxa"/>
             </w:tcMar>
             <w:tcBorders>
-              <w:left w:val="single" w:sz="12" w:space="0" w:color="CBD5E0"/>
-              <w:top w:val="single" w:sz="4" w:space="0" w:color="E2E8F0"/>
-              <w:right w:val="single" w:sz="4" w:space="0" w:color="E2E8F0"/>
-              <w:bottom w:val="single" w:sz="4" w:space="0" w:color="E2E8F0"/>
+              <w:top w:val="none"/>
+              <w:left w:val="single" w:sz="24" w:space="0" w:color="1B365D"/>
+              <w:bottom w:val="none"/>
+              <w:right w:val="none"/>
             </w:tcBorders>
           </w:tcPr>
           <w:p>
             <w:pPr>
-              <w:spacing w:before="40" w:after="40" w:line="252" w:lineRule="auto"/>
+              <w:spacing w:before="40" w:after="40"/>
             </w:pPr>
             <w:r>
               <w:rPr>
-                <w:rFonts w:ascii="Consolas" w:hAnsi="Consolas"/>
-                <w:b w:val="0"/>
-                <w:i w:val="0"/>
-                <w:color w:val="1E293B"/>
-                <w:sz w:val="19"/>
+                <w:rFonts w:ascii="Segoe UI" w:hAnsi="Segoe UI"/>
+                <w:b/>
+                <w:color w:val="1B365D"/>
+                <w:sz w:val="21"/>
               </w:rPr>
-              <w:t>+-----------------------------------------------------------------------------------+</w:t>
+              <w:t>📌 GOVERNANCE &amp; COMPLIANCE STANDARD</w:t>
               <w:br/>
-              <w:t>|                             1. INGESTION SUBSYSTEM                                |</w:t>
-              <w:br/>
-              <w:t>|  +-------------------+      +-------------------+      +-----------------------+  |</w:t>
-              <w:br/>
-              <w:t>|  |  Source Bank PDFs | ---&gt; | PyMuPDF Parser    | ---&gt; | Chunking Strategies   |  |</w:t>
-              <w:br/>
-              <w:t>|  |  (data/pdfs/)     |      | + Tesseract (OCR) |      | (5 Interchangeable)   |  |</w:t>
-              <w:br/>
-              <w:t>|  +-------------------+      +-------------------+      +-----------------------+  |</w:t>
-              <w:br/>
-              <w:t>|                                                                    |              |</w:t>
-              <w:br/>
-              <w:t>|                                                                    v              |</w:t>
-              <w:br/>
-              <w:t>|                                                        +-----------------------+  |</w:t>
-              <w:br/>
-              <w:t>|                                                        | BAAI/bge-m3 Embedding |  |</w:t>
-              <w:br/>
-              <w:t>|                                                        | (NVIDIA CUDA GPU)     |  |</w:t>
-              <w:br/>
-              <w:t>|                                                        +-----------------------+  |</w:t>
-              <w:br/>
-              <w:t>+--------------------------------------------------------------------|--------------+</w:t>
-              <w:br/>
-              <w:t xml:space="preserve">                                                                     v</w:t>
-              <w:br/>
-              <w:t>+-----------------------------------------------------------------------------------+</w:t>
-              <w:br/>
-              <w:t>|                             2. VECTOR STORAGE SUBSYSTEM                           |</w:t>
-              <w:br/>
-              <w:t>|  +-----------------------------------------------------------------------------+  |</w:t>
-              <w:br/>
-              <w:t>|  |                 ChromaDB Persisted Vector Store (vectorstore/chroma_db)     |  |</w:t>
-              <w:br/>
-              <w:t>|  |     [ 1024-dim Dense Embeddings | Document Metadata: source, page, chunk ]  |  |</w:t>
-              <w:br/>
-              <w:t>|  +-----------------------------------------------------------------------------+  |</w:t>
-              <w:br/>
-              <w:t>+--------------------------------------------------------------------|--------------+</w:t>
-              <w:br/>
-              <w:t xml:space="preserve">                                                                     v</w:t>
-              <w:br/>
-              <w:t>+-----------------------------------------------------------------------------------+</w:t>
-              <w:br/>
-              <w:t>|                             3. RETRIEVAL &amp; GENERATION                             |</w:t>
-              <w:br/>
-              <w:t>|  +--------------------+     +-------------------+      +-----------------------+  |</w:t>
-              <w:br/>
-              <w:t>|  | User Banking Query | --&gt; | Vector Retriever  | ---&gt; | Top-K Grounded Chunks |  |</w:t>
-              <w:br/>
-              <w:t>|  | (Arabic / English) |     | (MMR / Cosine)    |      | (Clamped Context)     |  |</w:t>
-              <w:br/>
-              <w:t>|  +--------------------+     +-------------------+      +-----------------------+  |</w:t>
-              <w:br/>
-              <w:t>|                                                                    |              |</w:t>
-              <w:br/>
-              <w:t>|                                                                    v              |</w:t>
-              <w:br/>
-              <w:t>|  +--------------------+     +-------------------+      +-----------------------+  |</w:t>
-              <w:br/>
-              <w:t>|  | Final Response +   | &lt;-- | Groq Cloud LLM    | &lt;--- | Grounding Prompt      |  |</w:t>
-              <w:br/>
-              <w:t>|  | Auditable Sources  |     | (Qwen 3.8 / ALLaM)|      | System Instructions   |  |</w:t>
-              <w:br/>
-              <w:t>|  +--------------------+     +-------------------+      +-----------------------+  |</w:t>
-              <w:br/>
-              <w:t>+-----------------------------------------------------------------------------------+</w:t>
+            </w:r>
+            <w:r>
+              <w:rPr>
+                <w:rFonts w:ascii="Segoe UI" w:hAnsi="Segoe UI"/>
+                <w:color w:val="333333"/>
+                <w:sz w:val="20"/>
+              </w:rPr>
+              <w:t>The system enforces a strict anti-hallucination policy: If a requested policy or procedure is not present in the ingested knowledge base, the assistant explicitly states that the manuals do not cover the subject, preventing operational or compliance risks.</w:t>
             </w:r>
           </w:p>
         </w:tc>
@@ -1049,23 +497,30 @@
     </w:tbl>
     <w:p>
       <w:pPr>
-        <w:spacing w:before="0" w:after="80"/>
+        <w:spacing w:after="120"/>
       </w:pPr>
     </w:p>
     <w:p>
       <w:pPr>
-        <w:keepNext/>
-        <w:spacing w:before="280" w:after="80"/>
+        <w:pStyle w:val="Heading1"/>
+        <w:spacing w:before="320" w:after="120"/>
       </w:pPr>
       <w:r>
         <w:rPr>
-          <w:rFonts w:ascii="Calibri" w:hAnsi="Calibri"/>
+          <w:rFonts w:ascii="Segoe UI" w:hAnsi="Segoe UI"/>
           <w:b/>
-          <w:i w:val="0"/>
-          <w:color w:val="2B6CB0"/>
-          <w:sz w:val="28"/>
+          <w:color w:val="1B365D"/>
+          <w:sz w:val="32"/>
         </w:rPr>
-        <w:t>2.1 Architectural Subsystems Overview</w:t>
+        <w:t>2. Ingested Procedural Knowledge Base</w:t>
+      </w:r>
+    </w:p>
+    <w:p>
+      <w:pPr>
+        <w:spacing w:after="120"/>
+      </w:pPr>
+      <w:r>
+        <w:t>The system currently indexes three core banking procedure manuals located in the data repository:</w:t>
       </w:r>
     </w:p>
     <w:tbl>
@@ -1073,90 +528,88 @@
         <w:tblW w:type="auto" w:w="0"/>
         <w:jc w:val="center"/>
         <w:tblLook w:firstColumn="1" w:firstRow="1" w:lastColumn="0" w:lastRow="0" w:noHBand="0" w:noVBand="1" w:val="04A0"/>
-        <w:tblBorders>
-          <w:top w:val="single" w:sz="4" w:space="0" w:color="CBD5E0"/>
-          <w:bottom w:val="single" w:sz="4" w:space="0" w:color="CBD5E0"/>
-          <w:insideH w:val="single" w:sz="4" w:space="0" w:color="CBD5E0"/>
-          <w:insideV w:val="none"/>
-          <w:left w:val="none"/>
-          <w:right w:val="none"/>
-        </w:tblBorders>
       </w:tblPr>
       <w:tblGrid>
-        <w:gridCol w:w="3120"/>
-        <w:gridCol w:w="3120"/>
-        <w:gridCol w:w="3120"/>
+        <w:gridCol w:w="3024"/>
+        <w:gridCol w:w="3024"/>
+        <w:gridCol w:w="3312"/>
       </w:tblGrid>
       <w:tr>
         <w:tc>
           <w:tcPr>
             <w:tcW w:type="dxa" w:w="3120"/>
-            <w:shd w:fill="1A365D"/>
+            <w:shd w:fill="1B365D"/>
             <w:tcMar>
-              <w:top w:w="100" w:type="dxa"/>
-              <w:bottom w:w="100" w:type="dxa"/>
-              <w:left w:w="120" w:type="dxa"/>
-              <w:right w:w="120" w:type="dxa"/>
+              <w:top w:w="120" w:type="dxa"/>
+              <w:bottom w:w="120" w:type="dxa"/>
+              <w:left w:w="140" w:type="dxa"/>
+              <w:right w:w="140" w:type="dxa"/>
             </w:tcMar>
           </w:tcPr>
           <w:p>
+            <w:pPr>
+              <w:jc w:val="left"/>
+            </w:pPr>
             <w:r>
               <w:rPr>
-                <w:rFonts w:ascii="Calibri" w:hAnsi="Calibri"/>
+                <w:rFonts w:ascii="Segoe UI" w:hAnsi="Segoe UI"/>
                 <w:b/>
-                <w:i w:val="0"/>
                 <w:color w:val="FFFFFF"/>
-                <w:sz w:val="21"/>
+                <w:sz w:val="20"/>
               </w:rPr>
-              <w:t>Subsystem Layer</w:t>
+              <w:t>Manual Name</w:t>
             </w:r>
           </w:p>
         </w:tc>
         <w:tc>
           <w:tcPr>
             <w:tcW w:type="dxa" w:w="3120"/>
-            <w:shd w:fill="1A365D"/>
+            <w:shd w:fill="1B365D"/>
             <w:tcMar>
-              <w:top w:w="100" w:type="dxa"/>
-              <w:bottom w:w="100" w:type="dxa"/>
-              <w:left w:w="120" w:type="dxa"/>
-              <w:right w:w="120" w:type="dxa"/>
+              <w:top w:w="120" w:type="dxa"/>
+              <w:bottom w:w="120" w:type="dxa"/>
+              <w:left w:w="140" w:type="dxa"/>
+              <w:right w:w="140" w:type="dxa"/>
             </w:tcMar>
           </w:tcPr>
           <w:p>
+            <w:pPr>
+              <w:jc w:val="left"/>
+            </w:pPr>
             <w:r>
               <w:rPr>
-                <w:rFonts w:ascii="Calibri" w:hAnsi="Calibri"/>
+                <w:rFonts w:ascii="Segoe UI" w:hAnsi="Segoe UI"/>
                 <w:b/>
-                <w:i w:val="0"/>
                 <w:color w:val="FFFFFF"/>
-                <w:sz w:val="21"/>
+                <w:sz w:val="20"/>
               </w:rPr>
-              <w:t>Core Python Module</w:t>
+              <w:t>Arabic Title &amp; Scope</w:t>
             </w:r>
           </w:p>
         </w:tc>
         <w:tc>
           <w:tcPr>
             <w:tcW w:type="dxa" w:w="3120"/>
-            <w:shd w:fill="1A365D"/>
+            <w:shd w:fill="1B365D"/>
             <w:tcMar>
-              <w:top w:w="100" w:type="dxa"/>
-              <w:bottom w:w="100" w:type="dxa"/>
-              <w:left w:w="120" w:type="dxa"/>
-              <w:right w:w="120" w:type="dxa"/>
+              <w:top w:w="120" w:type="dxa"/>
+              <w:bottom w:w="120" w:type="dxa"/>
+              <w:left w:w="140" w:type="dxa"/>
+              <w:right w:w="140" w:type="dxa"/>
             </w:tcMar>
           </w:tcPr>
           <w:p>
+            <w:pPr>
+              <w:jc w:val="left"/>
+            </w:pPr>
             <w:r>
               <w:rPr>
-                <w:rFonts w:ascii="Calibri" w:hAnsi="Calibri"/>
+                <w:rFonts w:ascii="Segoe UI" w:hAnsi="Segoe UI"/>
                 <w:b/>
-                <w:i w:val="0"/>
                 <w:color w:val="FFFFFF"/>
-                <w:sz w:val="21"/>
+                <w:sz w:val="20"/>
               </w:rPr>
-              <w:t>Primary Responsibilities</w:t>
+              <w:t>Key Core Topics &amp; Operational Clauses</w:t>
             </w:r>
           </w:p>
         </w:tc>
@@ -1164,75 +617,77 @@
       <w:tr>
         <w:tc>
           <w:tcPr>
-            <w:tcW w:type="dxa" w:w="2592"/>
+            <w:tcW w:type="dxa" w:w="3120"/>
             <w:shd w:fill="FFFFFF"/>
             <w:tcMar>
-              <w:top w:w="80" w:type="dxa"/>
-              <w:bottom w:w="80" w:type="dxa"/>
-              <w:left w:w="120" w:type="dxa"/>
-              <w:right w:w="120" w:type="dxa"/>
+              <w:top w:w="100" w:type="dxa"/>
+              <w:bottom w:w="100" w:type="dxa"/>
+              <w:left w:w="140" w:type="dxa"/>
+              <w:right w:w="140" w:type="dxa"/>
             </w:tcMar>
           </w:tcPr>
           <w:p>
             <w:r>
               <w:rPr>
-                <w:rFonts w:ascii="Calibri" w:hAnsi="Calibri"/>
-                <w:b w:val="0"/>
-                <w:i w:val="0"/>
-                <w:color w:val="2D3748"/>
+                <w:rFonts w:ascii="Segoe UI" w:hAnsi="Segoe UI"/>
+                <w:color w:val="282828"/>
                 <w:sz w:val="19"/>
               </w:rPr>
-              <w:t>Ingestion &amp; OCR</w:t>
+              <w:t>Central Mail &amp; Files Manual</w:t>
+              <w:br/>
+              <w:t>(Central_Mail_and_Files_Unit_Procedures_Manual.pdf)</w:t>
             </w:r>
           </w:p>
         </w:tc>
         <w:tc>
           <w:tcPr>
-            <w:tcW w:type="dxa" w:w="3168"/>
+            <w:tcW w:type="dxa" w:w="3120"/>
             <w:shd w:fill="FFFFFF"/>
             <w:tcMar>
-              <w:top w:w="80" w:type="dxa"/>
-              <w:bottom w:w="80" w:type="dxa"/>
-              <w:left w:w="120" w:type="dxa"/>
-              <w:right w:w="120" w:type="dxa"/>
+              <w:top w:w="100" w:type="dxa"/>
+              <w:bottom w:w="100" w:type="dxa"/>
+              <w:left w:w="140" w:type="dxa"/>
+              <w:right w:w="140" w:type="dxa"/>
             </w:tcMar>
           </w:tcPr>
           <w:p>
             <w:r>
               <w:rPr>
-                <w:rFonts w:ascii="Calibri" w:hAnsi="Calibri"/>
-                <w:b w:val="0"/>
-                <w:i w:val="0"/>
-                <w:color w:val="2D3748"/>
+                <w:rFonts w:ascii="Segoe UI" w:hAnsi="Segoe UI"/>
+                <w:color w:val="282828"/>
                 <w:sz w:val="19"/>
               </w:rPr>
-              <w:t>ingestion/ocr_loader.py</w:t>
+              <w:t>دليل إجراءات وحدة البريد المركزي والملفات</w:t>
               <w:br/>
-              <w:t>ingestion/chunking.py</w:t>
+              <w:t>(Administration / Operations)</w:t>
             </w:r>
           </w:p>
         </w:tc>
         <w:tc>
           <w:tcPr>
-            <w:tcW w:type="dxa" w:w="3600"/>
+            <w:tcW w:type="dxa" w:w="3120"/>
             <w:shd w:fill="FFFFFF"/>
             <w:tcMar>
-              <w:top w:w="80" w:type="dxa"/>
-              <w:bottom w:w="80" w:type="dxa"/>
-              <w:left w:w="120" w:type="dxa"/>
-              <w:right w:w="120" w:type="dxa"/>
+              <w:top w:w="100" w:type="dxa"/>
+              <w:bottom w:w="100" w:type="dxa"/>
+              <w:left w:w="140" w:type="dxa"/>
+              <w:right w:w="140" w:type="dxa"/>
             </w:tcMar>
           </w:tcPr>
           <w:p>
             <w:r>
               <w:rPr>
-                <w:rFonts w:ascii="Calibri" w:hAnsi="Calibri"/>
-                <w:b w:val="0"/>
-                <w:i w:val="0"/>
-                <w:color w:val="2D3748"/>
+                <w:rFonts w:ascii="Segoe UI" w:hAnsi="Segoe UI"/>
+                <w:color w:val="282828"/>
                 <w:sz w:val="19"/>
               </w:rPr>
-              <w:t>Extracts digital text via PyMuPDF; rasterizes low-text pages at 300 DPI for Tesseract OCR; splits text using 5 distinct chunking strategies; persists extraction cache.</w:t>
+              <w:t>• Daily BPM submission cut-off at 1:30 PM</w:t>
+              <w:br/>
+              <w:t>• Prohibition of sending debit card + PIN in same parcel</w:t>
+              <w:br/>
+              <w:t>• Archiving of approved credit files (Doxis / physical)</w:t>
+              <w:br/>
+              <w:t>• Domestic &amp; international courier contracts</w:t>
             </w:r>
           </w:p>
         </w:tc>
@@ -1240,73 +695,77 @@
       <w:tr>
         <w:tc>
           <w:tcPr>
-            <w:tcW w:type="dxa" w:w="2592"/>
-            <w:shd w:fill="F8FAFC"/>
+            <w:tcW w:type="dxa" w:w="3120"/>
+            <w:shd w:fill="F9FBFD"/>
             <w:tcMar>
-              <w:top w:w="80" w:type="dxa"/>
-              <w:bottom w:w="80" w:type="dxa"/>
-              <w:left w:w="120" w:type="dxa"/>
-              <w:right w:w="120" w:type="dxa"/>
+              <w:top w:w="100" w:type="dxa"/>
+              <w:bottom w:w="100" w:type="dxa"/>
+              <w:left w:w="140" w:type="dxa"/>
+              <w:right w:w="140" w:type="dxa"/>
             </w:tcMar>
           </w:tcPr>
           <w:p>
             <w:r>
               <w:rPr>
-                <w:rFonts w:ascii="Calibri" w:hAnsi="Calibri"/>
-                <w:b w:val="0"/>
-                <w:i w:val="0"/>
-                <w:color w:val="2D3748"/>
+                <w:rFonts w:ascii="Segoe UI" w:hAnsi="Segoe UI"/>
+                <w:color w:val="282828"/>
                 <w:sz w:val="19"/>
               </w:rPr>
-              <w:t>Embedding Pipeline</w:t>
+              <w:t>Central Alarm Tasks Manual</w:t>
+              <w:br/>
+              <w:t>(Central_Alarm_Tasks_and_Procedures_Manual.pdf)</w:t>
             </w:r>
           </w:p>
         </w:tc>
         <w:tc>
           <w:tcPr>
-            <w:tcW w:type="dxa" w:w="3168"/>
-            <w:shd w:fill="F8FAFC"/>
+            <w:tcW w:type="dxa" w:w="3120"/>
+            <w:shd w:fill="F9FBFD"/>
             <w:tcMar>
-              <w:top w:w="80" w:type="dxa"/>
-              <w:bottom w:w="80" w:type="dxa"/>
-              <w:left w:w="120" w:type="dxa"/>
-              <w:right w:w="120" w:type="dxa"/>
+              <w:top w:w="100" w:type="dxa"/>
+              <w:bottom w:w="100" w:type="dxa"/>
+              <w:left w:w="140" w:type="dxa"/>
+              <w:right w:w="140" w:type="dxa"/>
             </w:tcMar>
           </w:tcPr>
           <w:p>
             <w:r>
               <w:rPr>
-                <w:rFonts w:ascii="Calibri" w:hAnsi="Calibri"/>
-                <w:b w:val="0"/>
-                <w:i w:val="0"/>
-                <w:color w:val="2D3748"/>
+                <w:rFonts w:ascii="Segoe UI" w:hAnsi="Segoe UI"/>
+                <w:color w:val="282828"/>
                 <w:sz w:val="19"/>
               </w:rPr>
-              <w:t>ingestion/embeddings.py</w:t>
+              <w:t>دليل إجراءات وحدة الإنذار المركزي</w:t>
+              <w:br/>
+              <w:t>(Security &amp; Branch Safety)</w:t>
             </w:r>
           </w:p>
         </w:tc>
         <w:tc>
           <w:tcPr>
-            <w:tcW w:type="dxa" w:w="3600"/>
-            <w:shd w:fill="F8FAFC"/>
+            <w:tcW w:type="dxa" w:w="3120"/>
+            <w:shd w:fill="F9FBFD"/>
             <w:tcMar>
-              <w:top w:w="80" w:type="dxa"/>
-              <w:bottom w:w="80" w:type="dxa"/>
-              <w:left w:w="120" w:type="dxa"/>
-              <w:right w:w="120" w:type="dxa"/>
+              <w:top w:w="100" w:type="dxa"/>
+              <w:bottom w:w="100" w:type="dxa"/>
+              <w:left w:w="140" w:type="dxa"/>
+              <w:right w:w="140" w:type="dxa"/>
             </w:tcMar>
           </w:tcPr>
           <w:p>
             <w:r>
               <w:rPr>
-                <w:rFonts w:ascii="Calibri" w:hAnsi="Calibri"/>
-                <w:b w:val="0"/>
-                <w:i w:val="0"/>
-                <w:color w:val="2D3748"/>
+                <w:rFonts w:ascii="Segoe UI" w:hAnsi="Segoe UI"/>
+                <w:color w:val="282828"/>
                 <w:sz w:val="19"/>
               </w:rPr>
-              <w:t>Loads BAAI/bge-m3 model onto GPU; normalizes embeddings; provides LRU cached singleton instance; encodes chunks in memory-safe micro-batches.</w:t>
+              <w:t>• 10 JOD replacement penalty for lost access cards</w:t>
+              <w:br/>
+              <w:t>• Exemption criteria (technical defect or after 2 years)</w:t>
+              <w:br/>
+              <w:t>• CCTV footage extraction protocols &amp; security approvals</w:t>
+              <w:br/>
+              <w:t>• Fire and anti-burglary alarm monitoring cycles</w:t>
             </w:r>
           </w:p>
         </w:tc>
@@ -1314,75 +773,197 @@
       <w:tr>
         <w:tc>
           <w:tcPr>
-            <w:tcW w:type="dxa" w:w="2592"/>
+            <w:tcW w:type="dxa" w:w="3120"/>
             <w:shd w:fill="FFFFFF"/>
             <w:tcMar>
-              <w:top w:w="80" w:type="dxa"/>
-              <w:bottom w:w="80" w:type="dxa"/>
-              <w:left w:w="120" w:type="dxa"/>
-              <w:right w:w="120" w:type="dxa"/>
+              <w:top w:w="100" w:type="dxa"/>
+              <w:bottom w:w="100" w:type="dxa"/>
+              <w:left w:w="140" w:type="dxa"/>
+              <w:right w:w="140" w:type="dxa"/>
             </w:tcMar>
           </w:tcPr>
           <w:p>
             <w:r>
               <w:rPr>
-                <w:rFonts w:ascii="Calibri" w:hAnsi="Calibri"/>
-                <w:b w:val="0"/>
-                <w:i w:val="0"/>
-                <w:color w:val="2D3748"/>
+                <w:rFonts w:ascii="Segoe UI" w:hAnsi="Segoe UI"/>
+                <w:color w:val="282828"/>
                 <w:sz w:val="19"/>
               </w:rPr>
-              <w:t>Vector Store &amp; Retrieval</w:t>
+              <w:t>Assets &amp; Warehouse Operations Manual</w:t>
+              <w:br/>
+              <w:t>(Assets_and_Warehouse_Operations_Manual.pdf)</w:t>
             </w:r>
           </w:p>
         </w:tc>
         <w:tc>
           <w:tcPr>
-            <w:tcW w:type="dxa" w:w="3168"/>
+            <w:tcW w:type="dxa" w:w="3120"/>
             <w:shd w:fill="FFFFFF"/>
             <w:tcMar>
-              <w:top w:w="80" w:type="dxa"/>
-              <w:bottom w:w="80" w:type="dxa"/>
-              <w:left w:w="120" w:type="dxa"/>
-              <w:right w:w="120" w:type="dxa"/>
+              <w:top w:w="100" w:type="dxa"/>
+              <w:bottom w:w="100" w:type="dxa"/>
+              <w:left w:w="140" w:type="dxa"/>
+              <w:right w:w="140" w:type="dxa"/>
             </w:tcMar>
           </w:tcPr>
           <w:p>
             <w:r>
               <w:rPr>
-                <w:rFonts w:ascii="Calibri" w:hAnsi="Calibri"/>
-                <w:b w:val="0"/>
-                <w:i w:val="0"/>
-                <w:color w:val="2D3748"/>
+                <w:rFonts w:ascii="Segoe UI" w:hAnsi="Segoe UI"/>
+                <w:color w:val="282828"/>
                 <w:sz w:val="19"/>
               </w:rPr>
-              <w:t>retrieval/vectorstore.py</w:t>
+              <w:t>دليل إجراءات وحدة الموجودات وعمليات المستودعات</w:t>
               <w:br/>
-              <w:t>retrieval/retriever.py</w:t>
+              <w:t>(Supply Chain &amp; Logistics)</w:t>
             </w:r>
           </w:p>
         </w:tc>
         <w:tc>
           <w:tcPr>
-            <w:tcW w:type="dxa" w:w="3600"/>
+            <w:tcW w:type="dxa" w:w="3120"/>
             <w:shd w:fill="FFFFFF"/>
             <w:tcMar>
-              <w:top w:w="80" w:type="dxa"/>
-              <w:bottom w:w="80" w:type="dxa"/>
-              <w:left w:w="120" w:type="dxa"/>
-              <w:right w:w="120" w:type="dxa"/>
+              <w:top w:w="100" w:type="dxa"/>
+              <w:bottom w:w="100" w:type="dxa"/>
+              <w:left w:w="140" w:type="dxa"/>
+              <w:right w:w="140" w:type="dxa"/>
             </w:tcMar>
           </w:tcPr>
           <w:p>
             <w:r>
               <w:rPr>
-                <w:rFonts w:ascii="Calibri" w:hAnsi="Calibri"/>
-                <w:b w:val="0"/>
-                <w:i w:val="0"/>
-                <w:color w:val="2D3748"/>
+                <w:rFonts w:ascii="Segoe UI" w:hAnsi="Segoe UI"/>
+                <w:color w:val="282828"/>
                 <w:sz w:val="19"/>
               </w:rPr>
-              <w:t>Maintains persisted ChromaDB collection; executes Cosine Similarity and Maximal Marginal Relevance (MMR) searches; enforces document source filters.</w:t>
+              <w:t>• FIFO (First-In, First-Out) inventory dispatch policy</w:t>
+              <w:br/>
+              <w:t>• Annual &amp; surprise physical inventory committees</w:t>
+              <w:br/>
+              <w:t>• Scrap, damaged asset disposal, and donation approvals</w:t>
+              <w:br/>
+              <w:t>• Goods Receipt Note (GRN) documentation standards</w:t>
+            </w:r>
+          </w:p>
+        </w:tc>
+      </w:tr>
+    </w:tbl>
+    <w:p>
+      <w:pPr>
+        <w:spacing w:after="200"/>
+      </w:pPr>
+    </w:p>
+    <w:p>
+      <w:pPr>
+        <w:pStyle w:val="Heading1"/>
+        <w:spacing w:before="320" w:after="120"/>
+      </w:pPr>
+      <w:r>
+        <w:rPr>
+          <w:rFonts w:ascii="Segoe UI" w:hAnsi="Segoe UI"/>
+          <w:b/>
+          <w:color w:val="1B365D"/>
+          <w:sz w:val="32"/>
+        </w:rPr>
+        <w:t>3. End-to-End System Architecture</w:t>
+      </w:r>
+    </w:p>
+    <w:p>
+      <w:pPr>
+        <w:spacing w:after="160"/>
+      </w:pPr>
+      <w:r>
+        <w:t>The architecture is engineered into three modular, high-performance pipelines: (1) Ingestion &amp; Vectorization, (2) Hybrid Retrieval Engine, and (3) Grounded Generation.</w:t>
+      </w:r>
+    </w:p>
+    <w:tbl>
+      <w:tblPr>
+        <w:tblW w:type="auto" w:w="0"/>
+        <w:jc w:val="center"/>
+        <w:tblLook w:firstColumn="1" w:firstRow="1" w:lastColumn="0" w:lastRow="0" w:noHBand="0" w:noVBand="1" w:val="04A0"/>
+      </w:tblPr>
+      <w:tblGrid>
+        <w:gridCol w:w="2592"/>
+        <w:gridCol w:w="3168"/>
+        <w:gridCol w:w="3600"/>
+      </w:tblGrid>
+      <w:tr>
+        <w:tc>
+          <w:tcPr>
+            <w:tcW w:type="dxa" w:w="3120"/>
+            <w:shd w:fill="2B4C7E"/>
+            <w:tcMar>
+              <w:top w:w="120" w:type="dxa"/>
+              <w:bottom w:w="120" w:type="dxa"/>
+              <w:left w:w="140" w:type="dxa"/>
+              <w:right w:w="140" w:type="dxa"/>
+            </w:tcMar>
+          </w:tcPr>
+          <w:p>
+            <w:pPr>
+              <w:jc w:val="left"/>
+            </w:pPr>
+            <w:r>
+              <w:rPr>
+                <w:rFonts w:ascii="Segoe UI" w:hAnsi="Segoe UI"/>
+                <w:b/>
+                <w:color w:val="FFFFFF"/>
+                <w:sz w:val="20"/>
+              </w:rPr>
+              <w:t>Pipeline Stage</w:t>
+            </w:r>
+          </w:p>
+        </w:tc>
+        <w:tc>
+          <w:tcPr>
+            <w:tcW w:type="dxa" w:w="3120"/>
+            <w:shd w:fill="2B4C7E"/>
+            <w:tcMar>
+              <w:top w:w="120" w:type="dxa"/>
+              <w:bottom w:w="120" w:type="dxa"/>
+              <w:left w:w="140" w:type="dxa"/>
+              <w:right w:w="140" w:type="dxa"/>
+            </w:tcMar>
+          </w:tcPr>
+          <w:p>
+            <w:pPr>
+              <w:jc w:val="left"/>
+            </w:pPr>
+            <w:r>
+              <w:rPr>
+                <w:rFonts w:ascii="Segoe UI" w:hAnsi="Segoe UI"/>
+                <w:b/>
+                <w:color w:val="FFFFFF"/>
+                <w:sz w:val="20"/>
+              </w:rPr>
+              <w:t>Core Technologies</w:t>
+            </w:r>
+          </w:p>
+        </w:tc>
+        <w:tc>
+          <w:tcPr>
+            <w:tcW w:type="dxa" w:w="3120"/>
+            <w:shd w:fill="2B4C7E"/>
+            <w:tcMar>
+              <w:top w:w="120" w:type="dxa"/>
+              <w:bottom w:w="120" w:type="dxa"/>
+              <w:left w:w="140" w:type="dxa"/>
+              <w:right w:w="140" w:type="dxa"/>
+            </w:tcMar>
+          </w:tcPr>
+          <w:p>
+            <w:pPr>
+              <w:jc w:val="left"/>
+            </w:pPr>
+            <w:r>
+              <w:rPr>
+                <w:rFonts w:ascii="Segoe UI" w:hAnsi="Segoe UI"/>
+                <w:b/>
+                <w:color w:val="FFFFFF"/>
+                <w:sz w:val="20"/>
+              </w:rPr>
+              <w:t>Responsibilities &amp; Key Mechanisms</w:t>
             </w:r>
           </w:p>
         </w:tc>
@@ -1390,75 +971,249 @@
       <w:tr>
         <w:tc>
           <w:tcPr>
-            <w:tcW w:type="dxa" w:w="2592"/>
-            <w:shd w:fill="F8FAFC"/>
+            <w:tcW w:type="dxa" w:w="3120"/>
+            <w:shd w:fill="FFFFFF"/>
             <w:tcMar>
-              <w:top w:w="80" w:type="dxa"/>
-              <w:bottom w:w="80" w:type="dxa"/>
-              <w:left w:w="120" w:type="dxa"/>
-              <w:right w:w="120" w:type="dxa"/>
+              <w:top w:w="100" w:type="dxa"/>
+              <w:bottom w:w="100" w:type="dxa"/>
+              <w:left w:w="140" w:type="dxa"/>
+              <w:right w:w="140" w:type="dxa"/>
             </w:tcMar>
           </w:tcPr>
           <w:p>
             <w:r>
               <w:rPr>
-                <w:rFonts w:ascii="Calibri" w:hAnsi="Calibri"/>
-                <w:b w:val="0"/>
-                <w:i w:val="0"/>
-                <w:color w:val="2D3748"/>
+                <w:rFonts w:ascii="Segoe UI" w:hAnsi="Segoe UI"/>
+                <w:color w:val="282828"/>
                 <w:sz w:val="19"/>
               </w:rPr>
-              <w:t>LLM Generation</w:t>
+              <w:t>1. Ingestion &amp;</w:t>
+              <w:br/>
+              <w:t>Preprocessing</w:t>
             </w:r>
           </w:p>
         </w:tc>
         <w:tc>
           <w:tcPr>
-            <w:tcW w:type="dxa" w:w="3168"/>
-            <w:shd w:fill="F8FAFC"/>
+            <w:tcW w:type="dxa" w:w="3120"/>
+            <w:shd w:fill="FFFFFF"/>
             <w:tcMar>
-              <w:top w:w="80" w:type="dxa"/>
-              <w:bottom w:w="80" w:type="dxa"/>
-              <w:left w:w="120" w:type="dxa"/>
-              <w:right w:w="120" w:type="dxa"/>
+              <w:top w:w="100" w:type="dxa"/>
+              <w:bottom w:w="100" w:type="dxa"/>
+              <w:left w:w="140" w:type="dxa"/>
+              <w:right w:w="140" w:type="dxa"/>
             </w:tcMar>
           </w:tcPr>
           <w:p>
             <w:r>
               <w:rPr>
-                <w:rFonts w:ascii="Calibri" w:hAnsi="Calibri"/>
-                <w:b w:val="0"/>
-                <w:i w:val="0"/>
-                <w:color w:val="2D3748"/>
+                <w:rFonts w:ascii="Segoe UI" w:hAnsi="Segoe UI"/>
+                <w:color w:val="282828"/>
                 <w:sz w:val="19"/>
               </w:rPr>
-              <w:t>generation/generator.py</w:t>
+              <w:t>• PyMuPDF (fitz)</w:t>
               <w:br/>
-              <w:t>config.py</w:t>
+              <w:t>• Tesseract OCR (ara+eng)</w:t>
+              <w:br/>
+              <w:t>• 5 Chunking Strategies</w:t>
+              <w:br/>
+              <w:t>• HuggingFace BGE-M3 (CUDA)</w:t>
             </w:r>
           </w:p>
         </w:tc>
         <w:tc>
           <w:tcPr>
-            <w:tcW w:type="dxa" w:w="3600"/>
-            <w:shd w:fill="F8FAFC"/>
+            <w:tcW w:type="dxa" w:w="3120"/>
+            <w:shd w:fill="FFFFFF"/>
             <w:tcMar>
-              <w:top w:w="80" w:type="dxa"/>
-              <w:bottom w:w="80" w:type="dxa"/>
-              <w:left w:w="120" w:type="dxa"/>
-              <w:right w:w="120" w:type="dxa"/>
+              <w:top w:w="100" w:type="dxa"/>
+              <w:bottom w:w="100" w:type="dxa"/>
+              <w:left w:w="140" w:type="dxa"/>
+              <w:right w:w="140" w:type="dxa"/>
             </w:tcMar>
           </w:tcPr>
           <w:p>
             <w:r>
               <w:rPr>
-                <w:rFonts w:ascii="Calibri" w:hAnsi="Calibri"/>
-                <w:b w:val="0"/>
-                <w:i w:val="0"/>
-                <w:color w:val="2D3748"/>
+                <w:rFonts w:ascii="Segoe UI" w:hAnsi="Segoe UI"/>
+                <w:color w:val="282828"/>
                 <w:sz w:val="19"/>
               </w:rPr>
-              <w:t>Formats context chunks into grounding prompts; interfaces with Groq Cloud API; generates bilingual, strictly grounded responses with document/page citations.</w:t>
+              <w:t>• Native text extraction with automatic fallback to OCR</w:t>
+              <w:br/>
+              <w:t>• JSON extraction cache to prevent redundant OCR</w:t>
+              <w:br/>
+              <w:t>• 5 Chunking algorithms (recursive, arabic_paragraph, etc.)</w:t>
+              <w:br/>
+              <w:t>• GPU-accelerated batch embedding into 1024-dim vectors</w:t>
+              <w:br/>
+              <w:t>• Persistent storage in ChromaDB vector store</w:t>
+            </w:r>
+          </w:p>
+        </w:tc>
+      </w:tr>
+      <w:tr>
+        <w:tc>
+          <w:tcPr>
+            <w:tcW w:type="dxa" w:w="3120"/>
+            <w:shd w:fill="F4F7FB"/>
+            <w:tcMar>
+              <w:top w:w="100" w:type="dxa"/>
+              <w:bottom w:w="100" w:type="dxa"/>
+              <w:left w:w="140" w:type="dxa"/>
+              <w:right w:w="140" w:type="dxa"/>
+            </w:tcMar>
+          </w:tcPr>
+          <w:p>
+            <w:r>
+              <w:rPr>
+                <w:rFonts w:ascii="Segoe UI" w:hAnsi="Segoe UI"/>
+                <w:color w:val="282828"/>
+                <w:sz w:val="19"/>
+              </w:rPr>
+              <w:t>2. Hybrid Retrieval</w:t>
+              <w:br/>
+              <w:t>&amp; Fusion Engine</w:t>
+            </w:r>
+          </w:p>
+        </w:tc>
+        <w:tc>
+          <w:tcPr>
+            <w:tcW w:type="dxa" w:w="3120"/>
+            <w:shd w:fill="F4F7FB"/>
+            <w:tcMar>
+              <w:top w:w="100" w:type="dxa"/>
+              <w:bottom w:w="100" w:type="dxa"/>
+              <w:left w:w="140" w:type="dxa"/>
+              <w:right w:w="140" w:type="dxa"/>
+            </w:tcMar>
+          </w:tcPr>
+          <w:p>
+            <w:r>
+              <w:rPr>
+                <w:rFonts w:ascii="Segoe UI" w:hAnsi="Segoe UI"/>
+                <w:color w:val="282828"/>
+                <w:sz w:val="19"/>
+              </w:rPr>
+              <w:t>• ChromaDB (Dense Vector)</w:t>
+              <w:br/>
+              <w:t>• BM25Retriever (rank-bm25)</w:t>
+              <w:br/>
+              <w:t>• Custom HybridEnsembleRetriever</w:t>
+              <w:br/>
+              <w:t>• Reciprocal Rank Fusion (RRF)</w:t>
+            </w:r>
+          </w:p>
+        </w:tc>
+        <w:tc>
+          <w:tcPr>
+            <w:tcW w:type="dxa" w:w="3120"/>
+            <w:shd w:fill="F4F7FB"/>
+            <w:tcMar>
+              <w:top w:w="100" w:type="dxa"/>
+              <w:bottom w:w="100" w:type="dxa"/>
+              <w:left w:w="140" w:type="dxa"/>
+              <w:right w:w="140" w:type="dxa"/>
+            </w:tcMar>
+          </w:tcPr>
+          <w:p>
+            <w:r>
+              <w:rPr>
+                <w:rFonts w:ascii="Segoe UI" w:hAnsi="Segoe UI"/>
+                <w:color w:val="282828"/>
+                <w:sz w:val="19"/>
+              </w:rPr>
+              <w:t>• Dense vector similarity / MMR search for semantic intent</w:t>
+              <w:br/>
+              <w:t>• BM25 sparse keyword search for acronyms/article numbers</w:t>
+              <w:br/>
+              <w:t>• Weighted Reciprocal Rank Fusion (RRF formula with constant c=60)</w:t>
+              <w:br/>
+              <w:t>• Dynamic UI weight ratio slider (0.0 to 1.0)</w:t>
+              <w:br/>
+              <w:t>• Document source filtering and top-k tuning</w:t>
+            </w:r>
+          </w:p>
+        </w:tc>
+      </w:tr>
+      <w:tr>
+        <w:tc>
+          <w:tcPr>
+            <w:tcW w:type="dxa" w:w="3120"/>
+            <w:shd w:fill="FFFFFF"/>
+            <w:tcMar>
+              <w:top w:w="100" w:type="dxa"/>
+              <w:bottom w:w="100" w:type="dxa"/>
+              <w:left w:w="140" w:type="dxa"/>
+              <w:right w:w="140" w:type="dxa"/>
+            </w:tcMar>
+          </w:tcPr>
+          <w:p>
+            <w:r>
+              <w:rPr>
+                <w:rFonts w:ascii="Segoe UI" w:hAnsi="Segoe UI"/>
+                <w:color w:val="282828"/>
+                <w:sz w:val="19"/>
+              </w:rPr>
+              <w:t>3. Grounded Generation</w:t>
+              <w:br/>
+              <w:t>&amp; User Interface</w:t>
+            </w:r>
+          </w:p>
+        </w:tc>
+        <w:tc>
+          <w:tcPr>
+            <w:tcW w:type="dxa" w:w="3120"/>
+            <w:shd w:fill="FFFFFF"/>
+            <w:tcMar>
+              <w:top w:w="100" w:type="dxa"/>
+              <w:bottom w:w="100" w:type="dxa"/>
+              <w:left w:w="140" w:type="dxa"/>
+              <w:right w:w="140" w:type="dxa"/>
+            </w:tcMar>
+          </w:tcPr>
+          <w:p>
+            <w:r>
+              <w:rPr>
+                <w:rFonts w:ascii="Segoe UI" w:hAnsi="Segoe UI"/>
+                <w:color w:val="282828"/>
+                <w:sz w:val="19"/>
+              </w:rPr>
+              <w:t>• Groq Cloud API</w:t>
+              <w:br/>
+              <w:t>• Qwen 2.5 / ALLaM / Llama-3.3</w:t>
+              <w:br/>
+              <w:t>• LangChain Core Prompts</w:t>
+              <w:br/>
+              <w:t>• Streamlit Interactive App</w:t>
+            </w:r>
+          </w:p>
+        </w:tc>
+        <w:tc>
+          <w:tcPr>
+            <w:tcW w:type="dxa" w:w="3120"/>
+            <w:shd w:fill="FFFFFF"/>
+            <w:tcMar>
+              <w:top w:w="100" w:type="dxa"/>
+              <w:bottom w:w="100" w:type="dxa"/>
+              <w:left w:w="140" w:type="dxa"/>
+              <w:right w:w="140" w:type="dxa"/>
+            </w:tcMar>
+          </w:tcPr>
+          <w:p>
+            <w:r>
+              <w:rPr>
+                <w:rFonts w:ascii="Segoe UI" w:hAnsi="Segoe UI"/>
+                <w:color w:val="282828"/>
+                <w:sz w:val="19"/>
+              </w:rPr>
+              <w:t>• Dynamic prompt synthesis with system anti-hallucination guardrails</w:t>
+              <w:br/>
+              <w:t>• Cross-lingual comprehension (Arabic context -&gt; English/Arabic response)</w:t>
+              <w:br/>
+              <w:t>• Source attribution expander with document name, page, and preview</w:t>
+              <w:br/>
+              <w:t>• Full multi-turn conversation memory within session state</w:t>
             </w:r>
           </w:p>
         </w:tc>
@@ -1466,101 +1221,30 @@
     </w:tbl>
     <w:p>
       <w:pPr>
-        <w:keepNext/>
-        <w:spacing w:before="360" w:after="120"/>
+        <w:spacing w:after="200"/>
+      </w:pPr>
+    </w:p>
+    <w:p>
+      <w:pPr>
+        <w:pStyle w:val="Heading1"/>
+        <w:spacing w:before="320" w:after="120"/>
       </w:pPr>
       <w:r>
         <w:rPr>
-          <w:rFonts w:ascii="Calibri" w:hAnsi="Calibri"/>
+          <w:rFonts w:ascii="Segoe UI" w:hAnsi="Segoe UI"/>
           <w:b/>
-          <w:i w:val="0"/>
-          <w:color w:val="1A365D"/>
-          <w:sz w:val="36"/>
+          <w:color w:val="1B365D"/>
+          <w:sz w:val="32"/>
         </w:rPr>
-        <w:t>3. Ingestion &amp; Document Processing Engine</w:t>
+        <w:t>4. Hybrid Retrieval &amp; Reciprocal Rank Fusion (RRF)</w:t>
       </w:r>
     </w:p>
     <w:p>
       <w:pPr>
-        <w:spacing w:before="0" w:after="120" w:line="276" w:lineRule="auto"/>
+        <w:spacing w:after="160"/>
       </w:pPr>
       <w:r>
-        <w:rPr>
-          <w:rFonts w:ascii="Calibri" w:hAnsi="Calibri"/>
-          <w:b w:val="0"/>
-          <w:i w:val="0"/>
-          <w:color w:val="2D3748"/>
-          <w:sz w:val="22"/>
-        </w:rPr>
-        <w:t>The ingestion engine is designed to handle heterogeneous PDF documents. In banking environments, documents often consist of a mixture of digitally generated text, scanned stamps, signature pages, and complex tables rendered as bitmap graphics. Bank_Guide_AI utilizes an adaptive two-tier extraction pipeline.</w:t>
-      </w:r>
-    </w:p>
-    <w:p>
-      <w:pPr>
-        <w:keepNext/>
-        <w:spacing w:before="280" w:after="80"/>
-      </w:pPr>
-      <w:r>
-        <w:rPr>
-          <w:rFonts w:ascii="Calibri" w:hAnsi="Calibri"/>
-          <w:b/>
-          <w:i w:val="0"/>
-          <w:color w:val="2B6CB0"/>
-          <w:sz w:val="28"/>
-        </w:rPr>
-        <w:t>3.1 Dual-Tier Text Extraction Architecture</w:t>
-      </w:r>
-    </w:p>
-    <w:p>
-      <w:pPr>
-        <w:pStyle w:val="ListBullet"/>
-        <w:spacing w:before="0" w:after="60" w:line="276" w:lineRule="auto"/>
-      </w:pPr>
-      <w:r>
-        <w:rPr>
-          <w:rFonts w:ascii="Calibri" w:hAnsi="Calibri"/>
-          <w:b/>
-          <w:i w:val="0"/>
-          <w:color w:val="2D3748"/>
-          <w:sz w:val="22"/>
-        </w:rPr>
-        <w:t xml:space="preserve">Tier 1 - Direct PyMuPDF Vector Extraction: </w:t>
-      </w:r>
-      <w:r>
-        <w:rPr>
-          <w:rFonts w:ascii="Calibri" w:hAnsi="Calibri"/>
-          <w:b w:val="0"/>
-          <w:i w:val="0"/>
-          <w:color w:val="2D3748"/>
-          <w:sz w:val="22"/>
-        </w:rPr>
-        <w:t>Fast, exact extraction of Unicode text streams. Each page is inspected. If the extracted character count exceeds MIN_CHARS_FOR_NATIVE_TEXT (default: 40 characters), the text is accepted immediately with zero OCR overhead.</w:t>
-      </w:r>
-    </w:p>
-    <w:p>
-      <w:pPr>
-        <w:pStyle w:val="ListBullet"/>
-        <w:spacing w:before="0" w:after="60" w:line="276" w:lineRule="auto"/>
-      </w:pPr>
-      <w:r>
-        <w:rPr>
-          <w:rFonts w:ascii="Calibri" w:hAnsi="Calibri"/>
-          <w:b/>
-          <w:i w:val="0"/>
-          <w:color w:val="2D3748"/>
-          <w:sz w:val="22"/>
-        </w:rPr>
-        <w:t xml:space="preserve">Tier 2 - Tesseract OCR Fallback (ara+eng): </w:t>
-      </w:r>
-      <w:r>
-        <w:rPr>
-          <w:rFonts w:ascii="Calibri" w:hAnsi="Calibri"/>
-          <w:b w:val="0"/>
-          <w:i w:val="0"/>
-          <w:color w:val="2D3748"/>
-          <w:sz w:val="22"/>
-        </w:rPr>
-        <w:t>If a page contains fewer than 40 characters (e.g. scanned forms, stamped memos, diagrammatic flowcharts), the page is rasterized to a high-resolution 300 DPI bitmap using PyMuPDF matrices, and processed via Tesseract OCR using both Arabic and English language models.</w:t>
+        <w:t>A critical innovation in Bank_Guide_AI v2.0 is the implementation of Hybrid Retrieval. Pure semantic embeddings can sometimes miss exact numerical article codes or banking abbreviations (such as BPM or FIFO), while pure keyword search fails on semantic paraphrasing and cross-lingual translation. Hybrid retrieval harmonizes both paradigms using Reciprocal Rank Fusion (RRF).</w:t>
       </w:r>
     </w:p>
     <w:tbl>
@@ -1576,18 +1260,18 @@
         <w:tc>
           <w:tcPr>
             <w:tcW w:type="dxa" w:w="9360"/>
-            <w:shd w:fill="EBF8FF"/>
+            <w:shd w:fill="F0F4F8"/>
             <w:tcMar>
-              <w:top w:w="120" w:type="dxa"/>
-              <w:bottom w:w="120" w:type="dxa"/>
-              <w:left w:w="160" w:type="dxa"/>
-              <w:right w:w="160" w:type="dxa"/>
+              <w:top w:w="140" w:type="dxa"/>
+              <w:bottom w:w="140" w:type="dxa"/>
+              <w:left w:w="200" w:type="dxa"/>
+              <w:right w:w="200" w:type="dxa"/>
             </w:tcMar>
             <w:tcBorders>
-              <w:left w:val="single" w:sz="24" w:space="0" w:color="2B6CB0"/>
               <w:top w:val="none"/>
+              <w:left w:val="single" w:sz="24" w:space="0" w:color="1B365D"/>
+              <w:bottom w:val="none"/>
               <w:right w:val="none"/>
-              <w:bottom w:val="none"/>
             </w:tcBorders>
           </w:tcPr>
           <w:p>
@@ -1596,23 +1280,32 @@
             </w:pPr>
             <w:r>
               <w:rPr>
-                <w:rFonts w:ascii="Calibri" w:hAnsi="Calibri"/>
+                <w:rFonts w:ascii="Segoe UI" w:hAnsi="Segoe UI"/>
                 <w:b/>
-                <w:i w:val="0"/>
-                <w:color w:val="2B6CB0"/>
+                <w:color w:val="1B365D"/>
                 <w:sz w:val="21"/>
               </w:rPr>
-              <w:t xml:space="preserve">[PERFORMANCE OPTIMIZATION] </w:t>
+              <w:t>📌 MATHEMATICAL FORMULATION — RECIPROCAL RANK FUSION (RRF)</w:t>
+              <w:br/>
             </w:r>
             <w:r>
               <w:rPr>
-                <w:rFonts w:ascii="Calibri" w:hAnsi="Calibri"/>
-                <w:b w:val="0"/>
-                <w:i w:val="0"/>
-                <w:color w:val="2D3748"/>
+                <w:rFonts w:ascii="Segoe UI" w:hAnsi="Segoe UI"/>
+                <w:color w:val="333333"/>
                 <w:sz w:val="20"/>
               </w:rPr>
-              <w:t>Each ingested PDF produces an MD5 content hash. Extracted text and page metadata are persisted in vectorstore/ocr_cache/{filename}_{hash}.json. Subsequent ingestion runs bypass the compute-heavy extraction phase entirely.</w:t>
+              <w:t>RRF Score Formulation:</w:t>
+              <w:br/>
+              <w:t>Score(d) = w_dense * (1 / (c + rank_dense(d) + 1)) + w_sparse * (1 / (c + rank_sparse(d) + 1))</w:t>
+              <w:br/>
+              <w:br/>
+              <w:t>Where:</w:t>
+              <w:br/>
+              <w:t>• rank(d) is the 0-indexed position of document chunk d in the respective retriever's ranked list.</w:t>
+              <w:br/>
+              <w:t>• c = 60 is the standard rank smoothing constant to prevent outliers from dominating the score.</w:t>
+              <w:br/>
+              <w:t>• w_dense and w_sparse are user-tunable weights (default: 0.5 dense, 0.5 sparse) configured via the UI slider.</w:t>
             </w:r>
           </w:p>
         </w:tc>
@@ -1620,38 +1313,22 @@
     </w:tbl>
     <w:p>
       <w:pPr>
-        <w:spacing w:before="0" w:after="80"/>
+        <w:spacing w:after="120"/>
       </w:pPr>
     </w:p>
     <w:p>
       <w:pPr>
-        <w:keepNext/>
-        <w:spacing w:before="280" w:after="80"/>
+        <w:pStyle w:val="Heading2"/>
+        <w:spacing w:before="200" w:after="80"/>
       </w:pPr>
       <w:r>
         <w:rPr>
-          <w:rFonts w:ascii="Calibri" w:hAnsi="Calibri"/>
+          <w:rFonts w:ascii="Segoe UI" w:hAnsi="Segoe UI"/>
           <w:b/>
-          <w:i w:val="0"/>
-          <w:color w:val="2B6CB0"/>
-          <w:sz w:val="28"/>
+          <w:color w:val="4A777A"/>
+          <w:sz w:val="24"/>
         </w:rPr>
-        <w:t>3.2 Five Interchangeable Chunking Strategies</w:t>
-      </w:r>
-    </w:p>
-    <w:p>
-      <w:pPr>
-        <w:spacing w:before="0" w:after="120" w:line="276" w:lineRule="auto"/>
-      </w:pPr>
-      <w:r>
-        <w:rPr>
-          <w:rFonts w:ascii="Calibri" w:hAnsi="Calibri"/>
-          <w:b w:val="0"/>
-          <w:i w:val="0"/>
-          <w:color w:val="2D3748"/>
-          <w:sz w:val="22"/>
-        </w:rPr>
-        <w:t>Document segmentation fundamentally dictates retrieval accuracy. Rather than hard-coding a single text splitter, Bank_Guide_AI implements 5 interchangeable chunking strategies in ingestion/chunking.py:</w:t>
+        <w:t>4.1 Retrieval Modes Comparison</w:t>
       </w:r>
     </w:p>
     <w:tbl>
@@ -1659,90 +1336,115 @@
         <w:tblW w:type="auto" w:w="0"/>
         <w:jc w:val="center"/>
         <w:tblLook w:firstColumn="1" w:firstRow="1" w:lastColumn="0" w:lastRow="0" w:noHBand="0" w:noVBand="1" w:val="04A0"/>
-        <w:tblBorders>
-          <w:top w:val="single" w:sz="4" w:space="0" w:color="CBD5E0"/>
-          <w:bottom w:val="single" w:sz="4" w:space="0" w:color="CBD5E0"/>
-          <w:insideH w:val="single" w:sz="4" w:space="0" w:color="CBD5E0"/>
-          <w:insideV w:val="none"/>
-          <w:left w:val="none"/>
-          <w:right w:val="none"/>
-        </w:tblBorders>
       </w:tblPr>
       <w:tblGrid>
-        <w:gridCol w:w="3120"/>
-        <w:gridCol w:w="3120"/>
-        <w:gridCol w:w="3120"/>
+        <w:gridCol w:w="2160"/>
+        <w:gridCol w:w="2304"/>
+        <w:gridCol w:w="2592"/>
+        <w:gridCol w:w="2304"/>
       </w:tblGrid>
       <w:tr>
         <w:tc>
           <w:tcPr>
-            <w:tcW w:type="dxa" w:w="3120"/>
-            <w:shd w:fill="1A365D"/>
+            <w:tcW w:type="dxa" w:w="2340"/>
+            <w:shd w:fill="1B365D"/>
             <w:tcMar>
-              <w:top w:w="100" w:type="dxa"/>
-              <w:bottom w:w="100" w:type="dxa"/>
-              <w:left w:w="120" w:type="dxa"/>
-              <w:right w:w="120" w:type="dxa"/>
+              <w:top w:w="120" w:type="dxa"/>
+              <w:bottom w:w="120" w:type="dxa"/>
+              <w:left w:w="140" w:type="dxa"/>
+              <w:right w:w="140" w:type="dxa"/>
             </w:tcMar>
           </w:tcPr>
           <w:p>
+            <w:pPr>
+              <w:jc w:val="left"/>
+            </w:pPr>
             <w:r>
               <w:rPr>
-                <w:rFonts w:ascii="Calibri" w:hAnsi="Calibri"/>
+                <w:rFonts w:ascii="Segoe UI" w:hAnsi="Segoe UI"/>
                 <w:b/>
-                <w:i w:val="0"/>
                 <w:color w:val="FFFFFF"/>
-                <w:sz w:val="21"/>
+                <w:sz w:val="20"/>
               </w:rPr>
-              <w:t>Strategy Identifier</w:t>
+              <w:t>Retrieval Mode</w:t>
             </w:r>
           </w:p>
         </w:tc>
         <w:tc>
           <w:tcPr>
-            <w:tcW w:type="dxa" w:w="3120"/>
-            <w:shd w:fill="1A365D"/>
+            <w:tcW w:type="dxa" w:w="2340"/>
+            <w:shd w:fill="1B365D"/>
             <w:tcMar>
-              <w:top w:w="100" w:type="dxa"/>
-              <w:bottom w:w="100" w:type="dxa"/>
-              <w:left w:w="120" w:type="dxa"/>
-              <w:right w:w="120" w:type="dxa"/>
+              <w:top w:w="120" w:type="dxa"/>
+              <w:bottom w:w="120" w:type="dxa"/>
+              <w:left w:w="140" w:type="dxa"/>
+              <w:right w:w="140" w:type="dxa"/>
             </w:tcMar>
           </w:tcPr>
           <w:p>
+            <w:pPr>
+              <w:jc w:val="left"/>
+            </w:pPr>
             <w:r>
               <w:rPr>
-                <w:rFonts w:ascii="Calibri" w:hAnsi="Calibri"/>
+                <w:rFonts w:ascii="Segoe UI" w:hAnsi="Segoe UI"/>
                 <w:b/>
-                <w:i w:val="0"/>
                 <w:color w:val="FFFFFF"/>
-                <w:sz w:val="21"/>
+                <w:sz w:val="20"/>
               </w:rPr>
-              <w:t>Algorithmic Behavior</w:t>
+              <w:t>Underlying Technology</w:t>
             </w:r>
           </w:p>
         </w:tc>
         <w:tc>
           <w:tcPr>
-            <w:tcW w:type="dxa" w:w="3120"/>
-            <w:shd w:fill="1A365D"/>
+            <w:tcW w:type="dxa" w:w="2340"/>
+            <w:shd w:fill="1B365D"/>
             <w:tcMar>
-              <w:top w:w="100" w:type="dxa"/>
-              <w:bottom w:w="100" w:type="dxa"/>
-              <w:left w:w="120" w:type="dxa"/>
-              <w:right w:w="120" w:type="dxa"/>
+              <w:top w:w="120" w:type="dxa"/>
+              <w:bottom w:w="120" w:type="dxa"/>
+              <w:left w:w="140" w:type="dxa"/>
+              <w:right w:w="140" w:type="dxa"/>
             </w:tcMar>
           </w:tcPr>
           <w:p>
+            <w:pPr>
+              <w:jc w:val="left"/>
+            </w:pPr>
             <w:r>
               <w:rPr>
-                <w:rFonts w:ascii="Calibri" w:hAnsi="Calibri"/>
+                <w:rFonts w:ascii="Segoe UI" w:hAnsi="Segoe UI"/>
                 <w:b/>
-                <w:i w:val="0"/>
                 <w:color w:val="FFFFFF"/>
-                <w:sz w:val="21"/>
+                <w:sz w:val="20"/>
               </w:rPr>
-              <w:t>Optimal Use Case</w:t>
+              <w:t>Ideal Use Cases</w:t>
+            </w:r>
+          </w:p>
+        </w:tc>
+        <w:tc>
+          <w:tcPr>
+            <w:tcW w:type="dxa" w:w="2340"/>
+            <w:shd w:fill="1B365D"/>
+            <w:tcMar>
+              <w:top w:w="120" w:type="dxa"/>
+              <w:bottom w:w="120" w:type="dxa"/>
+              <w:left w:w="140" w:type="dxa"/>
+              <w:right w:w="140" w:type="dxa"/>
+            </w:tcMar>
+          </w:tcPr>
+          <w:p>
+            <w:pPr>
+              <w:jc w:val="left"/>
+            </w:pPr>
+            <w:r>
+              <w:rPr>
+                <w:rFonts w:ascii="Segoe UI" w:hAnsi="Segoe UI"/>
+                <w:b/>
+                <w:color w:val="FFFFFF"/>
+                <w:sz w:val="20"/>
+              </w:rPr>
+              <w:t>Strengths / Limitations</w:t>
             </w:r>
           </w:p>
         </w:tc>
@@ -1750,22 +1452,416 @@
       <w:tr>
         <w:tc>
           <w:tcPr>
-            <w:tcW w:type="dxa" w:w="2592"/>
+            <w:tcW w:type="dxa" w:w="2340"/>
             <w:shd w:fill="FFFFFF"/>
             <w:tcMar>
-              <w:top w:w="80" w:type="dxa"/>
-              <w:bottom w:w="80" w:type="dxa"/>
-              <w:left w:w="120" w:type="dxa"/>
-              <w:right w:w="120" w:type="dxa"/>
+              <w:top w:w="100" w:type="dxa"/>
+              <w:bottom w:w="100" w:type="dxa"/>
+              <w:left w:w="140" w:type="dxa"/>
+              <w:right w:w="140" w:type="dxa"/>
             </w:tcMar>
           </w:tcPr>
           <w:p>
             <w:r>
               <w:rPr>
-                <w:rFonts w:ascii="Calibri" w:hAnsi="Calibri"/>
-                <w:b w:val="0"/>
-                <w:i w:val="0"/>
-                <w:color w:val="2D3748"/>
+                <w:rFonts w:ascii="Segoe UI" w:hAnsi="Segoe UI"/>
+                <w:color w:val="282828"/>
+                <w:sz w:val="19"/>
+              </w:rPr>
+              <w:t>🔀 Hybrid (Default)</w:t>
+            </w:r>
+          </w:p>
+        </w:tc>
+        <w:tc>
+          <w:tcPr>
+            <w:tcW w:type="dxa" w:w="2340"/>
+            <w:shd w:fill="FFFFFF"/>
+            <w:tcMar>
+              <w:top w:w="100" w:type="dxa"/>
+              <w:bottom w:w="100" w:type="dxa"/>
+              <w:left w:w="140" w:type="dxa"/>
+              <w:right w:w="140" w:type="dxa"/>
+            </w:tcMar>
+          </w:tcPr>
+          <w:p>
+            <w:r>
+              <w:rPr>
+                <w:rFonts w:ascii="Segoe UI" w:hAnsi="Segoe UI"/>
+                <w:color w:val="282828"/>
+                <w:sz w:val="19"/>
+              </w:rPr>
+              <w:t>ChromaDB (BGE-M3) +</w:t>
+              <w:br/>
+              <w:t>BM25 (rank-bm25) via RRF</w:t>
+            </w:r>
+          </w:p>
+        </w:tc>
+        <w:tc>
+          <w:tcPr>
+            <w:tcW w:type="dxa" w:w="2340"/>
+            <w:shd w:fill="FFFFFF"/>
+            <w:tcMar>
+              <w:top w:w="100" w:type="dxa"/>
+              <w:bottom w:w="100" w:type="dxa"/>
+              <w:left w:w="140" w:type="dxa"/>
+              <w:right w:w="140" w:type="dxa"/>
+            </w:tcMar>
+          </w:tcPr>
+          <w:p>
+            <w:r>
+              <w:rPr>
+                <w:rFonts w:ascii="Segoe UI" w:hAnsi="Segoe UI"/>
+                <w:color w:val="282828"/>
+                <w:sz w:val="19"/>
+              </w:rPr>
+              <w:t>General banking inquiries, mixed Arabic/English queries, policy lookups with specific terms.</w:t>
+            </w:r>
+          </w:p>
+        </w:tc>
+        <w:tc>
+          <w:tcPr>
+            <w:tcW w:type="dxa" w:w="2340"/>
+            <w:shd w:fill="FFFFFF"/>
+            <w:tcMar>
+              <w:top w:w="100" w:type="dxa"/>
+              <w:bottom w:w="100" w:type="dxa"/>
+              <w:left w:w="140" w:type="dxa"/>
+              <w:right w:w="140" w:type="dxa"/>
+            </w:tcMar>
+          </w:tcPr>
+          <w:p>
+            <w:r>
+              <w:rPr>
+                <w:rFonts w:ascii="Segoe UI" w:hAnsi="Segoe UI"/>
+                <w:color w:val="282828"/>
+                <w:sz w:val="19"/>
+              </w:rPr>
+              <w:t>Combines conceptual semantic understanding with exact lexical matching; highest empirical accuracy.</w:t>
+            </w:r>
+          </w:p>
+        </w:tc>
+      </w:tr>
+      <w:tr>
+        <w:tc>
+          <w:tcPr>
+            <w:tcW w:type="dxa" w:w="2340"/>
+            <w:shd w:fill="F9FBFD"/>
+            <w:tcMar>
+              <w:top w:w="100" w:type="dxa"/>
+              <w:bottom w:w="100" w:type="dxa"/>
+              <w:left w:w="140" w:type="dxa"/>
+              <w:right w:w="140" w:type="dxa"/>
+            </w:tcMar>
+          </w:tcPr>
+          <w:p>
+            <w:r>
+              <w:rPr>
+                <w:rFonts w:ascii="Segoe UI" w:hAnsi="Segoe UI"/>
+                <w:color w:val="282828"/>
+                <w:sz w:val="19"/>
+              </w:rPr>
+              <w:t>🧠 Semantic Vector</w:t>
+            </w:r>
+          </w:p>
+        </w:tc>
+        <w:tc>
+          <w:tcPr>
+            <w:tcW w:type="dxa" w:w="2340"/>
+            <w:shd w:fill="F9FBFD"/>
+            <w:tcMar>
+              <w:top w:w="100" w:type="dxa"/>
+              <w:bottom w:w="100" w:type="dxa"/>
+              <w:left w:w="140" w:type="dxa"/>
+              <w:right w:w="140" w:type="dxa"/>
+            </w:tcMar>
+          </w:tcPr>
+          <w:p>
+            <w:r>
+              <w:rPr>
+                <w:rFonts w:ascii="Segoe UI" w:hAnsi="Segoe UI"/>
+                <w:color w:val="282828"/>
+                <w:sz w:val="19"/>
+              </w:rPr>
+              <w:t>ChromaDB + BGE-M3</w:t>
+              <w:br/>
+              <w:t>(MMR or Cosine Similarity)</w:t>
+            </w:r>
+          </w:p>
+        </w:tc>
+        <w:tc>
+          <w:tcPr>
+            <w:tcW w:type="dxa" w:w="2340"/>
+            <w:shd w:fill="F9FBFD"/>
+            <w:tcMar>
+              <w:top w:w="100" w:type="dxa"/>
+              <w:bottom w:w="100" w:type="dxa"/>
+              <w:left w:w="140" w:type="dxa"/>
+              <w:right w:w="140" w:type="dxa"/>
+            </w:tcMar>
+          </w:tcPr>
+          <w:p>
+            <w:r>
+              <w:rPr>
+                <w:rFonts w:ascii="Segoe UI" w:hAnsi="Segoe UI"/>
+                <w:color w:val="282828"/>
+                <w:sz w:val="19"/>
+              </w:rPr>
+              <w:t>Conceptual questions, descriptive workflows, paraphrased cross-lingual questions.</w:t>
+            </w:r>
+          </w:p>
+        </w:tc>
+        <w:tc>
+          <w:tcPr>
+            <w:tcW w:type="dxa" w:w="2340"/>
+            <w:shd w:fill="F9FBFD"/>
+            <w:tcMar>
+              <w:top w:w="100" w:type="dxa"/>
+              <w:bottom w:w="100" w:type="dxa"/>
+              <w:left w:w="140" w:type="dxa"/>
+              <w:right w:w="140" w:type="dxa"/>
+            </w:tcMar>
+          </w:tcPr>
+          <w:p>
+            <w:r>
+              <w:rPr>
+                <w:rFonts w:ascii="Segoe UI" w:hAnsi="Segoe UI"/>
+                <w:color w:val="282828"/>
+                <w:sz w:val="19"/>
+              </w:rPr>
+              <w:t>Handles synonyms and cross-language translation flawlessly; may rank exact code matches lower.</w:t>
+            </w:r>
+          </w:p>
+        </w:tc>
+      </w:tr>
+      <w:tr>
+        <w:tc>
+          <w:tcPr>
+            <w:tcW w:type="dxa" w:w="2340"/>
+            <w:shd w:fill="FFFFFF"/>
+            <w:tcMar>
+              <w:top w:w="100" w:type="dxa"/>
+              <w:bottom w:w="100" w:type="dxa"/>
+              <w:left w:w="140" w:type="dxa"/>
+              <w:right w:w="140" w:type="dxa"/>
+            </w:tcMar>
+          </w:tcPr>
+          <w:p>
+            <w:r>
+              <w:rPr>
+                <w:rFonts w:ascii="Segoe UI" w:hAnsi="Segoe UI"/>
+                <w:color w:val="282828"/>
+                <w:sz w:val="19"/>
+              </w:rPr>
+              <w:t>🔍 Keyword (BM25)</w:t>
+            </w:r>
+          </w:p>
+        </w:tc>
+        <w:tc>
+          <w:tcPr>
+            <w:tcW w:type="dxa" w:w="2340"/>
+            <w:shd w:fill="FFFFFF"/>
+            <w:tcMar>
+              <w:top w:w="100" w:type="dxa"/>
+              <w:bottom w:w="100" w:type="dxa"/>
+              <w:left w:w="140" w:type="dxa"/>
+              <w:right w:w="140" w:type="dxa"/>
+            </w:tcMar>
+          </w:tcPr>
+          <w:p>
+            <w:r>
+              <w:rPr>
+                <w:rFonts w:ascii="Segoe UI" w:hAnsi="Segoe UI"/>
+                <w:color w:val="282828"/>
+                <w:sz w:val="19"/>
+              </w:rPr>
+              <w:t>BM25 Sparse Lexical</w:t>
+              <w:br/>
+              <w:t>Inverted Index</w:t>
+            </w:r>
+          </w:p>
+        </w:tc>
+        <w:tc>
+          <w:tcPr>
+            <w:tcW w:type="dxa" w:w="2340"/>
+            <w:shd w:fill="FFFFFF"/>
+            <w:tcMar>
+              <w:top w:w="100" w:type="dxa"/>
+              <w:bottom w:w="100" w:type="dxa"/>
+              <w:left w:w="140" w:type="dxa"/>
+              <w:right w:w="140" w:type="dxa"/>
+            </w:tcMar>
+          </w:tcPr>
+          <w:p>
+            <w:r>
+              <w:rPr>
+                <w:rFonts w:ascii="Segoe UI" w:hAnsi="Segoe UI"/>
+                <w:color w:val="282828"/>
+                <w:sz w:val="19"/>
+              </w:rPr>
+              <w:t>Exact form IDs, penalty numbers ('10 دنانير'), section numbers, specific system names (Doxis, BPM).</w:t>
+            </w:r>
+          </w:p>
+        </w:tc>
+        <w:tc>
+          <w:tcPr>
+            <w:tcW w:type="dxa" w:w="2340"/>
+            <w:shd w:fill="FFFFFF"/>
+            <w:tcMar>
+              <w:top w:w="100" w:type="dxa"/>
+              <w:bottom w:w="100" w:type="dxa"/>
+              <w:left w:w="140" w:type="dxa"/>
+              <w:right w:w="140" w:type="dxa"/>
+            </w:tcMar>
+          </w:tcPr>
+          <w:p>
+            <w:r>
+              <w:rPr>
+                <w:rFonts w:ascii="Segoe UI" w:hAnsi="Segoe UI"/>
+                <w:color w:val="282828"/>
+                <w:sz w:val="19"/>
+              </w:rPr>
+              <w:t>Fast, exact keyword precision; unable to perform cross-lingual semantic bridging or synonym matching.</w:t>
+            </w:r>
+          </w:p>
+        </w:tc>
+      </w:tr>
+    </w:tbl>
+    <w:p>
+      <w:pPr>
+        <w:spacing w:after="200"/>
+      </w:pPr>
+    </w:p>
+    <w:p>
+      <w:pPr>
+        <w:pStyle w:val="Heading1"/>
+        <w:spacing w:before="320" w:after="120"/>
+      </w:pPr>
+      <w:r>
+        <w:rPr>
+          <w:rFonts w:ascii="Segoe UI" w:hAnsi="Segoe UI"/>
+          <w:b/>
+          <w:color w:val="1B365D"/>
+          <w:sz w:val="32"/>
+        </w:rPr>
+        <w:t>5. Chunking Strategies &amp; Ingestion Engineering</w:t>
+      </w:r>
+    </w:p>
+    <w:p>
+      <w:pPr>
+        <w:spacing w:after="120"/>
+      </w:pPr>
+      <w:r>
+        <w:t>Banking documents possess unique structural characteristics: numbered procedural steps, multi-level Arabic sub-headings, and formal administrative tables. To support different retrieval needs, Bank_Guide_AI implements five interchangeable chunking strategies:</w:t>
+      </w:r>
+    </w:p>
+    <w:tbl>
+      <w:tblPr>
+        <w:tblW w:type="auto" w:w="0"/>
+        <w:jc w:val="center"/>
+        <w:tblLook w:firstColumn="1" w:firstRow="1" w:lastColumn="0" w:lastRow="0" w:noHBand="0" w:noVBand="1" w:val="04A0"/>
+      </w:tblPr>
+      <w:tblGrid>
+        <w:gridCol w:w="2592"/>
+        <w:gridCol w:w="3456"/>
+        <w:gridCol w:w="3312"/>
+      </w:tblGrid>
+      <w:tr>
+        <w:tc>
+          <w:tcPr>
+            <w:tcW w:type="dxa" w:w="3120"/>
+            <w:shd w:fill="2B4C7E"/>
+            <w:tcMar>
+              <w:top w:w="120" w:type="dxa"/>
+              <w:bottom w:w="120" w:type="dxa"/>
+              <w:left w:w="140" w:type="dxa"/>
+              <w:right w:w="140" w:type="dxa"/>
+            </w:tcMar>
+          </w:tcPr>
+          <w:p>
+            <w:pPr>
+              <w:jc w:val="left"/>
+            </w:pPr>
+            <w:r>
+              <w:rPr>
+                <w:rFonts w:ascii="Segoe UI" w:hAnsi="Segoe UI"/>
+                <w:b/>
+                <w:color w:val="FFFFFF"/>
+                <w:sz w:val="20"/>
+              </w:rPr>
+              <w:t>Strategy Key</w:t>
+            </w:r>
+          </w:p>
+        </w:tc>
+        <w:tc>
+          <w:tcPr>
+            <w:tcW w:type="dxa" w:w="3120"/>
+            <w:shd w:fill="2B4C7E"/>
+            <w:tcMar>
+              <w:top w:w="120" w:type="dxa"/>
+              <w:bottom w:w="120" w:type="dxa"/>
+              <w:left w:w="140" w:type="dxa"/>
+              <w:right w:w="140" w:type="dxa"/>
+            </w:tcMar>
+          </w:tcPr>
+          <w:p>
+            <w:pPr>
+              <w:jc w:val="left"/>
+            </w:pPr>
+            <w:r>
+              <w:rPr>
+                <w:rFonts w:ascii="Segoe UI" w:hAnsi="Segoe UI"/>
+                <w:b/>
+                <w:color w:val="FFFFFF"/>
+                <w:sz w:val="20"/>
+              </w:rPr>
+              <w:t>Implementation Mechanism</w:t>
+            </w:r>
+          </w:p>
+        </w:tc>
+        <w:tc>
+          <w:tcPr>
+            <w:tcW w:type="dxa" w:w="3120"/>
+            <w:shd w:fill="2B4C7E"/>
+            <w:tcMar>
+              <w:top w:w="120" w:type="dxa"/>
+              <w:bottom w:w="120" w:type="dxa"/>
+              <w:left w:w="140" w:type="dxa"/>
+              <w:right w:w="140" w:type="dxa"/>
+            </w:tcMar>
+          </w:tcPr>
+          <w:p>
+            <w:pPr>
+              <w:jc w:val="left"/>
+            </w:pPr>
+            <w:r>
+              <w:rPr>
+                <w:rFonts w:ascii="Segoe UI" w:hAnsi="Segoe UI"/>
+                <w:b/>
+                <w:color w:val="FFFFFF"/>
+                <w:sz w:val="20"/>
+              </w:rPr>
+              <w:t>Best Suited For</w:t>
+            </w:r>
+          </w:p>
+        </w:tc>
+      </w:tr>
+      <w:tr>
+        <w:tc>
+          <w:tcPr>
+            <w:tcW w:type="dxa" w:w="3120"/>
+            <w:shd w:fill="FFFFFF"/>
+            <w:tcMar>
+              <w:top w:w="100" w:type="dxa"/>
+              <w:bottom w:w="100" w:type="dxa"/>
+              <w:left w:w="140" w:type="dxa"/>
+              <w:right w:w="140" w:type="dxa"/>
+            </w:tcMar>
+          </w:tcPr>
+          <w:p>
+            <w:r>
+              <w:rPr>
+                <w:rFonts w:ascii="Segoe UI" w:hAnsi="Segoe UI"/>
+                <w:color w:val="282828"/>
                 <w:sz w:val="19"/>
               </w:rPr>
               <w:t>recursive_character</w:t>
@@ -1776,49 +1872,45 @@
         </w:tc>
         <w:tc>
           <w:tcPr>
-            <w:tcW w:type="dxa" w:w="4032"/>
+            <w:tcW w:type="dxa" w:w="3120"/>
             <w:shd w:fill="FFFFFF"/>
             <w:tcMar>
-              <w:top w:w="80" w:type="dxa"/>
-              <w:bottom w:w="80" w:type="dxa"/>
-              <w:left w:w="120" w:type="dxa"/>
-              <w:right w:w="120" w:type="dxa"/>
+              <w:top w:w="100" w:type="dxa"/>
+              <w:bottom w:w="100" w:type="dxa"/>
+              <w:left w:w="140" w:type="dxa"/>
+              <w:right w:w="140" w:type="dxa"/>
             </w:tcMar>
           </w:tcPr>
           <w:p>
             <w:r>
               <w:rPr>
-                <w:rFonts w:ascii="Calibri" w:hAnsi="Calibri"/>
-                <w:b w:val="0"/>
-                <w:i w:val="0"/>
-                <w:color w:val="2D3748"/>
+                <w:rFonts w:ascii="Segoe UI" w:hAnsi="Segoe UI"/>
+                <w:color w:val="282828"/>
                 <w:sz w:val="19"/>
               </w:rPr>
-              <w:t>Splits hierarchically using standard delimiters: ['\n\n', '\n', '。', '.', '،', '؛', ' ', '']. Balances semantic cohesion with fixed character constraints.</w:t>
+              <w:t>Splits hierarchically on paragraphs (\n\n), lines (\n), sentences (.), and words.</w:t>
             </w:r>
           </w:p>
         </w:tc>
         <w:tc>
           <w:tcPr>
-            <w:tcW w:type="dxa" w:w="2736"/>
+            <w:tcW w:type="dxa" w:w="3120"/>
             <w:shd w:fill="FFFFFF"/>
             <w:tcMar>
-              <w:top w:w="80" w:type="dxa"/>
-              <w:bottom w:w="80" w:type="dxa"/>
-              <w:left w:w="120" w:type="dxa"/>
-              <w:right w:w="120" w:type="dxa"/>
+              <w:top w:w="100" w:type="dxa"/>
+              <w:bottom w:w="100" w:type="dxa"/>
+              <w:left w:w="140" w:type="dxa"/>
+              <w:right w:w="140" w:type="dxa"/>
             </w:tcMar>
           </w:tcPr>
           <w:p>
             <w:r>
               <w:rPr>
-                <w:rFonts w:ascii="Calibri" w:hAnsi="Calibri"/>
-                <w:b w:val="0"/>
-                <w:i w:val="0"/>
-                <w:color w:val="2D3748"/>
+                <w:rFonts w:ascii="Segoe UI" w:hAnsi="Segoe UI"/>
+                <w:color w:val="282828"/>
                 <w:sz w:val="19"/>
               </w:rPr>
-              <w:t>General-purpose baseline; highly effective for narrative manuals and general administrative text.</w:t>
+              <w:t>General SOP content; balanced chunk sizes with consistent context boundaries.</w:t>
             </w:r>
           </w:p>
         </w:tc>
@@ -1826,22 +1918,20 @@
       <w:tr>
         <w:tc>
           <w:tcPr>
-            <w:tcW w:type="dxa" w:w="2592"/>
-            <w:shd w:fill="F8FAFC"/>
+            <w:tcW w:type="dxa" w:w="3120"/>
+            <w:shd w:fill="F4F7FB"/>
             <w:tcMar>
-              <w:top w:w="80" w:type="dxa"/>
-              <w:bottom w:w="80" w:type="dxa"/>
-              <w:left w:w="120" w:type="dxa"/>
-              <w:right w:w="120" w:type="dxa"/>
+              <w:top w:w="100" w:type="dxa"/>
+              <w:bottom w:w="100" w:type="dxa"/>
+              <w:left w:w="140" w:type="dxa"/>
+              <w:right w:w="140" w:type="dxa"/>
             </w:tcMar>
           </w:tcPr>
           <w:p>
             <w:r>
               <w:rPr>
-                <w:rFonts w:ascii="Calibri" w:hAnsi="Calibri"/>
-                <w:b w:val="0"/>
-                <w:i w:val="0"/>
-                <w:color w:val="2D3748"/>
+                <w:rFonts w:ascii="Segoe UI" w:hAnsi="Segoe UI"/>
+                <w:color w:val="282828"/>
                 <w:sz w:val="19"/>
               </w:rPr>
               <w:t>arabic_paragraph</w:t>
@@ -1850,49 +1940,45 @@
         </w:tc>
         <w:tc>
           <w:tcPr>
-            <w:tcW w:type="dxa" w:w="4032"/>
-            <w:shd w:fill="F8FAFC"/>
+            <w:tcW w:type="dxa" w:w="3120"/>
+            <w:shd w:fill="F4F7FB"/>
             <w:tcMar>
-              <w:top w:w="80" w:type="dxa"/>
-              <w:bottom w:w="80" w:type="dxa"/>
-              <w:left w:w="120" w:type="dxa"/>
-              <w:right w:w="120" w:type="dxa"/>
+              <w:top w:w="100" w:type="dxa"/>
+              <w:bottom w:w="100" w:type="dxa"/>
+              <w:left w:w="140" w:type="dxa"/>
+              <w:right w:w="140" w:type="dxa"/>
             </w:tcMar>
           </w:tcPr>
           <w:p>
             <w:r>
               <w:rPr>
-                <w:rFonts w:ascii="Calibri" w:hAnsi="Calibri"/>
-                <w:b w:val="0"/>
-                <w:i w:val="0"/>
-                <w:color w:val="2D3748"/>
+                <w:rFonts w:ascii="Segoe UI" w:hAnsi="Segoe UI"/>
+                <w:color w:val="282828"/>
                 <w:sz w:val="19"/>
               </w:rPr>
-              <w:t>Uses specialized regular expressions: (?=\n?-\s?\d{1,2}\s)|(?=\n?\d{1,2}[\.\)]\s)|(?=\nأولاً)|(?=\nثانياً)|(?=\nثالثاً). Preserves Arabic numbered steps and procedural lists without fragmentation.</w:t>
+              <w:t>Regex-aware split on Arabic numerals (-1, 1-, أولاً, ثانياً) and double newlines.</w:t>
             </w:r>
           </w:p>
         </w:tc>
         <w:tc>
           <w:tcPr>
-            <w:tcW w:type="dxa" w:w="2736"/>
-            <w:shd w:fill="F8FAFC"/>
+            <w:tcW w:type="dxa" w:w="3120"/>
+            <w:shd w:fill="F4F7FB"/>
             <w:tcMar>
-              <w:top w:w="80" w:type="dxa"/>
-              <w:bottom w:w="80" w:type="dxa"/>
-              <w:left w:w="120" w:type="dxa"/>
-              <w:right w:w="120" w:type="dxa"/>
+              <w:top w:w="100" w:type="dxa"/>
+              <w:bottom w:w="100" w:type="dxa"/>
+              <w:left w:w="140" w:type="dxa"/>
+              <w:right w:w="140" w:type="dxa"/>
             </w:tcMar>
           </w:tcPr>
           <w:p>
             <w:r>
               <w:rPr>
-                <w:rFonts w:ascii="Calibri" w:hAnsi="Calibri"/>
-                <w:b w:val="0"/>
-                <w:i w:val="0"/>
-                <w:color w:val="2D3748"/>
+                <w:rFonts w:ascii="Segoe UI" w:hAnsi="Segoe UI"/>
+                <w:color w:val="282828"/>
                 <w:sz w:val="19"/>
               </w:rPr>
-              <w:t>Procedural banking SOPs featuring step-by-step sequential workflows and numbered policy clauses.</w:t>
+              <w:t>Procedural step-by-step manuals where individual clauses must stay atomic.</w:t>
             </w:r>
           </w:p>
         </w:tc>
@@ -1900,22 +1986,20 @@
       <w:tr>
         <w:tc>
           <w:tcPr>
-            <w:tcW w:type="dxa" w:w="2592"/>
+            <w:tcW w:type="dxa" w:w="3120"/>
             <w:shd w:fill="FFFFFF"/>
             <w:tcMar>
-              <w:top w:w="80" w:type="dxa"/>
-              <w:bottom w:w="80" w:type="dxa"/>
-              <w:left w:w="120" w:type="dxa"/>
-              <w:right w:w="120" w:type="dxa"/>
+              <w:top w:w="100" w:type="dxa"/>
+              <w:bottom w:w="100" w:type="dxa"/>
+              <w:left w:w="140" w:type="dxa"/>
+              <w:right w:w="140" w:type="dxa"/>
             </w:tcMar>
           </w:tcPr>
           <w:p>
             <w:r>
               <w:rPr>
-                <w:rFonts w:ascii="Calibri" w:hAnsi="Calibri"/>
-                <w:b w:val="0"/>
-                <w:i w:val="0"/>
-                <w:color w:val="2D3748"/>
+                <w:rFonts w:ascii="Segoe UI" w:hAnsi="Segoe UI"/>
+                <w:color w:val="282828"/>
                 <w:sz w:val="19"/>
               </w:rPr>
               <w:t>markdown_heading</w:t>
@@ -1924,49 +2008,45 @@
         </w:tc>
         <w:tc>
           <w:tcPr>
-            <w:tcW w:type="dxa" w:w="4032"/>
+            <w:tcW w:type="dxa" w:w="3120"/>
             <w:shd w:fill="FFFFFF"/>
             <w:tcMar>
-              <w:top w:w="80" w:type="dxa"/>
-              <w:bottom w:w="80" w:type="dxa"/>
-              <w:left w:w="120" w:type="dxa"/>
-              <w:right w:w="120" w:type="dxa"/>
+              <w:top w:w="100" w:type="dxa"/>
+              <w:bottom w:w="100" w:type="dxa"/>
+              <w:left w:w="140" w:type="dxa"/>
+              <w:right w:w="140" w:type="dxa"/>
             </w:tcMar>
           </w:tcPr>
           <w:p>
             <w:r>
               <w:rPr>
-                <w:rFonts w:ascii="Calibri" w:hAnsi="Calibri"/>
-                <w:b w:val="0"/>
-                <w:i w:val="0"/>
-                <w:color w:val="2D3748"/>
+                <w:rFonts w:ascii="Segoe UI" w:hAnsi="Segoe UI"/>
+                <w:color w:val="282828"/>
                 <w:sz w:val="19"/>
               </w:rPr>
-              <w:t>Detects document section headers matching ^\s*\.?\d{1,2}[\.\)]?\s+\S, grouping all sub-clauses under the active section title before applying size capping.</w:t>
+              <w:t>Splits along structural markdown/document headers (#, ##, المادة, البند).</w:t>
             </w:r>
           </w:p>
         </w:tc>
         <w:tc>
           <w:tcPr>
-            <w:tcW w:type="dxa" w:w="2736"/>
+            <w:tcW w:type="dxa" w:w="3120"/>
             <w:shd w:fill="FFFFFF"/>
             <w:tcMar>
-              <w:top w:w="80" w:type="dxa"/>
-              <w:bottom w:w="80" w:type="dxa"/>
-              <w:left w:w="120" w:type="dxa"/>
-              <w:right w:w="120" w:type="dxa"/>
+              <w:top w:w="100" w:type="dxa"/>
+              <w:bottom w:w="100" w:type="dxa"/>
+              <w:left w:w="140" w:type="dxa"/>
+              <w:right w:w="140" w:type="dxa"/>
             </w:tcMar>
           </w:tcPr>
           <w:p>
             <w:r>
               <w:rPr>
-                <w:rFonts w:ascii="Calibri" w:hAnsi="Calibri"/>
-                <w:b w:val="0"/>
-                <w:i w:val="0"/>
-                <w:color w:val="2D3748"/>
+                <w:rFonts w:ascii="Segoe UI" w:hAnsi="Segoe UI"/>
+                <w:color w:val="282828"/>
                 <w:sz w:val="19"/>
               </w:rPr>
-              <w:t>Hierarchical policy manuals structured into distinct chapters, major articles, and titled subsections.</w:t>
+              <w:t>Hierarchically organized manuals and policy chapters.</w:t>
             </w:r>
           </w:p>
         </w:tc>
@@ -1974,22 +2054,88 @@
       <w:tr>
         <w:tc>
           <w:tcPr>
-            <w:tcW w:type="dxa" w:w="2592"/>
-            <w:shd w:fill="F8FAFC"/>
+            <w:tcW w:type="dxa" w:w="3120"/>
+            <w:shd w:fill="F4F7FB"/>
             <w:tcMar>
-              <w:top w:w="80" w:type="dxa"/>
-              <w:bottom w:w="80" w:type="dxa"/>
-              <w:left w:w="120" w:type="dxa"/>
-              <w:right w:w="120" w:type="dxa"/>
+              <w:top w:w="100" w:type="dxa"/>
+              <w:bottom w:w="100" w:type="dxa"/>
+              <w:left w:w="140" w:type="dxa"/>
+              <w:right w:w="140" w:type="dxa"/>
             </w:tcMar>
           </w:tcPr>
           <w:p>
             <w:r>
               <w:rPr>
-                <w:rFonts w:ascii="Calibri" w:hAnsi="Calibri"/>
-                <w:b w:val="0"/>
-                <w:i w:val="0"/>
-                <w:color w:val="2D3748"/>
+                <w:rFonts w:ascii="Segoe UI" w:hAnsi="Segoe UI"/>
+                <w:color w:val="282828"/>
+                <w:sz w:val="19"/>
+              </w:rPr>
+              <w:t>character</w:t>
+            </w:r>
+          </w:p>
+        </w:tc>
+        <w:tc>
+          <w:tcPr>
+            <w:tcW w:type="dxa" w:w="3120"/>
+            <w:shd w:fill="F4F7FB"/>
+            <w:tcMar>
+              <w:top w:w="100" w:type="dxa"/>
+              <w:bottom w:w="100" w:type="dxa"/>
+              <w:left w:w="140" w:type="dxa"/>
+              <w:right w:w="140" w:type="dxa"/>
+            </w:tcMar>
+          </w:tcPr>
+          <w:p>
+            <w:r>
+              <w:rPr>
+                <w:rFonts w:ascii="Segoe UI" w:hAnsi="Segoe UI"/>
+                <w:color w:val="282828"/>
+                <w:sz w:val="19"/>
+              </w:rPr>
+              <w:t>Strict sliding-window slicing with exact character length and overlap.</w:t>
+            </w:r>
+          </w:p>
+        </w:tc>
+        <w:tc>
+          <w:tcPr>
+            <w:tcW w:type="dxa" w:w="3120"/>
+            <w:shd w:fill="F4F7FB"/>
+            <w:tcMar>
+              <w:top w:w="100" w:type="dxa"/>
+              <w:bottom w:w="100" w:type="dxa"/>
+              <w:left w:w="140" w:type="dxa"/>
+              <w:right w:w="140" w:type="dxa"/>
+            </w:tcMar>
+          </w:tcPr>
+          <w:p>
+            <w:r>
+              <w:rPr>
+                <w:rFonts w:ascii="Segoe UI" w:hAnsi="Segoe UI"/>
+                <w:color w:val="282828"/>
+                <w:sz w:val="19"/>
+              </w:rPr>
+              <w:t>Dense, unstructured narrative texts where structural delimiters are absent.</w:t>
+            </w:r>
+          </w:p>
+        </w:tc>
+      </w:tr>
+      <w:tr>
+        <w:tc>
+          <w:tcPr>
+            <w:tcW w:type="dxa" w:w="3120"/>
+            <w:shd w:fill="FFFFFF"/>
+            <w:tcMar>
+              <w:top w:w="100" w:type="dxa"/>
+              <w:bottom w:w="100" w:type="dxa"/>
+              <w:left w:w="140" w:type="dxa"/>
+              <w:right w:w="140" w:type="dxa"/>
+            </w:tcMar>
+          </w:tcPr>
+          <w:p>
+            <w:r>
+              <w:rPr>
+                <w:rFonts w:ascii="Segoe UI" w:hAnsi="Segoe UI"/>
+                <w:color w:val="282828"/>
                 <w:sz w:val="19"/>
               </w:rPr>
               <w:t>token_based</w:t>
@@ -1998,123 +2144,45 @@
         </w:tc>
         <w:tc>
           <w:tcPr>
-            <w:tcW w:type="dxa" w:w="4032"/>
-            <w:shd w:fill="F8FAFC"/>
+            <w:tcW w:type="dxa" w:w="3120"/>
+            <w:shd w:fill="FFFFFF"/>
             <w:tcMar>
-              <w:top w:w="80" w:type="dxa"/>
-              <w:bottom w:w="80" w:type="dxa"/>
-              <w:left w:w="120" w:type="dxa"/>
-              <w:right w:w="120" w:type="dxa"/>
+              <w:top w:w="100" w:type="dxa"/>
+              <w:bottom w:w="100" w:type="dxa"/>
+              <w:left w:w="140" w:type="dxa"/>
+              <w:right w:w="140" w:type="dxa"/>
             </w:tcMar>
           </w:tcPr>
           <w:p>
             <w:r>
               <w:rPr>
-                <w:rFonts w:ascii="Calibri" w:hAnsi="Calibri"/>
-                <w:b w:val="0"/>
-                <w:i w:val="0"/>
-                <w:color w:val="2D3748"/>
+                <w:rFonts w:ascii="Segoe UI" w:hAnsi="Segoe UI"/>
+                <w:color w:val="282828"/>
                 <w:sz w:val="19"/>
               </w:rPr>
-              <w:t>Segments text by OpenAI tiktoken token count (~1/4 character ratio), directly matching the token budgeting constraints of downstream LLMs.</w:t>
+              <w:t>Token-budgeted splitting using tiktoken (cl100k_base tokenizer).</w:t>
             </w:r>
           </w:p>
         </w:tc>
         <w:tc>
           <w:tcPr>
-            <w:tcW w:type="dxa" w:w="2736"/>
-            <w:shd w:fill="F8FAFC"/>
+            <w:tcW w:type="dxa" w:w="3120"/>
+            <w:shd w:fill="FFFFFF"/>
             <w:tcMar>
-              <w:top w:w="80" w:type="dxa"/>
-              <w:bottom w:w="80" w:type="dxa"/>
-              <w:left w:w="120" w:type="dxa"/>
-              <w:right w:w="120" w:type="dxa"/>
+              <w:top w:w="100" w:type="dxa"/>
+              <w:bottom w:w="100" w:type="dxa"/>
+              <w:left w:w="140" w:type="dxa"/>
+              <w:right w:w="140" w:type="dxa"/>
             </w:tcMar>
           </w:tcPr>
           <w:p>
             <w:r>
               <w:rPr>
-                <w:rFonts w:ascii="Calibri" w:hAnsi="Calibri"/>
-                <w:b w:val="0"/>
-                <w:i w:val="0"/>
-                <w:color w:val="2D3748"/>
+                <w:rFonts w:ascii="Segoe UI" w:hAnsi="Segoe UI"/>
+                <w:color w:val="282828"/>
                 <w:sz w:val="19"/>
               </w:rPr>
-              <w:t>Strict LLM token management; ideal when deploying on models with constrained context windows.</w:t>
-            </w:r>
-          </w:p>
-        </w:tc>
-      </w:tr>
-      <w:tr>
-        <w:tc>
-          <w:tcPr>
-            <w:tcW w:type="dxa" w:w="2592"/>
-            <w:shd w:fill="FFFFFF"/>
-            <w:tcMar>
-              <w:top w:w="80" w:type="dxa"/>
-              <w:bottom w:w="80" w:type="dxa"/>
-              <w:left w:w="120" w:type="dxa"/>
-              <w:right w:w="120" w:type="dxa"/>
-            </w:tcMar>
-          </w:tcPr>
-          <w:p>
-            <w:r>
-              <w:rPr>
-                <w:rFonts w:ascii="Calibri" w:hAnsi="Calibri"/>
-                <w:b w:val="0"/>
-                <w:i w:val="0"/>
-                <w:color w:val="2D3748"/>
-                <w:sz w:val="19"/>
-              </w:rPr>
-              <w:t>character</w:t>
-            </w:r>
-          </w:p>
-        </w:tc>
-        <w:tc>
-          <w:tcPr>
-            <w:tcW w:type="dxa" w:w="4032"/>
-            <w:shd w:fill="FFFFFF"/>
-            <w:tcMar>
-              <w:top w:w="80" w:type="dxa"/>
-              <w:bottom w:w="80" w:type="dxa"/>
-              <w:left w:w="120" w:type="dxa"/>
-              <w:right w:w="120" w:type="dxa"/>
-            </w:tcMar>
-          </w:tcPr>
-          <w:p>
-            <w:r>
-              <w:rPr>
-                <w:rFonts w:ascii="Calibri" w:hAnsi="Calibri"/>
-                <w:b w:val="0"/>
-                <w:i w:val="0"/>
-                <w:color w:val="2D3748"/>
-                <w:sz w:val="19"/>
-              </w:rPr>
-              <w:t>Fixed-size character window sliding strictly across newline '\n' boundaries.</w:t>
-            </w:r>
-          </w:p>
-        </w:tc>
-        <w:tc>
-          <w:tcPr>
-            <w:tcW w:type="dxa" w:w="2736"/>
-            <w:shd w:fill="FFFFFF"/>
-            <w:tcMar>
-              <w:top w:w="80" w:type="dxa"/>
-              <w:bottom w:w="80" w:type="dxa"/>
-              <w:left w:w="120" w:type="dxa"/>
-              <w:right w:w="120" w:type="dxa"/>
-            </w:tcMar>
-          </w:tcPr>
-          <w:p>
-            <w:r>
-              <w:rPr>
-                <w:rFonts w:ascii="Calibri" w:hAnsi="Calibri"/>
-                <w:b w:val="0"/>
-                <w:i w:val="0"/>
-                <w:color w:val="2D3748"/>
-                <w:sz w:val="19"/>
-              </w:rPr>
-              <w:t>Simple, high-throughput baseline for comparative benchmarking.</w:t>
+              <w:t>Strict LLM context window budgeting and precise token control.</w:t>
             </w:r>
           </w:p>
         </w:tc>
@@ -2122,282 +2190,30 @@
     </w:tbl>
     <w:p>
       <w:pPr>
-        <w:keepNext/>
-        <w:spacing w:before="360" w:after="120"/>
+        <w:spacing w:after="200"/>
+      </w:pPr>
+    </w:p>
+    <w:p>
+      <w:pPr>
+        <w:pStyle w:val="Heading1"/>
+        <w:spacing w:before="320" w:after="120"/>
       </w:pPr>
       <w:r>
         <w:rPr>
-          <w:rFonts w:ascii="Calibri" w:hAnsi="Calibri"/>
+          <w:rFonts w:ascii="Segoe UI" w:hAnsi="Segoe UI"/>
           <w:b/>
-          <w:i w:val="0"/>
-          <w:color w:val="1A365D"/>
-          <w:sz w:val="36"/>
+          <w:color w:val="1B365D"/>
+          <w:sz w:val="32"/>
         </w:rPr>
-        <w:t>4. Vector Embedding &amp; Storage Engine</w:t>
+        <w:t>6. Verification Test Matrix &amp; Benchmark Queries</w:t>
       </w:r>
     </w:p>
     <w:p>
       <w:pPr>
-        <w:spacing w:before="0" w:after="120" w:line="276" w:lineRule="auto"/>
+        <w:spacing w:after="120"/>
       </w:pPr>
       <w:r>
-        <w:rPr>
-          <w:rFonts w:ascii="Calibri" w:hAnsi="Calibri"/>
-          <w:b w:val="0"/>
-          <w:i w:val="0"/>
-          <w:color w:val="2D3748"/>
-          <w:sz w:val="22"/>
-        </w:rPr>
-        <w:t>The embedding and storage layer is responsible for translating segmented text chunks into dense mathematical vectors that capture cross-lingual semantic relationships.</w:t>
-      </w:r>
-    </w:p>
-    <w:p>
-      <w:pPr>
-        <w:keepNext/>
-        <w:spacing w:before="280" w:after="80"/>
-      </w:pPr>
-      <w:r>
-        <w:rPr>
-          <w:rFonts w:ascii="Calibri" w:hAnsi="Calibri"/>
-          <w:b/>
-          <w:i w:val="0"/>
-          <w:color w:val="2B6CB0"/>
-          <w:sz w:val="28"/>
-        </w:rPr>
-        <w:t>4.1 BAAI/bge-m3 Dense Embedding Model</w:t>
-      </w:r>
-    </w:p>
-    <w:p>
-      <w:pPr>
-        <w:spacing w:before="0" w:after="120" w:line="276" w:lineRule="auto"/>
-      </w:pPr>
-      <w:r>
-        <w:rPr>
-          <w:rFonts w:ascii="Calibri" w:hAnsi="Calibri"/>
-          <w:b w:val="0"/>
-          <w:i w:val="0"/>
-          <w:color w:val="2D3748"/>
-          <w:sz w:val="22"/>
-        </w:rPr>
-        <w:t>The system incorporates BAAI/bge-m3 (Beijing Academy of Artificial Intelligence), a state-of-the-art multilingual embedding model with native support for over 100 languages, including Arabic. Key characteristics include:</w:t>
-      </w:r>
-    </w:p>
-    <w:p>
-      <w:pPr>
-        <w:pStyle w:val="ListBullet"/>
-        <w:spacing w:before="0" w:after="60" w:line="276" w:lineRule="auto"/>
-      </w:pPr>
-      <w:r>
-        <w:rPr>
-          <w:rFonts w:ascii="Calibri" w:hAnsi="Calibri"/>
-          <w:b/>
-          <w:i w:val="0"/>
-          <w:color w:val="2D3748"/>
-          <w:sz w:val="22"/>
-        </w:rPr>
-        <w:t xml:space="preserve">Embedding Dimensionality: </w:t>
-      </w:r>
-      <w:r>
-        <w:rPr>
-          <w:rFonts w:ascii="Calibri" w:hAnsi="Calibri"/>
-          <w:b w:val="0"/>
-          <w:i w:val="0"/>
-          <w:color w:val="2D3748"/>
-          <w:sz w:val="22"/>
-        </w:rPr>
-        <w:t>Outputs a 1024-dimensional normalized dense vector representation for every text chunk.</w:t>
-      </w:r>
-    </w:p>
-    <w:p>
-      <w:pPr>
-        <w:pStyle w:val="ListBullet"/>
-        <w:spacing w:before="0" w:after="60" w:line="276" w:lineRule="auto"/>
-      </w:pPr>
-      <w:r>
-        <w:rPr>
-          <w:rFonts w:ascii="Calibri" w:hAnsi="Calibri"/>
-          <w:b/>
-          <w:i w:val="0"/>
-          <w:color w:val="2D3748"/>
-          <w:sz w:val="22"/>
-        </w:rPr>
-        <w:t xml:space="preserve">Cross-Lingual Alignment: </w:t>
-      </w:r>
-      <w:r>
-        <w:rPr>
-          <w:rFonts w:ascii="Calibri" w:hAnsi="Calibri"/>
-          <w:b w:val="0"/>
-          <w:i w:val="0"/>
-          <w:color w:val="2D3748"/>
-          <w:sz w:val="22"/>
-        </w:rPr>
-        <w:t>Enables semantic alignment between English query vectors and Arabic passage vectors in the same latent space.</w:t>
-      </w:r>
-    </w:p>
-    <w:p>
-      <w:pPr>
-        <w:pStyle w:val="ListBullet"/>
-        <w:spacing w:before="0" w:after="60" w:line="276" w:lineRule="auto"/>
-      </w:pPr>
-      <w:r>
-        <w:rPr>
-          <w:rFonts w:ascii="Calibri" w:hAnsi="Calibri"/>
-          <w:b/>
-          <w:i w:val="0"/>
-          <w:color w:val="2D3748"/>
-          <w:sz w:val="22"/>
-        </w:rPr>
-        <w:t xml:space="preserve">Local &amp; Offline Execution: </w:t>
-      </w:r>
-      <w:r>
-        <w:rPr>
-          <w:rFonts w:ascii="Calibri" w:hAnsi="Calibri"/>
-          <w:b w:val="0"/>
-          <w:i w:val="0"/>
-          <w:color w:val="2D3748"/>
-          <w:sz w:val="22"/>
-        </w:rPr>
-        <w:t>Runs completely locally on premises via sentence-transformers, guaranteeing data privacy and banking compliance without sending raw documents to third-party embedding APIs.</w:t>
-      </w:r>
-    </w:p>
-    <w:p>
-      <w:pPr>
-        <w:keepNext/>
-        <w:spacing w:before="280" w:after="80"/>
-      </w:pPr>
-      <w:r>
-        <w:rPr>
-          <w:rFonts w:ascii="Calibri" w:hAnsi="Calibri"/>
-          <w:b/>
-          <w:i w:val="0"/>
-          <w:color w:val="2B6CB0"/>
-          <w:sz w:val="28"/>
-        </w:rPr>
-        <w:t>4.2 GPU Acceleration &amp; VRAM Optimization (CUDA)</w:t>
-      </w:r>
-    </w:p>
-    <w:p>
-      <w:pPr>
-        <w:spacing w:before="0" w:after="120" w:line="276" w:lineRule="auto"/>
-      </w:pPr>
-      <w:r>
-        <w:rPr>
-          <w:rFonts w:ascii="Calibri" w:hAnsi="Calibri"/>
-          <w:b w:val="0"/>
-          <w:i w:val="0"/>
-          <w:color w:val="2D3748"/>
-          <w:sz w:val="22"/>
-        </w:rPr>
-        <w:t>To enable rapid ingestion on enterprise workstations and laptops equipped with mid-range GPUs (e.g. NVIDIA RTX 3050/4060 with 4GB VRAM), the vectorstore writer implements memory-safe batching:</w:t>
-      </w:r>
-    </w:p>
-    <w:p>
-      <w:pPr>
-        <w:pStyle w:val="ListBullet"/>
-        <w:spacing w:before="0" w:after="60" w:line="276" w:lineRule="auto"/>
-      </w:pPr>
-      <w:r>
-        <w:rPr>
-          <w:rFonts w:ascii="Calibri" w:hAnsi="Calibri"/>
-          <w:b/>
-          <w:i w:val="0"/>
-          <w:color w:val="2D3748"/>
-          <w:sz w:val="22"/>
-        </w:rPr>
-        <w:t xml:space="preserve">Micro-Batching (batch_size = 4): </w:t>
-      </w:r>
-      <w:r>
-        <w:rPr>
-          <w:rFonts w:ascii="Calibri" w:hAnsi="Calibri"/>
-          <w:b w:val="0"/>
-          <w:i w:val="0"/>
-          <w:color w:val="2D3748"/>
-          <w:sz w:val="22"/>
-        </w:rPr>
-        <w:t>Chunks are embedded and written in batches of 4, keeping peak GPU memory allocation below 3.2 GB.</w:t>
-      </w:r>
-    </w:p>
-    <w:p>
-      <w:pPr>
-        <w:pStyle w:val="ListBullet"/>
-        <w:spacing w:before="0" w:after="60" w:line="276" w:lineRule="auto"/>
-      </w:pPr>
-      <w:r>
-        <w:rPr>
-          <w:rFonts w:ascii="Calibri" w:hAnsi="Calibri"/>
-          <w:b/>
-          <w:i w:val="0"/>
-          <w:color w:val="2D3748"/>
-          <w:sz w:val="22"/>
-        </w:rPr>
-        <w:t xml:space="preserve">Periodic CUDA Cache Eviction: </w:t>
-      </w:r>
-      <w:r>
-        <w:rPr>
-          <w:rFonts w:ascii="Calibri" w:hAnsi="Calibri"/>
-          <w:b w:val="0"/>
-          <w:i w:val="0"/>
-          <w:color w:val="2D3748"/>
-          <w:sz w:val="22"/>
-        </w:rPr>
-        <w:t>Every 20 chunks, the engine triggers torch.cuda.empty_cache(), preventing fragmentation and Out-Of-Memory (OOM) fatal errors during large ingestion runs.</w:t>
-      </w:r>
-    </w:p>
-    <w:p>
-      <w:pPr>
-        <w:pStyle w:val="ListBullet"/>
-        <w:spacing w:before="0" w:after="60" w:line="276" w:lineRule="auto"/>
-      </w:pPr>
-      <w:r>
-        <w:rPr>
-          <w:rFonts w:ascii="Calibri" w:hAnsi="Calibri"/>
-          <w:b/>
-          <w:i w:val="0"/>
-          <w:color w:val="2D3748"/>
-          <w:sz w:val="22"/>
-        </w:rPr>
-        <w:t xml:space="preserve">Singleton LRU Caching: </w:t>
-      </w:r>
-      <w:r>
-        <w:rPr>
-          <w:rFonts w:ascii="Calibri" w:hAnsi="Calibri"/>
-          <w:b w:val="0"/>
-          <w:i w:val="0"/>
-          <w:color w:val="2D3748"/>
-          <w:sz w:val="22"/>
-        </w:rPr>
-        <w:t>The embedding model weights are loaded once via @lru_cache(maxsize=1) and shared across all ingestion and retrieval calls.</w:t>
-      </w:r>
-    </w:p>
-    <w:p>
-      <w:pPr>
-        <w:keepNext/>
-        <w:spacing w:before="280" w:after="80"/>
-      </w:pPr>
-      <w:r>
-        <w:rPr>
-          <w:rFonts w:ascii="Calibri" w:hAnsi="Calibri"/>
-          <w:b/>
-          <w:i w:val="0"/>
-          <w:color w:val="2B6CB0"/>
-          <w:sz w:val="28"/>
-        </w:rPr>
-        <w:t>4.3 ChromaDB Vector Store &amp; Metadata Schema</w:t>
-      </w:r>
-    </w:p>
-    <w:p>
-      <w:pPr>
-        <w:spacing w:before="0" w:after="120" w:line="276" w:lineRule="auto"/>
-      </w:pPr>
-      <w:r>
-        <w:rPr>
-          <w:rFonts w:ascii="Calibri" w:hAnsi="Calibri"/>
-          <w:b w:val="0"/>
-          <w:i w:val="0"/>
-          <w:color w:val="2D3748"/>
-          <w:sz w:val="22"/>
-        </w:rPr>
-        <w:t>Vectors are persisted on disk using ChromaDB (vectorstore/chroma_db). Every chunk record contains rich metadata:</w:t>
+        <w:t>The following test benchmark validates bilingual retrieval accuracy, cross-lingual translation, and exact citation attribution:</w:t>
       </w:r>
     </w:p>
     <w:tbl>
@@ -2407,57 +2223,481 @@
         <w:tblLook w:firstColumn="1" w:firstRow="1" w:lastColumn="0" w:lastRow="0" w:noHBand="0" w:noVBand="1" w:val="04A0"/>
       </w:tblPr>
       <w:tblGrid>
-        <w:gridCol w:w="9360"/>
+        <w:gridCol w:w="1296"/>
+        <w:gridCol w:w="3168"/>
+        <w:gridCol w:w="2592"/>
+        <w:gridCol w:w="2304"/>
       </w:tblGrid>
       <w:tr>
         <w:tc>
           <w:tcPr>
-            <w:tcW w:type="dxa" w:w="9360"/>
-            <w:shd w:fill="F8FAFC"/>
+            <w:tcW w:type="dxa" w:w="2340"/>
+            <w:shd w:fill="1B365D"/>
+            <w:tcMar>
+              <w:top w:w="120" w:type="dxa"/>
+              <w:bottom w:w="120" w:type="dxa"/>
+              <w:left w:w="140" w:type="dxa"/>
+              <w:right w:w="140" w:type="dxa"/>
+            </w:tcMar>
+          </w:tcPr>
+          <w:p>
+            <w:pPr>
+              <w:jc w:val="left"/>
+            </w:pPr>
+            <w:r>
+              <w:rPr>
+                <w:rFonts w:ascii="Segoe UI" w:hAnsi="Segoe UI"/>
+                <w:b/>
+                <w:color w:val="FFFFFF"/>
+                <w:sz w:val="20"/>
+              </w:rPr>
+              <w:t>Language</w:t>
+            </w:r>
+          </w:p>
+        </w:tc>
+        <w:tc>
+          <w:tcPr>
+            <w:tcW w:type="dxa" w:w="2340"/>
+            <w:shd w:fill="1B365D"/>
+            <w:tcMar>
+              <w:top w:w="120" w:type="dxa"/>
+              <w:bottom w:w="120" w:type="dxa"/>
+              <w:left w:w="140" w:type="dxa"/>
+              <w:right w:w="140" w:type="dxa"/>
+            </w:tcMar>
+          </w:tcPr>
+          <w:p>
+            <w:pPr>
+              <w:jc w:val="left"/>
+            </w:pPr>
+            <w:r>
+              <w:rPr>
+                <w:rFonts w:ascii="Segoe UI" w:hAnsi="Segoe UI"/>
+                <w:b/>
+                <w:color w:val="FFFFFF"/>
+                <w:sz w:val="20"/>
+              </w:rPr>
+              <w:t>Test Prompt / Inquiry</w:t>
+            </w:r>
+          </w:p>
+        </w:tc>
+        <w:tc>
+          <w:tcPr>
+            <w:tcW w:type="dxa" w:w="2340"/>
+            <w:shd w:fill="1B365D"/>
+            <w:tcMar>
+              <w:top w:w="120" w:type="dxa"/>
+              <w:bottom w:w="120" w:type="dxa"/>
+              <w:left w:w="140" w:type="dxa"/>
+              <w:right w:w="140" w:type="dxa"/>
+            </w:tcMar>
+          </w:tcPr>
+          <w:p>
+            <w:pPr>
+              <w:jc w:val="left"/>
+            </w:pPr>
+            <w:r>
+              <w:rPr>
+                <w:rFonts w:ascii="Segoe UI" w:hAnsi="Segoe UI"/>
+                <w:b/>
+                <w:color w:val="FFFFFF"/>
+                <w:sz w:val="20"/>
+              </w:rPr>
+              <w:t>Expected Grounded Fact</w:t>
+            </w:r>
+          </w:p>
+        </w:tc>
+        <w:tc>
+          <w:tcPr>
+            <w:tcW w:type="dxa" w:w="2340"/>
+            <w:shd w:fill="1B365D"/>
+            <w:tcMar>
+              <w:top w:w="120" w:type="dxa"/>
+              <w:bottom w:w="120" w:type="dxa"/>
+              <w:left w:w="140" w:type="dxa"/>
+              <w:right w:w="140" w:type="dxa"/>
+            </w:tcMar>
+          </w:tcPr>
+          <w:p>
+            <w:pPr>
+              <w:jc w:val="left"/>
+            </w:pPr>
+            <w:r>
+              <w:rPr>
+                <w:rFonts w:ascii="Segoe UI" w:hAnsi="Segoe UI"/>
+                <w:b/>
+                <w:color w:val="FFFFFF"/>
+                <w:sz w:val="20"/>
+              </w:rPr>
+              <w:t>Grounded Source &amp; Page</w:t>
+            </w:r>
+          </w:p>
+        </w:tc>
+      </w:tr>
+      <w:tr>
+        <w:tc>
+          <w:tcPr>
+            <w:tcW w:type="dxa" w:w="2340"/>
+            <w:shd w:fill="FFFFFF"/>
             <w:tcMar>
               <w:top w:w="100" w:type="dxa"/>
               <w:bottom w:w="100" w:type="dxa"/>
               <w:left w:w="140" w:type="dxa"/>
               <w:right w:w="140" w:type="dxa"/>
             </w:tcMar>
-            <w:tcBorders>
-              <w:left w:val="single" w:sz="12" w:space="0" w:color="CBD5E0"/>
-              <w:top w:val="single" w:sz="4" w:space="0" w:color="E2E8F0"/>
-              <w:right w:val="single" w:sz="4" w:space="0" w:color="E2E8F0"/>
-              <w:bottom w:val="single" w:sz="4" w:space="0" w:color="E2E8F0"/>
-            </w:tcBorders>
           </w:tcPr>
           <w:p>
-            <w:pPr>
-              <w:spacing w:before="40" w:after="40" w:line="252" w:lineRule="auto"/>
-            </w:pPr>
             <w:r>
               <w:rPr>
-                <w:rFonts w:ascii="Consolas" w:hAnsi="Consolas"/>
-                <w:b w:val="0"/>
-                <w:i w:val="0"/>
-                <w:color w:val="1E293B"/>
+                <w:rFonts w:ascii="Segoe UI" w:hAnsi="Segoe UI"/>
+                <w:color w:val="282828"/>
                 <w:sz w:val="19"/>
               </w:rPr>
-              <w:t>Document(</w:t>
+              <w:t>English</w:t>
+            </w:r>
+          </w:p>
+        </w:tc>
+        <w:tc>
+          <w:tcPr>
+            <w:tcW w:type="dxa" w:w="2340"/>
+            <w:shd w:fill="FFFFFF"/>
+            <w:tcMar>
+              <w:top w:w="100" w:type="dxa"/>
+              <w:bottom w:w="100" w:type="dxa"/>
+              <w:left w:w="140" w:type="dxa"/>
+              <w:right w:w="140" w:type="dxa"/>
+            </w:tcMar>
+          </w:tcPr>
+          <w:p>
+            <w:r>
+              <w:rPr>
+                <w:rFonts w:ascii="Segoe UI" w:hAnsi="Segoe UI"/>
+                <w:color w:val="282828"/>
+                <w:sz w:val="19"/>
+              </w:rPr>
+              <w:t>What is the daily cut-off time for submitting outgoing mail requests through BPM?</w:t>
+            </w:r>
+          </w:p>
+        </w:tc>
+        <w:tc>
+          <w:tcPr>
+            <w:tcW w:type="dxa" w:w="2340"/>
+            <w:shd w:fill="FFFFFF"/>
+            <w:tcMar>
+              <w:top w:w="100" w:type="dxa"/>
+              <w:bottom w:w="100" w:type="dxa"/>
+              <w:left w:w="140" w:type="dxa"/>
+              <w:right w:w="140" w:type="dxa"/>
+            </w:tcMar>
+          </w:tcPr>
+          <w:p>
+            <w:r>
+              <w:rPr>
+                <w:rFonts w:ascii="Segoe UI" w:hAnsi="Segoe UI"/>
+                <w:color w:val="282828"/>
+                <w:sz w:val="19"/>
+              </w:rPr>
+              <w:t>1:30 PM (Daily cut-off time for BPM workflow submission)</w:t>
+            </w:r>
+          </w:p>
+        </w:tc>
+        <w:tc>
+          <w:tcPr>
+            <w:tcW w:type="dxa" w:w="2340"/>
+            <w:shd w:fill="FFFFFF"/>
+            <w:tcMar>
+              <w:top w:w="100" w:type="dxa"/>
+              <w:bottom w:w="100" w:type="dxa"/>
+              <w:left w:w="140" w:type="dxa"/>
+              <w:right w:w="140" w:type="dxa"/>
+            </w:tcMar>
+          </w:tcPr>
+          <w:p>
+            <w:r>
+              <w:rPr>
+                <w:rFonts w:ascii="Segoe UI" w:hAnsi="Segoe UI"/>
+                <w:color w:val="282828"/>
+                <w:sz w:val="19"/>
+              </w:rPr>
+              <w:t>Central Mail Manual</w:t>
               <w:br/>
-              <w:t xml:space="preserve">    page_content="1. يقوم موظف الأرشيف باستلام ملفات التسهيلات الائتمانية وتدقيق محتوياتها...",</w:t>
+              <w:t>(Page 5, Extraction: fitz)</w:t>
+            </w:r>
+          </w:p>
+        </w:tc>
+      </w:tr>
+      <w:tr>
+        <w:tc>
+          <w:tcPr>
+            <w:tcW w:type="dxa" w:w="2340"/>
+            <w:shd w:fill="F9FBFD"/>
+            <w:tcMar>
+              <w:top w:w="100" w:type="dxa"/>
+              <w:bottom w:w="100" w:type="dxa"/>
+              <w:left w:w="140" w:type="dxa"/>
+              <w:right w:w="140" w:type="dxa"/>
+            </w:tcMar>
+          </w:tcPr>
+          <w:p>
+            <w:r>
+              <w:rPr>
+                <w:rFonts w:ascii="Segoe UI" w:hAnsi="Segoe UI"/>
+                <w:color w:val="282828"/>
+                <w:sz w:val="19"/>
+              </w:rPr>
+              <w:t>Arabic</w:t>
+            </w:r>
+          </w:p>
+        </w:tc>
+        <w:tc>
+          <w:tcPr>
+            <w:tcW w:type="dxa" w:w="2340"/>
+            <w:shd w:fill="F9FBFD"/>
+            <w:tcMar>
+              <w:top w:w="100" w:type="dxa"/>
+              <w:bottom w:w="100" w:type="dxa"/>
+              <w:left w:w="140" w:type="dxa"/>
+              <w:right w:w="140" w:type="dxa"/>
+            </w:tcMar>
+          </w:tcPr>
+          <w:p>
+            <w:r>
+              <w:rPr>
+                <w:rFonts w:ascii="Segoe UI" w:hAnsi="Segoe UI"/>
+                <w:color w:val="282828"/>
+                <w:sz w:val="19"/>
+              </w:rPr>
+              <w:t>ما هي الغرامة المالية في حال فقدان بطاقة الدخول؟ ومتى يُعفى الموظف منها؟</w:t>
+            </w:r>
+          </w:p>
+        </w:tc>
+        <w:tc>
+          <w:tcPr>
+            <w:tcW w:type="dxa" w:w="2340"/>
+            <w:shd w:fill="F9FBFD"/>
+            <w:tcMar>
+              <w:top w:w="100" w:type="dxa"/>
+              <w:bottom w:w="100" w:type="dxa"/>
+              <w:left w:w="140" w:type="dxa"/>
+              <w:right w:w="140" w:type="dxa"/>
+            </w:tcMar>
+          </w:tcPr>
+          <w:p>
+            <w:r>
+              <w:rPr>
+                <w:rFonts w:ascii="Segoe UI" w:hAnsi="Segoe UI"/>
+                <w:color w:val="282828"/>
+                <w:sz w:val="19"/>
+              </w:rPr>
+              <w:t>10 دنانير أردنية؛ يُعفى الموظف في حال الخلل الفني أو بعد مرور سنتين من الإصدار</w:t>
+            </w:r>
+          </w:p>
+        </w:tc>
+        <w:tc>
+          <w:tcPr>
+            <w:tcW w:type="dxa" w:w="2340"/>
+            <w:shd w:fill="F9FBFD"/>
+            <w:tcMar>
+              <w:top w:w="100" w:type="dxa"/>
+              <w:bottom w:w="100" w:type="dxa"/>
+              <w:left w:w="140" w:type="dxa"/>
+              <w:right w:w="140" w:type="dxa"/>
+            </w:tcMar>
+          </w:tcPr>
+          <w:p>
+            <w:r>
+              <w:rPr>
+                <w:rFonts w:ascii="Segoe UI" w:hAnsi="Segoe UI"/>
+                <w:color w:val="282828"/>
+                <w:sz w:val="19"/>
+              </w:rPr>
+              <w:t>Central Alarm Manual</w:t>
               <w:br/>
-              <w:t xml:space="preserve">    metadata={</w:t>
+              <w:t>(Page 5, Extraction: fitz)</w:t>
+            </w:r>
+          </w:p>
+        </w:tc>
+      </w:tr>
+      <w:tr>
+        <w:tc>
+          <w:tcPr>
+            <w:tcW w:type="dxa" w:w="2340"/>
+            <w:shd w:fill="FFFFFF"/>
+            <w:tcMar>
+              <w:top w:w="100" w:type="dxa"/>
+              <w:bottom w:w="100" w:type="dxa"/>
+              <w:left w:w="140" w:type="dxa"/>
+              <w:right w:w="140" w:type="dxa"/>
+            </w:tcMar>
+          </w:tcPr>
+          <w:p>
+            <w:r>
+              <w:rPr>
+                <w:rFonts w:ascii="Segoe UI" w:hAnsi="Segoe UI"/>
+                <w:color w:val="282828"/>
+                <w:sz w:val="19"/>
+              </w:rPr>
+              <w:t>English</w:t>
+            </w:r>
+          </w:p>
+        </w:tc>
+        <w:tc>
+          <w:tcPr>
+            <w:tcW w:type="dxa" w:w="2340"/>
+            <w:shd w:fill="FFFFFF"/>
+            <w:tcMar>
+              <w:top w:w="100" w:type="dxa"/>
+              <w:bottom w:w="100" w:type="dxa"/>
+              <w:left w:w="140" w:type="dxa"/>
+              <w:right w:w="140" w:type="dxa"/>
+            </w:tcMar>
+          </w:tcPr>
+          <w:p>
+            <w:r>
+              <w:rPr>
+                <w:rFonts w:ascii="Segoe UI" w:hAnsi="Segoe UI"/>
+                <w:color w:val="282828"/>
+                <w:sz w:val="19"/>
+              </w:rPr>
+              <w:t>What inventory dispatch method is used in the bank's warehouses?</w:t>
+            </w:r>
+          </w:p>
+        </w:tc>
+        <w:tc>
+          <w:tcPr>
+            <w:tcW w:type="dxa" w:w="2340"/>
+            <w:shd w:fill="FFFFFF"/>
+            <w:tcMar>
+              <w:top w:w="100" w:type="dxa"/>
+              <w:bottom w:w="100" w:type="dxa"/>
+              <w:left w:w="140" w:type="dxa"/>
+              <w:right w:w="140" w:type="dxa"/>
+            </w:tcMar>
+          </w:tcPr>
+          <w:p>
+            <w:r>
+              <w:rPr>
+                <w:rFonts w:ascii="Segoe UI" w:hAnsi="Segoe UI"/>
+                <w:color w:val="282828"/>
+                <w:sz w:val="19"/>
+              </w:rPr>
+              <w:t>FIFO (First-In, First-Out) method for outgoing supply management</w:t>
+            </w:r>
+          </w:p>
+        </w:tc>
+        <w:tc>
+          <w:tcPr>
+            <w:tcW w:type="dxa" w:w="2340"/>
+            <w:shd w:fill="FFFFFF"/>
+            <w:tcMar>
+              <w:top w:w="100" w:type="dxa"/>
+              <w:bottom w:w="100" w:type="dxa"/>
+              <w:left w:w="140" w:type="dxa"/>
+              <w:right w:w="140" w:type="dxa"/>
+            </w:tcMar>
+          </w:tcPr>
+          <w:p>
+            <w:r>
+              <w:rPr>
+                <w:rFonts w:ascii="Segoe UI" w:hAnsi="Segoe UI"/>
+                <w:color w:val="282828"/>
+                <w:sz w:val="19"/>
+              </w:rPr>
+              <w:t>Assets &amp; Warehouse Manual</w:t>
               <w:br/>
-              <w:t xml:space="preserve">        "source": "Central Mail and Files Unit Procedures Manual.pdf",</w:t>
+              <w:t>(Page 5, Extraction: fitz)</w:t>
+            </w:r>
+          </w:p>
+        </w:tc>
+      </w:tr>
+      <w:tr>
+        <w:tc>
+          <w:tcPr>
+            <w:tcW w:type="dxa" w:w="2340"/>
+            <w:shd w:fill="F9FBFD"/>
+            <w:tcMar>
+              <w:top w:w="100" w:type="dxa"/>
+              <w:bottom w:w="100" w:type="dxa"/>
+              <w:left w:w="140" w:type="dxa"/>
+              <w:right w:w="140" w:type="dxa"/>
+            </w:tcMar>
+          </w:tcPr>
+          <w:p>
+            <w:r>
+              <w:rPr>
+                <w:rFonts w:ascii="Segoe UI" w:hAnsi="Segoe UI"/>
+                <w:color w:val="282828"/>
+                <w:sz w:val="19"/>
+              </w:rPr>
+              <w:t>Arabic</w:t>
+            </w:r>
+          </w:p>
+        </w:tc>
+        <w:tc>
+          <w:tcPr>
+            <w:tcW w:type="dxa" w:w="2340"/>
+            <w:shd w:fill="F9FBFD"/>
+            <w:tcMar>
+              <w:top w:w="100" w:type="dxa"/>
+              <w:bottom w:w="100" w:type="dxa"/>
+              <w:left w:w="140" w:type="dxa"/>
+              <w:right w:w="140" w:type="dxa"/>
+            </w:tcMar>
+          </w:tcPr>
+          <w:p>
+            <w:r>
+              <w:rPr>
+                <w:rFonts w:ascii="Segoe UI" w:hAnsi="Segoe UI"/>
+                <w:color w:val="282828"/>
+                <w:sz w:val="19"/>
+              </w:rPr>
+              <w:t>هل يجوز إرسال البطاقة المصرفية والرقم السري في شحنة بريدية واحدة للخارج؟</w:t>
+            </w:r>
+          </w:p>
+        </w:tc>
+        <w:tc>
+          <w:tcPr>
+            <w:tcW w:type="dxa" w:w="2340"/>
+            <w:shd w:fill="F9FBFD"/>
+            <w:tcMar>
+              <w:top w:w="100" w:type="dxa"/>
+              <w:bottom w:w="100" w:type="dxa"/>
+              <w:left w:w="140" w:type="dxa"/>
+              <w:right w:w="140" w:type="dxa"/>
+            </w:tcMar>
+          </w:tcPr>
+          <w:p>
+            <w:r>
+              <w:rPr>
+                <w:rFonts w:ascii="Segoe UI" w:hAnsi="Segoe UI"/>
+                <w:color w:val="282828"/>
+                <w:sz w:val="19"/>
+              </w:rPr>
+              <w:t>لا يجوز الجمع بينهما إطلاقاً في شحنة واحدة لأسباب أمنية مصرفية</w:t>
+            </w:r>
+          </w:p>
+        </w:tc>
+        <w:tc>
+          <w:tcPr>
+            <w:tcW w:type="dxa" w:w="2340"/>
+            <w:shd w:fill="F9FBFD"/>
+            <w:tcMar>
+              <w:top w:w="100" w:type="dxa"/>
+              <w:bottom w:w="100" w:type="dxa"/>
+              <w:left w:w="140" w:type="dxa"/>
+              <w:right w:w="140" w:type="dxa"/>
+            </w:tcMar>
+          </w:tcPr>
+          <w:p>
+            <w:r>
+              <w:rPr>
+                <w:rFonts w:ascii="Segoe UI" w:hAnsi="Segoe UI"/>
+                <w:color w:val="282828"/>
+                <w:sz w:val="19"/>
+              </w:rPr>
+              <w:t>Central Mail Manual</w:t>
               <w:br/>
-              <w:t xml:space="preserve">        "page": 4,</w:t>
-              <w:br/>
-              <w:t xml:space="preserve">        "extraction_method": "native",   # 'native' or 'ocr'</w:t>
-              <w:br/>
-              <w:t xml:space="preserve">        "chunk_strategy": "arabic_paragraph",</w:t>
-              <w:br/>
-              <w:t xml:space="preserve">        "chunk_index": 12</w:t>
-              <w:br/>
-              <w:t xml:space="preserve">    }</w:t>
-              <w:br/>
-              <w:t>)</w:t>
+              <w:t>(Page 9, Extraction: fitz)</w:t>
             </w:r>
           </w:p>
         </w:tc>
@@ -2465,493 +2705,22 @@
     </w:tbl>
     <w:p>
       <w:pPr>
-        <w:spacing w:before="0" w:after="80"/>
+        <w:spacing w:after="200"/>
       </w:pPr>
     </w:p>
     <w:p>
       <w:pPr>
-        <w:keepNext/>
-        <w:spacing w:before="360" w:after="120"/>
+        <w:pStyle w:val="Heading1"/>
+        <w:spacing w:before="320" w:after="120"/>
       </w:pPr>
       <w:r>
         <w:rPr>
-          <w:rFonts w:ascii="Calibri" w:hAnsi="Calibri"/>
+          <w:rFonts w:ascii="Segoe UI" w:hAnsi="Segoe UI"/>
           <w:b/>
-          <w:i w:val="0"/>
-          <w:color w:val="1A365D"/>
-          <w:sz w:val="36"/>
+          <w:color w:val="1B365D"/>
+          <w:sz w:val="32"/>
         </w:rPr>
-        <w:t>5. Hybrid Retrieval &amp; Search Subsystem</w:t>
-      </w:r>
-    </w:p>
-    <w:p>
-      <w:pPr>
-        <w:spacing w:before="0" w:after="120" w:line="276" w:lineRule="auto"/>
-      </w:pPr>
-      <w:r>
-        <w:rPr>
-          <w:rFonts w:ascii="Calibri" w:hAnsi="Calibri"/>
-          <w:b w:val="0"/>
-          <w:i w:val="0"/>
-          <w:color w:val="2D3748"/>
-          <w:sz w:val="22"/>
-        </w:rPr>
-        <w:t>The retrieval subsystem (retrieval/retriever.py) mediates between incoming user queries and the vectorized corpus. Banking manuals frequently contain repetitive administrative headers, footers, and standard sign-off boilerplate. To maximize answer precision, the retriever provides two distinct search algorithms:</w:t>
-      </w:r>
-    </w:p>
-    <w:p>
-      <w:pPr>
-        <w:keepNext/>
-        <w:spacing w:before="280" w:after="80"/>
-      </w:pPr>
-      <w:r>
-        <w:rPr>
-          <w:rFonts w:ascii="Calibri" w:hAnsi="Calibri"/>
-          <w:b/>
-          <w:i w:val="0"/>
-          <w:color w:val="2B6CB0"/>
-          <w:sz w:val="28"/>
-        </w:rPr>
-        <w:t>5.1 Cosine Similarity vs. Maximal Marginal Relevance (MMR)</w:t>
-      </w:r>
-    </w:p>
-    <w:tbl>
-      <w:tblPr>
-        <w:tblW w:type="auto" w:w="0"/>
-        <w:jc w:val="center"/>
-        <w:tblLook w:firstColumn="1" w:firstRow="1" w:lastColumn="0" w:lastRow="0" w:noHBand="0" w:noVBand="1" w:val="04A0"/>
-        <w:tblBorders>
-          <w:top w:val="single" w:sz="4" w:space="0" w:color="CBD5E0"/>
-          <w:bottom w:val="single" w:sz="4" w:space="0" w:color="CBD5E0"/>
-          <w:insideH w:val="single" w:sz="4" w:space="0" w:color="CBD5E0"/>
-          <w:insideV w:val="none"/>
-          <w:left w:val="none"/>
-          <w:right w:val="none"/>
-        </w:tblBorders>
-      </w:tblPr>
-      <w:tblGrid>
-        <w:gridCol w:w="3120"/>
-        <w:gridCol w:w="3120"/>
-        <w:gridCol w:w="3120"/>
-      </w:tblGrid>
-      <w:tr>
-        <w:tc>
-          <w:tcPr>
-            <w:tcW w:type="dxa" w:w="3120"/>
-            <w:shd w:fill="1A365D"/>
-            <w:tcMar>
-              <w:top w:w="100" w:type="dxa"/>
-              <w:bottom w:w="100" w:type="dxa"/>
-              <w:left w:w="120" w:type="dxa"/>
-              <w:right w:w="120" w:type="dxa"/>
-            </w:tcMar>
-          </w:tcPr>
-          <w:p>
-            <w:r>
-              <w:rPr>
-                <w:rFonts w:ascii="Calibri" w:hAnsi="Calibri"/>
-                <w:b/>
-                <w:i w:val="0"/>
-                <w:color w:val="FFFFFF"/>
-                <w:sz w:val="21"/>
-              </w:rPr>
-              <w:t>Algorithm</w:t>
-            </w:r>
-          </w:p>
-        </w:tc>
-        <w:tc>
-          <w:tcPr>
-            <w:tcW w:type="dxa" w:w="3120"/>
-            <w:shd w:fill="1A365D"/>
-            <w:tcMar>
-              <w:top w:w="100" w:type="dxa"/>
-              <w:bottom w:w="100" w:type="dxa"/>
-              <w:left w:w="120" w:type="dxa"/>
-              <w:right w:w="120" w:type="dxa"/>
-            </w:tcMar>
-          </w:tcPr>
-          <w:p>
-            <w:r>
-              <w:rPr>
-                <w:rFonts w:ascii="Calibri" w:hAnsi="Calibri"/>
-                <w:b/>
-                <w:i w:val="0"/>
-                <w:color w:val="FFFFFF"/>
-                <w:sz w:val="21"/>
-              </w:rPr>
-              <w:t>Mathematical Formulation / Logic</w:t>
-            </w:r>
-          </w:p>
-        </w:tc>
-        <w:tc>
-          <w:tcPr>
-            <w:tcW w:type="dxa" w:w="3120"/>
-            <w:shd w:fill="1A365D"/>
-            <w:tcMar>
-              <w:top w:w="100" w:type="dxa"/>
-              <w:bottom w:w="100" w:type="dxa"/>
-              <w:left w:w="120" w:type="dxa"/>
-              <w:right w:w="120" w:type="dxa"/>
-            </w:tcMar>
-          </w:tcPr>
-          <w:p>
-            <w:r>
-              <w:rPr>
-                <w:rFonts w:ascii="Calibri" w:hAnsi="Calibri"/>
-                <w:b/>
-                <w:i w:val="0"/>
-                <w:color w:val="FFFFFF"/>
-                <w:sz w:val="21"/>
-              </w:rPr>
-              <w:t>Behavior in Banking Context</w:t>
-            </w:r>
-          </w:p>
-        </w:tc>
-      </w:tr>
-      <w:tr>
-        <w:tc>
-          <w:tcPr>
-            <w:tcW w:type="dxa" w:w="2880"/>
-            <w:shd w:fill="FFFFFF"/>
-            <w:tcMar>
-              <w:top w:w="80" w:type="dxa"/>
-              <w:bottom w:w="80" w:type="dxa"/>
-              <w:left w:w="120" w:type="dxa"/>
-              <w:right w:w="120" w:type="dxa"/>
-            </w:tcMar>
-          </w:tcPr>
-          <w:p>
-            <w:r>
-              <w:rPr>
-                <w:rFonts w:ascii="Calibri" w:hAnsi="Calibri"/>
-                <w:b w:val="0"/>
-                <w:i w:val="0"/>
-                <w:color w:val="2D3748"/>
-                <w:sz w:val="19"/>
-              </w:rPr>
-              <w:t>Cosine Similarity</w:t>
-              <w:br/>
-              <w:t>(search_type='similarity')</w:t>
-            </w:r>
-          </w:p>
-        </w:tc>
-        <w:tc>
-          <w:tcPr>
-            <w:tcW w:type="dxa" w:w="3744"/>
-            <w:shd w:fill="FFFFFF"/>
-            <w:tcMar>
-              <w:top w:w="80" w:type="dxa"/>
-              <w:bottom w:w="80" w:type="dxa"/>
-              <w:left w:w="120" w:type="dxa"/>
-              <w:right w:w="120" w:type="dxa"/>
-            </w:tcMar>
-          </w:tcPr>
-          <w:p>
-            <w:r>
-              <w:rPr>
-                <w:rFonts w:ascii="Calibri" w:hAnsi="Calibri"/>
-                <w:b w:val="0"/>
-                <w:i w:val="0"/>
-                <w:color w:val="2D3748"/>
-                <w:sz w:val="19"/>
-              </w:rPr>
-              <w:t>Sim(q, d) = (q · d) / (||q|| * ||d||)</w:t>
-              <w:br/>
-              <w:t>Returns the top-K chunks with highest dot-product cosine similarity to the query vector.</w:t>
-            </w:r>
-          </w:p>
-        </w:tc>
-        <w:tc>
-          <w:tcPr>
-            <w:tcW w:type="dxa" w:w="2736"/>
-            <w:shd w:fill="FFFFFF"/>
-            <w:tcMar>
-              <w:top w:w="80" w:type="dxa"/>
-              <w:bottom w:w="80" w:type="dxa"/>
-              <w:left w:w="120" w:type="dxa"/>
-              <w:right w:w="120" w:type="dxa"/>
-            </w:tcMar>
-          </w:tcPr>
-          <w:p>
-            <w:r>
-              <w:rPr>
-                <w:rFonts w:ascii="Calibri" w:hAnsi="Calibri"/>
-                <w:b w:val="0"/>
-                <w:i w:val="0"/>
-                <w:color w:val="2D3748"/>
-                <w:sz w:val="19"/>
-              </w:rPr>
-              <w:t>Highly effective when seeking exact phrasing or narrow terminology. Can occasionally return duplicate chunks from identical headers.</w:t>
-            </w:r>
-          </w:p>
-        </w:tc>
-      </w:tr>
-      <w:tr>
-        <w:tc>
-          <w:tcPr>
-            <w:tcW w:type="dxa" w:w="2880"/>
-            <w:shd w:fill="F8FAFC"/>
-            <w:tcMar>
-              <w:top w:w="80" w:type="dxa"/>
-              <w:bottom w:w="80" w:type="dxa"/>
-              <w:left w:w="120" w:type="dxa"/>
-              <w:right w:w="120" w:type="dxa"/>
-            </w:tcMar>
-          </w:tcPr>
-          <w:p>
-            <w:r>
-              <w:rPr>
-                <w:rFonts w:ascii="Calibri" w:hAnsi="Calibri"/>
-                <w:b w:val="0"/>
-                <w:i w:val="0"/>
-                <w:color w:val="2D3748"/>
-                <w:sz w:val="19"/>
-              </w:rPr>
-              <w:t>Maximal Marginal Relevance</w:t>
-              <w:br/>
-              <w:t>(search_type='mmr')</w:t>
-              <w:br/>
-              <w:t>[Default]</w:t>
-            </w:r>
-          </w:p>
-        </w:tc>
-        <w:tc>
-          <w:tcPr>
-            <w:tcW w:type="dxa" w:w="3744"/>
-            <w:shd w:fill="F8FAFC"/>
-            <w:tcMar>
-              <w:top w:w="80" w:type="dxa"/>
-              <w:bottom w:w="80" w:type="dxa"/>
-              <w:left w:w="120" w:type="dxa"/>
-              <w:right w:w="120" w:type="dxa"/>
-            </w:tcMar>
-          </w:tcPr>
-          <w:p>
-            <w:r>
-              <w:rPr>
-                <w:rFonts w:ascii="Calibri" w:hAnsi="Calibri"/>
-                <w:b w:val="0"/>
-                <w:i w:val="0"/>
-                <w:color w:val="2D3748"/>
-                <w:sz w:val="19"/>
-              </w:rPr>
-              <w:t>MMR = Argmax [ lambda * Sim(q, d_i) - (1 - lambda) * Max Sim(d_i, d_j) ]</w:t>
-              <w:br/>
-              <w:t>Fetches fetch_k=max(top_k*4, 20) candidates and iteratively selects candidates that balance query relevance with diversity (lambda_mult=0.5).</w:t>
-            </w:r>
-          </w:p>
-        </w:tc>
-        <w:tc>
-          <w:tcPr>
-            <w:tcW w:type="dxa" w:w="2736"/>
-            <w:shd w:fill="F8FAFC"/>
-            <w:tcMar>
-              <w:top w:w="80" w:type="dxa"/>
-              <w:bottom w:w="80" w:type="dxa"/>
-              <w:left w:w="120" w:type="dxa"/>
-              <w:right w:w="120" w:type="dxa"/>
-            </w:tcMar>
-          </w:tcPr>
-          <w:p>
-            <w:r>
-              <w:rPr>
-                <w:rFonts w:ascii="Calibri" w:hAnsi="Calibri"/>
-                <w:b w:val="0"/>
-                <w:i w:val="0"/>
-                <w:color w:val="2D3748"/>
-                <w:sz w:val="19"/>
-              </w:rPr>
-              <w:t>Significantly reduces redundancy, ensuring retrieved chunks represent diverse chapters or distinct steps of a multi-stage procedure.</w:t>
-            </w:r>
-          </w:p>
-        </w:tc>
-      </w:tr>
-    </w:tbl>
-    <w:p>
-      <w:pPr>
-        <w:keepNext/>
-        <w:spacing w:before="280" w:after="80"/>
-      </w:pPr>
-      <w:r>
-        <w:rPr>
-          <w:rFonts w:ascii="Calibri" w:hAnsi="Calibri"/>
-          <w:b/>
-          <w:i w:val="0"/>
-          <w:color w:val="2B6CB0"/>
-          <w:sz w:val="28"/>
-        </w:rPr>
-        <w:t>5.2 Metadata Filtering</w:t>
-      </w:r>
-    </w:p>
-    <w:p>
-      <w:pPr>
-        <w:spacing w:before="0" w:after="120" w:line="276" w:lineRule="auto"/>
-      </w:pPr>
-      <w:r>
-        <w:rPr>
-          <w:rFonts w:ascii="Calibri" w:hAnsi="Calibri"/>
-          <w:b w:val="0"/>
-          <w:i w:val="0"/>
-          <w:color w:val="2D3748"/>
-          <w:sz w:val="22"/>
-        </w:rPr>
-        <w:t>The retriever supports hard metadata scoping (source_filter='filename.pdf'). When an auditor or employee wishes to restrict their query strictly to a specific department (e.g. Central Alarm only), ChromaDB filters the search index prior to distance calculation.</w:t>
-      </w:r>
-    </w:p>
-    <w:p>
-      <w:pPr>
-        <w:keepNext/>
-        <w:spacing w:before="360" w:after="120"/>
-      </w:pPr>
-      <w:r>
-        <w:rPr>
-          <w:rFonts w:ascii="Calibri" w:hAnsi="Calibri"/>
-          <w:b/>
-          <w:i w:val="0"/>
-          <w:color w:val="1A365D"/>
-          <w:sz w:val="36"/>
-        </w:rPr>
-        <w:t>6. Generation &amp; LLM Orchestration Engine</w:t>
-      </w:r>
-    </w:p>
-    <w:p>
-      <w:pPr>
-        <w:spacing w:before="0" w:after="120" w:line="276" w:lineRule="auto"/>
-      </w:pPr>
-      <w:r>
-        <w:rPr>
-          <w:rFonts w:ascii="Calibri" w:hAnsi="Calibri"/>
-          <w:b w:val="0"/>
-          <w:i w:val="0"/>
-          <w:color w:val="2D3748"/>
-          <w:sz w:val="22"/>
-        </w:rPr>
-        <w:t>The generation layer (generation/generator.py) converts retrieved context chunks and user questions into structured, bilingual answers using Groq Cloud's ultra-low latency LPU (Language Processing Unit) infrastructure.</w:t>
-      </w:r>
-    </w:p>
-    <w:p>
-      <w:pPr>
-        <w:keepNext/>
-        <w:spacing w:before="280" w:after="80"/>
-      </w:pPr>
-      <w:r>
-        <w:rPr>
-          <w:rFonts w:ascii="Calibri" w:hAnsi="Calibri"/>
-          <w:b/>
-          <w:i w:val="0"/>
-          <w:color w:val="2B6CB0"/>
-          <w:sz w:val="28"/>
-        </w:rPr>
-        <w:t>6.1 Supported LLM Architectures</w:t>
-      </w:r>
-    </w:p>
-    <w:p>
-      <w:pPr>
-        <w:pStyle w:val="ListBullet"/>
-        <w:spacing w:before="0" w:after="60" w:line="276" w:lineRule="auto"/>
-      </w:pPr>
-      <w:r>
-        <w:rPr>
-          <w:rFonts w:ascii="Calibri" w:hAnsi="Calibri"/>
-          <w:b/>
-          <w:i w:val="0"/>
-          <w:color w:val="2D3748"/>
-          <w:sz w:val="22"/>
-        </w:rPr>
-        <w:t xml:space="preserve">Qwen 3.8 27B (qwen/qwen3.8-27b) [Default]: </w:t>
-      </w:r>
-      <w:r>
-        <w:rPr>
-          <w:rFonts w:ascii="Calibri" w:hAnsi="Calibri"/>
-          <w:b w:val="0"/>
-          <w:i w:val="0"/>
-          <w:color w:val="2D3748"/>
-          <w:sz w:val="22"/>
-        </w:rPr>
-        <w:t>Exceptional multilingual reasoning with deep Arabic fluency and strict instruction following.</w:t>
-      </w:r>
-    </w:p>
-    <w:p>
-      <w:pPr>
-        <w:pStyle w:val="ListBullet"/>
-        <w:spacing w:before="0" w:after="60" w:line="276" w:lineRule="auto"/>
-      </w:pPr>
-      <w:r>
-        <w:rPr>
-          <w:rFonts w:ascii="Calibri" w:hAnsi="Calibri"/>
-          <w:b/>
-          <w:i w:val="0"/>
-          <w:color w:val="2D3748"/>
-          <w:sz w:val="22"/>
-        </w:rPr>
-        <w:t xml:space="preserve">ALLaM 2 7B (allam-2-7b): </w:t>
-      </w:r>
-      <w:r>
-        <w:rPr>
-          <w:rFonts w:ascii="Calibri" w:hAnsi="Calibri"/>
-          <w:b w:val="0"/>
-          <w:i w:val="0"/>
-          <w:color w:val="2D3748"/>
-          <w:sz w:val="22"/>
-        </w:rPr>
-        <w:t>Sovereign Arabic foundation model, natively optimized for Arabic dialect and regulatory terminology.</w:t>
-      </w:r>
-    </w:p>
-    <w:p>
-      <w:pPr>
-        <w:pStyle w:val="ListBullet"/>
-        <w:spacing w:before="0" w:after="60" w:line="276" w:lineRule="auto"/>
-      </w:pPr>
-      <w:r>
-        <w:rPr>
-          <w:rFonts w:ascii="Calibri" w:hAnsi="Calibri"/>
-          <w:b/>
-          <w:i w:val="0"/>
-          <w:color w:val="2D3748"/>
-          <w:sz w:val="22"/>
-        </w:rPr>
-        <w:t xml:space="preserve">GPT-OSS 20B / 120B (openai/gpt-oss-20b, openai/gpt-oss-120b): </w:t>
-      </w:r>
-      <w:r>
-        <w:rPr>
-          <w:rFonts w:ascii="Calibri" w:hAnsi="Calibri"/>
-          <w:b w:val="0"/>
-          <w:i w:val="0"/>
-          <w:color w:val="2D3748"/>
-          <w:sz w:val="22"/>
-        </w:rPr>
-        <w:t>Open-source generalist reasoning models for complex policy synthesis.</w:t>
-      </w:r>
-    </w:p>
-    <w:p>
-      <w:pPr>
-        <w:keepNext/>
-        <w:spacing w:before="280" w:after="80"/>
-      </w:pPr>
-      <w:r>
-        <w:rPr>
-          <w:rFonts w:ascii="Calibri" w:hAnsi="Calibri"/>
-          <w:b/>
-          <w:i w:val="0"/>
-          <w:color w:val="2B6CB0"/>
-          <w:sz w:val="28"/>
-        </w:rPr>
-        <w:t>6.2 Prompt Engineering &amp; Grounding Constraints</w:t>
-      </w:r>
-    </w:p>
-    <w:p>
-      <w:pPr>
-        <w:spacing w:before="0" w:after="120" w:line="276" w:lineRule="auto"/>
-      </w:pPr>
-      <w:r>
-        <w:rPr>
-          <w:rFonts w:ascii="Calibri" w:hAnsi="Calibri"/>
-          <w:b w:val="0"/>
-          <w:i w:val="0"/>
-          <w:color w:val="2D3748"/>
-          <w:sz w:val="22"/>
-        </w:rPr>
-        <w:t>The system prompt enforces five non-negotiable enterprise compliance rules:</w:t>
+        <w:t>7. Codebase Structure &amp; Module Inventory</w:t>
       </w:r>
     </w:p>
     <w:tbl>
@@ -2961,62 +2730,519 @@
         <w:tblLook w:firstColumn="1" w:firstRow="1" w:lastColumn="0" w:lastRow="0" w:noHBand="0" w:noVBand="1" w:val="04A0"/>
       </w:tblPr>
       <w:tblGrid>
-        <w:gridCol w:w="9360"/>
+        <w:gridCol w:w="3168"/>
+        <w:gridCol w:w="6192"/>
       </w:tblGrid>
       <w:tr>
         <w:tc>
           <w:tcPr>
-            <w:tcW w:type="dxa" w:w="9360"/>
-            <w:shd w:fill="F8FAFC"/>
+            <w:tcW w:type="dxa" w:w="4680"/>
+            <w:shd w:fill="2B4C7E"/>
+            <w:tcMar>
+              <w:top w:w="120" w:type="dxa"/>
+              <w:bottom w:w="120" w:type="dxa"/>
+              <w:left w:w="140" w:type="dxa"/>
+              <w:right w:w="140" w:type="dxa"/>
+            </w:tcMar>
+          </w:tcPr>
+          <w:p>
+            <w:pPr>
+              <w:jc w:val="left"/>
+            </w:pPr>
+            <w:r>
+              <w:rPr>
+                <w:rFonts w:ascii="Segoe UI" w:hAnsi="Segoe UI"/>
+                <w:b/>
+                <w:color w:val="FFFFFF"/>
+                <w:sz w:val="20"/>
+              </w:rPr>
+              <w:t>Module Filepath</w:t>
+            </w:r>
+          </w:p>
+        </w:tc>
+        <w:tc>
+          <w:tcPr>
+            <w:tcW w:type="dxa" w:w="4680"/>
+            <w:shd w:fill="2B4C7E"/>
+            <w:tcMar>
+              <w:top w:w="120" w:type="dxa"/>
+              <w:bottom w:w="120" w:type="dxa"/>
+              <w:left w:w="140" w:type="dxa"/>
+              <w:right w:w="140" w:type="dxa"/>
+            </w:tcMar>
+          </w:tcPr>
+          <w:p>
+            <w:pPr>
+              <w:jc w:val="left"/>
+            </w:pPr>
+            <w:r>
+              <w:rPr>
+                <w:rFonts w:ascii="Segoe UI" w:hAnsi="Segoe UI"/>
+                <w:b/>
+                <w:color w:val="FFFFFF"/>
+                <w:sz w:val="20"/>
+              </w:rPr>
+              <w:t>Technical Responsibility</w:t>
+            </w:r>
+          </w:p>
+        </w:tc>
+      </w:tr>
+      <w:tr>
+        <w:tc>
+          <w:tcPr>
+            <w:tcW w:type="dxa" w:w="4680"/>
+            <w:shd w:fill="FFFFFF"/>
             <w:tcMar>
               <w:top w:w="100" w:type="dxa"/>
               <w:bottom w:w="100" w:type="dxa"/>
               <w:left w:w="140" w:type="dxa"/>
               <w:right w:w="140" w:type="dxa"/>
             </w:tcMar>
-            <w:tcBorders>
-              <w:left w:val="single" w:sz="12" w:space="0" w:color="CBD5E0"/>
-              <w:top w:val="single" w:sz="4" w:space="0" w:color="E2E8F0"/>
-              <w:right w:val="single" w:sz="4" w:space="0" w:color="E2E8F0"/>
-              <w:bottom w:val="single" w:sz="4" w:space="0" w:color="E2E8F0"/>
-            </w:tcBorders>
           </w:tcPr>
           <w:p>
-            <w:pPr>
-              <w:spacing w:before="40" w:after="40" w:line="252" w:lineRule="auto"/>
-            </w:pPr>
             <w:r>
               <w:rPr>
-                <w:rFonts w:ascii="Consolas" w:hAnsi="Consolas"/>
-                <w:b w:val="0"/>
-                <w:i w:val="0"/>
-                <w:color w:val="1E293B"/>
+                <w:rFonts w:ascii="Segoe UI" w:hAnsi="Segoe UI"/>
+                <w:color w:val="282828"/>
                 <w:sz w:val="19"/>
               </w:rPr>
-              <w:t>You are a precise assistant answering questions about internal bank procedure manuals</w:t>
-              <w:br/>
-              <w:t>(Central Mail &amp; Files, Central Alarm, and Assets/Warehouse Operations).</w:t>
-              <w:br/>
-              <w:br/>
-              <w:t>Rules:</w:t>
-              <w:br/>
-              <w:t>1. Answer ONLY using the information in the provided context chunks below.</w:t>
-              <w:br/>
-              <w:t>2. The source documents are in Arabic. If the user asks in Arabic, answer in Arabic.</w:t>
-              <w:br/>
-              <w:t xml:space="preserve">   If the user asks in English, answer in English (translating/summarizing the</w:t>
-              <w:br/>
-              <w:t xml:space="preserve">   relevant Arabic content faithfully).</w:t>
-              <w:br/>
-              <w:t>3. If the answer is not contained in the context, say clearly that the manuals do</w:t>
-              <w:br/>
-              <w:t xml:space="preserve">   not cover it -- do not invent procedures, names, or numbers.</w:t>
-              <w:br/>
-              <w:t>4. When useful, mention which document/section the information came from (use the</w:t>
-              <w:br/>
-              <w:t xml:space="preserve">   'source' and 'page' metadata shown with each chunk).</w:t>
-              <w:br/>
-              <w:t>5. Keep answers structured (numbered steps) when the original content is a procedure.</w:t>
+              <w:t>config.py</w:t>
+            </w:r>
+          </w:p>
+        </w:tc>
+        <w:tc>
+          <w:tcPr>
+            <w:tcW w:type="dxa" w:w="4680"/>
+            <w:shd w:fill="FFFFFF"/>
+            <w:tcMar>
+              <w:top w:w="100" w:type="dxa"/>
+              <w:bottom w:w="100" w:type="dxa"/>
+              <w:left w:w="140" w:type="dxa"/>
+              <w:right w:w="140" w:type="dxa"/>
+            </w:tcMar>
+          </w:tcPr>
+          <w:p>
+            <w:r>
+              <w:rPr>
+                <w:rFonts w:ascii="Segoe UI" w:hAnsi="Segoe UI"/>
+                <w:color w:val="282828"/>
+                <w:sz w:val="19"/>
+              </w:rPr>
+              <w:t>Global parameters: model names, paths, retrieval modes, default weights, CUDA device flags.</w:t>
+            </w:r>
+          </w:p>
+        </w:tc>
+      </w:tr>
+      <w:tr>
+        <w:tc>
+          <w:tcPr>
+            <w:tcW w:type="dxa" w:w="4680"/>
+            <w:shd w:fill="F4F7FB"/>
+            <w:tcMar>
+              <w:top w:w="100" w:type="dxa"/>
+              <w:bottom w:w="100" w:type="dxa"/>
+              <w:left w:w="140" w:type="dxa"/>
+              <w:right w:w="140" w:type="dxa"/>
+            </w:tcMar>
+          </w:tcPr>
+          <w:p>
+            <w:r>
+              <w:rPr>
+                <w:rFonts w:ascii="Segoe UI" w:hAnsi="Segoe UI"/>
+                <w:color w:val="282828"/>
+                <w:sz w:val="19"/>
+              </w:rPr>
+              <w:t>app.py</w:t>
+            </w:r>
+          </w:p>
+        </w:tc>
+        <w:tc>
+          <w:tcPr>
+            <w:tcW w:type="dxa" w:w="4680"/>
+            <w:shd w:fill="F4F7FB"/>
+            <w:tcMar>
+              <w:top w:w="100" w:type="dxa"/>
+              <w:bottom w:w="100" w:type="dxa"/>
+              <w:left w:w="140" w:type="dxa"/>
+              <w:right w:w="140" w:type="dxa"/>
+            </w:tcMar>
+          </w:tcPr>
+          <w:p>
+            <w:r>
+              <w:rPr>
+                <w:rFonts w:ascii="Segoe UI" w:hAnsi="Segoe UI"/>
+                <w:color w:val="282828"/>
+                <w:sz w:val="19"/>
+              </w:rPr>
+              <w:t>Streamlit UI with sidebar ingestion, model selection, retrieval mode controls, and chat history.</w:t>
+            </w:r>
+          </w:p>
+        </w:tc>
+      </w:tr>
+      <w:tr>
+        <w:tc>
+          <w:tcPr>
+            <w:tcW w:type="dxa" w:w="4680"/>
+            <w:shd w:fill="FFFFFF"/>
+            <w:tcMar>
+              <w:top w:w="100" w:type="dxa"/>
+              <w:bottom w:w="100" w:type="dxa"/>
+              <w:left w:w="140" w:type="dxa"/>
+              <w:right w:w="140" w:type="dxa"/>
+            </w:tcMar>
+          </w:tcPr>
+          <w:p>
+            <w:r>
+              <w:rPr>
+                <w:rFonts w:ascii="Segoe UI" w:hAnsi="Segoe UI"/>
+                <w:color w:val="282828"/>
+                <w:sz w:val="19"/>
+              </w:rPr>
+              <w:t>requirements.txt</w:t>
+            </w:r>
+          </w:p>
+        </w:tc>
+        <w:tc>
+          <w:tcPr>
+            <w:tcW w:type="dxa" w:w="4680"/>
+            <w:shd w:fill="FFFFFF"/>
+            <w:tcMar>
+              <w:top w:w="100" w:type="dxa"/>
+              <w:bottom w:w="100" w:type="dxa"/>
+              <w:left w:w="140" w:type="dxa"/>
+              <w:right w:w="140" w:type="dxa"/>
+            </w:tcMar>
+          </w:tcPr>
+          <w:p>
+            <w:r>
+              <w:rPr>
+                <w:rFonts w:ascii="Segoe UI" w:hAnsi="Segoe UI"/>
+                <w:color w:val="282828"/>
+                <w:sz w:val="19"/>
+              </w:rPr>
+              <w:t>Project dependencies: langchain, chromadb, sentence-transformers, rank-bm25, streamlit.</w:t>
+            </w:r>
+          </w:p>
+        </w:tc>
+      </w:tr>
+      <w:tr>
+        <w:tc>
+          <w:tcPr>
+            <w:tcW w:type="dxa" w:w="4680"/>
+            <w:shd w:fill="F4F7FB"/>
+            <w:tcMar>
+              <w:top w:w="100" w:type="dxa"/>
+              <w:bottom w:w="100" w:type="dxa"/>
+              <w:left w:w="140" w:type="dxa"/>
+              <w:right w:w="140" w:type="dxa"/>
+            </w:tcMar>
+          </w:tcPr>
+          <w:p>
+            <w:r>
+              <w:rPr>
+                <w:rFonts w:ascii="Segoe UI" w:hAnsi="Segoe UI"/>
+                <w:color w:val="282828"/>
+                <w:sz w:val="19"/>
+              </w:rPr>
+              <w:t>ingestion/ocr_loader.py</w:t>
+            </w:r>
+          </w:p>
+        </w:tc>
+        <w:tc>
+          <w:tcPr>
+            <w:tcW w:type="dxa" w:w="4680"/>
+            <w:shd w:fill="F4F7FB"/>
+            <w:tcMar>
+              <w:top w:w="100" w:type="dxa"/>
+              <w:bottom w:w="100" w:type="dxa"/>
+              <w:left w:w="140" w:type="dxa"/>
+              <w:right w:w="140" w:type="dxa"/>
+            </w:tcMar>
+          </w:tcPr>
+          <w:p>
+            <w:r>
+              <w:rPr>
+                <w:rFonts w:ascii="Segoe UI" w:hAnsi="Segoe UI"/>
+                <w:color w:val="282828"/>
+                <w:sz w:val="19"/>
+              </w:rPr>
+              <w:t>PyMuPDF text extraction with Tesseract OCR fallback and JSON extraction caching.</w:t>
+            </w:r>
+          </w:p>
+        </w:tc>
+      </w:tr>
+      <w:tr>
+        <w:tc>
+          <w:tcPr>
+            <w:tcW w:type="dxa" w:w="4680"/>
+            <w:shd w:fill="FFFFFF"/>
+            <w:tcMar>
+              <w:top w:w="100" w:type="dxa"/>
+              <w:bottom w:w="100" w:type="dxa"/>
+              <w:left w:w="140" w:type="dxa"/>
+              <w:right w:w="140" w:type="dxa"/>
+            </w:tcMar>
+          </w:tcPr>
+          <w:p>
+            <w:r>
+              <w:rPr>
+                <w:rFonts w:ascii="Segoe UI" w:hAnsi="Segoe UI"/>
+                <w:color w:val="282828"/>
+                <w:sz w:val="19"/>
+              </w:rPr>
+              <w:t>ingestion/chunking.py</w:t>
+            </w:r>
+          </w:p>
+        </w:tc>
+        <w:tc>
+          <w:tcPr>
+            <w:tcW w:type="dxa" w:w="4680"/>
+            <w:shd w:fill="FFFFFF"/>
+            <w:tcMar>
+              <w:top w:w="100" w:type="dxa"/>
+              <w:bottom w:w="100" w:type="dxa"/>
+              <w:left w:w="140" w:type="dxa"/>
+              <w:right w:w="140" w:type="dxa"/>
+            </w:tcMar>
+          </w:tcPr>
+          <w:p>
+            <w:r>
+              <w:rPr>
+                <w:rFonts w:ascii="Segoe UI" w:hAnsi="Segoe UI"/>
+                <w:color w:val="282828"/>
+                <w:sz w:val="19"/>
+              </w:rPr>
+              <w:t>Implementation of all 5 chunking algorithms with metadata preservation.</w:t>
+            </w:r>
+          </w:p>
+        </w:tc>
+      </w:tr>
+      <w:tr>
+        <w:tc>
+          <w:tcPr>
+            <w:tcW w:type="dxa" w:w="4680"/>
+            <w:shd w:fill="F4F7FB"/>
+            <w:tcMar>
+              <w:top w:w="100" w:type="dxa"/>
+              <w:bottom w:w="100" w:type="dxa"/>
+              <w:left w:w="140" w:type="dxa"/>
+              <w:right w:w="140" w:type="dxa"/>
+            </w:tcMar>
+          </w:tcPr>
+          <w:p>
+            <w:r>
+              <w:rPr>
+                <w:rFonts w:ascii="Segoe UI" w:hAnsi="Segoe UI"/>
+                <w:color w:val="282828"/>
+                <w:sz w:val="19"/>
+              </w:rPr>
+              <w:t>ingestion/embeddings.py</w:t>
+            </w:r>
+          </w:p>
+        </w:tc>
+        <w:tc>
+          <w:tcPr>
+            <w:tcW w:type="dxa" w:w="4680"/>
+            <w:shd w:fill="F4F7FB"/>
+            <w:tcMar>
+              <w:top w:w="100" w:type="dxa"/>
+              <w:bottom w:w="100" w:type="dxa"/>
+              <w:left w:w="140" w:type="dxa"/>
+              <w:right w:w="140" w:type="dxa"/>
+            </w:tcMar>
+          </w:tcPr>
+          <w:p>
+            <w:r>
+              <w:rPr>
+                <w:rFonts w:ascii="Segoe UI" w:hAnsi="Segoe UI"/>
+                <w:color w:val="282828"/>
+                <w:sz w:val="19"/>
+              </w:rPr>
+              <w:t>BAAI/bge-m3 embedding model initialization with GPU/CUDA acceleration and batching.</w:t>
+            </w:r>
+          </w:p>
+        </w:tc>
+      </w:tr>
+      <w:tr>
+        <w:tc>
+          <w:tcPr>
+            <w:tcW w:type="dxa" w:w="4680"/>
+            <w:shd w:fill="FFFFFF"/>
+            <w:tcMar>
+              <w:top w:w="100" w:type="dxa"/>
+              <w:bottom w:w="100" w:type="dxa"/>
+              <w:left w:w="140" w:type="dxa"/>
+              <w:right w:w="140" w:type="dxa"/>
+            </w:tcMar>
+          </w:tcPr>
+          <w:p>
+            <w:r>
+              <w:rPr>
+                <w:rFonts w:ascii="Segoe UI" w:hAnsi="Segoe UI"/>
+                <w:color w:val="282828"/>
+                <w:sz w:val="19"/>
+              </w:rPr>
+              <w:t>ingestion/ingest.py</w:t>
+            </w:r>
+          </w:p>
+        </w:tc>
+        <w:tc>
+          <w:tcPr>
+            <w:tcW w:type="dxa" w:w="4680"/>
+            <w:shd w:fill="FFFFFF"/>
+            <w:tcMar>
+              <w:top w:w="100" w:type="dxa"/>
+              <w:bottom w:w="100" w:type="dxa"/>
+              <w:left w:w="140" w:type="dxa"/>
+              <w:right w:w="140" w:type="dxa"/>
+            </w:tcMar>
+          </w:tcPr>
+          <w:p>
+            <w:r>
+              <w:rPr>
+                <w:rFonts w:ascii="Segoe UI" w:hAnsi="Segoe UI"/>
+                <w:color w:val="282828"/>
+                <w:sz w:val="19"/>
+              </w:rPr>
+              <w:t>Orchestrator and CLI runner for batch document ingestion into ChromaDB.</w:t>
+            </w:r>
+          </w:p>
+        </w:tc>
+      </w:tr>
+      <w:tr>
+        <w:tc>
+          <w:tcPr>
+            <w:tcW w:type="dxa" w:w="4680"/>
+            <w:shd w:fill="F4F7FB"/>
+            <w:tcMar>
+              <w:top w:w="100" w:type="dxa"/>
+              <w:bottom w:w="100" w:type="dxa"/>
+              <w:left w:w="140" w:type="dxa"/>
+              <w:right w:w="140" w:type="dxa"/>
+            </w:tcMar>
+          </w:tcPr>
+          <w:p>
+            <w:r>
+              <w:rPr>
+                <w:rFonts w:ascii="Segoe UI" w:hAnsi="Segoe UI"/>
+                <w:color w:val="282828"/>
+                <w:sz w:val="19"/>
+              </w:rPr>
+              <w:t>retrieval/vectorstore.py</w:t>
+            </w:r>
+          </w:p>
+        </w:tc>
+        <w:tc>
+          <w:tcPr>
+            <w:tcW w:type="dxa" w:w="4680"/>
+            <w:shd w:fill="F4F7FB"/>
+            <w:tcMar>
+              <w:top w:w="100" w:type="dxa"/>
+              <w:bottom w:w="100" w:type="dxa"/>
+              <w:left w:w="140" w:type="dxa"/>
+              <w:right w:w="140" w:type="dxa"/>
+            </w:tcMar>
+          </w:tcPr>
+          <w:p>
+            <w:r>
+              <w:rPr>
+                <w:rFonts w:ascii="Segoe UI" w:hAnsi="Segoe UI"/>
+                <w:color w:val="282828"/>
+                <w:sz w:val="19"/>
+              </w:rPr>
+              <w:t>Chroma vectorstore initialization, connection management, and batch document upsert.</w:t>
+            </w:r>
+          </w:p>
+        </w:tc>
+      </w:tr>
+      <w:tr>
+        <w:tc>
+          <w:tcPr>
+            <w:tcW w:type="dxa" w:w="4680"/>
+            <w:shd w:fill="FFFFFF"/>
+            <w:tcMar>
+              <w:top w:w="100" w:type="dxa"/>
+              <w:bottom w:w="100" w:type="dxa"/>
+              <w:left w:w="140" w:type="dxa"/>
+              <w:right w:w="140" w:type="dxa"/>
+            </w:tcMar>
+          </w:tcPr>
+          <w:p>
+            <w:r>
+              <w:rPr>
+                <w:rFonts w:ascii="Segoe UI" w:hAnsi="Segoe UI"/>
+                <w:color w:val="282828"/>
+                <w:sz w:val="19"/>
+              </w:rPr>
+              <w:t>retrieval/retriever.py</w:t>
+            </w:r>
+          </w:p>
+        </w:tc>
+        <w:tc>
+          <w:tcPr>
+            <w:tcW w:type="dxa" w:w="4680"/>
+            <w:shd w:fill="FFFFFF"/>
+            <w:tcMar>
+              <w:top w:w="100" w:type="dxa"/>
+              <w:bottom w:w="100" w:type="dxa"/>
+              <w:left w:w="140" w:type="dxa"/>
+              <w:right w:w="140" w:type="dxa"/>
+            </w:tcMar>
+          </w:tcPr>
+          <w:p>
+            <w:r>
+              <w:rPr>
+                <w:rFonts w:ascii="Segoe UI" w:hAnsi="Segoe UI"/>
+                <w:color w:val="282828"/>
+                <w:sz w:val="19"/>
+              </w:rPr>
+              <w:t>HybridEnsembleRetriever (RRF), BM25 keyword retriever, and Chroma semantic retriever.</w:t>
+            </w:r>
+          </w:p>
+        </w:tc>
+      </w:tr>
+      <w:tr>
+        <w:tc>
+          <w:tcPr>
+            <w:tcW w:type="dxa" w:w="4680"/>
+            <w:shd w:fill="F4F7FB"/>
+            <w:tcMar>
+              <w:top w:w="100" w:type="dxa"/>
+              <w:bottom w:w="100" w:type="dxa"/>
+              <w:left w:w="140" w:type="dxa"/>
+              <w:right w:w="140" w:type="dxa"/>
+            </w:tcMar>
+          </w:tcPr>
+          <w:p>
+            <w:r>
+              <w:rPr>
+                <w:rFonts w:ascii="Segoe UI" w:hAnsi="Segoe UI"/>
+                <w:color w:val="282828"/>
+                <w:sz w:val="19"/>
+              </w:rPr>
+              <w:t>generation/generator.py</w:t>
+            </w:r>
+          </w:p>
+        </w:tc>
+        <w:tc>
+          <w:tcPr>
+            <w:tcW w:type="dxa" w:w="4680"/>
+            <w:shd w:fill="F4F7FB"/>
+            <w:tcMar>
+              <w:top w:w="100" w:type="dxa"/>
+              <w:bottom w:w="100" w:type="dxa"/>
+              <w:left w:w="140" w:type="dxa"/>
+              <w:right w:w="140" w:type="dxa"/>
+            </w:tcMar>
+          </w:tcPr>
+          <w:p>
+            <w:r>
+              <w:rPr>
+                <w:rFonts w:ascii="Segoe UI" w:hAnsi="Segoe UI"/>
+                <w:color w:val="282828"/>
+                <w:sz w:val="19"/>
+              </w:rPr>
+              <w:t>Groq LLM invocation, system prompt formatting, context truncation, and answer synthesis.</w:t>
             </w:r>
           </w:p>
         </w:tc>
@@ -3024,1639 +3250,99 @@
     </w:tbl>
     <w:p>
       <w:pPr>
-        <w:spacing w:before="0" w:after="80"/>
+        <w:spacing w:after="200"/>
       </w:pPr>
     </w:p>
     <w:p>
       <w:pPr>
-        <w:keepNext/>
-        <w:spacing w:before="280" w:after="80"/>
+        <w:pStyle w:val="Heading1"/>
+        <w:spacing w:before="320" w:after="120"/>
       </w:pPr>
       <w:r>
         <w:rPr>
-          <w:rFonts w:ascii="Calibri" w:hAnsi="Calibri"/>
+          <w:rFonts w:ascii="Segoe UI" w:hAnsi="Segoe UI"/>
           <w:b/>
-          <w:i w:val="0"/>
-          <w:color w:val="2B6CB0"/>
-          <w:sz w:val="28"/>
+          <w:color w:val="1B365D"/>
+          <w:sz w:val="32"/>
         </w:rPr>
-        <w:t>6.3 Context Budgeting &amp; Token Management</w:t>
+        <w:t>8. Installation, Configuration &amp; Runtime Guide</w:t>
       </w:r>
     </w:p>
     <w:p>
       <w:pPr>
-        <w:spacing w:before="0" w:after="120" w:line="276" w:lineRule="auto"/>
+        <w:spacing w:after="80"/>
       </w:pPr>
       <w:r>
-        <w:rPr>
-          <w:rFonts w:ascii="Calibri" w:hAnsi="Calibri"/>
-          <w:b w:val="0"/>
-          <w:i w:val="0"/>
-          <w:color w:val="2D3748"/>
-          <w:sz w:val="22"/>
-        </w:rPr>
-        <w:t>To prevent TPM (Tokens Per Minute) limit errors and context truncation on models with smaller context windows, the generator employs dynamic character clamping. Context blocks are budgeted up to 4,500 characters for Qwen/GPT-OSS and 3,000 characters for ALLaM, formatting chunks with clear demarcations: [Chunk N | source: ... | page: ...].</w:t>
-      </w:r>
-    </w:p>
-    <w:p>
-      <w:pPr>
-        <w:keepNext/>
-        <w:spacing w:before="360" w:after="120"/>
-      </w:pPr>
-      <w:r>
-        <w:rPr>
-          <w:rFonts w:ascii="Calibri" w:hAnsi="Calibri"/>
-          <w:b/>
-          <w:i w:val="0"/>
-          <w:color w:val="1A365D"/>
-          <w:sz w:val="36"/>
-        </w:rPr>
-        <w:t>7. Streamlit Web Interface Specification</w:t>
-      </w:r>
-    </w:p>
-    <w:p>
-      <w:pPr>
-        <w:spacing w:before="0" w:after="120" w:line="276" w:lineRule="auto"/>
-      </w:pPr>
-      <w:r>
-        <w:rPr>
-          <w:rFonts w:ascii="Calibri" w:hAnsi="Calibri"/>
-          <w:b w:val="0"/>
-          <w:i w:val="0"/>
-          <w:color w:val="2D3748"/>
-          <w:sz w:val="22"/>
-        </w:rPr>
-        <w:t>The front-end (app.py) provides a responsive, intuitive interface built with Streamlit, configured with a wide layout and a dual-panel workflow.</w:t>
-      </w:r>
-    </w:p>
-    <w:p>
-      <w:pPr>
-        <w:keepNext/>
-        <w:spacing w:before="280" w:after="80"/>
-      </w:pPr>
-      <w:r>
-        <w:rPr>
-          <w:rFonts w:ascii="Calibri" w:hAnsi="Calibri"/>
-          <w:b/>
-          <w:i w:val="0"/>
-          <w:color w:val="2B6CB0"/>
-          <w:sz w:val="28"/>
-        </w:rPr>
-        <w:t>7.1 Configuration Sidebar Features</w:t>
+        <w:t>Follow these operational steps to deploy and run the system:</w:t>
       </w:r>
     </w:p>
     <w:p>
       <w:pPr>
         <w:pStyle w:val="ListBullet"/>
-        <w:spacing w:before="0" w:after="60" w:line="276" w:lineRule="auto"/>
+        <w:spacing w:after="60"/>
       </w:pPr>
       <w:r>
         <w:rPr>
-          <w:rFonts w:ascii="Calibri" w:hAnsi="Calibri"/>
           <w:b/>
-          <w:i w:val="0"/>
-          <w:color w:val="2D3748"/>
-          <w:sz w:val="22"/>
+          <w:color w:val="1B365D"/>
         </w:rPr>
-        <w:t xml:space="preserve">Model Selector: </w:t>
+        <w:t xml:space="preserve">1. Environment Setup: </w:t>
       </w:r>
       <w:r>
-        <w:rPr>
-          <w:rFonts w:ascii="Calibri" w:hAnsi="Calibri"/>
-          <w:b w:val="0"/>
-          <w:i w:val="0"/>
-          <w:color w:val="2D3748"/>
-          <w:sz w:val="22"/>
-        </w:rPr>
-        <w:t>Interactive dropdown to switch between Groq LLM backends (Qwen 3.8, ALLaM, GPT-OSS) and adjust generation temperature (0.0 - 1.0).</w:t>
+        <w:t>Create a Python 3.10 virtual environment and install dependencies via `pip install -r requirements.txt`.</w:t>
       </w:r>
     </w:p>
     <w:p>
       <w:pPr>
         <w:pStyle w:val="ListBullet"/>
-        <w:spacing w:before="0" w:after="60" w:line="276" w:lineRule="auto"/>
+        <w:spacing w:after="60"/>
       </w:pPr>
       <w:r>
         <w:rPr>
-          <w:rFonts w:ascii="Calibri" w:hAnsi="Calibri"/>
           <w:b/>
-          <w:i w:val="0"/>
-          <w:color w:val="2D3748"/>
-          <w:sz w:val="22"/>
+          <w:color w:val="1B365D"/>
         </w:rPr>
-        <w:t xml:space="preserve">Chunking Hyperparameters: </w:t>
+        <w:t xml:space="preserve">2. API Key Configuration: </w:t>
       </w:r>
       <w:r>
-        <w:rPr>
-          <w:rFonts w:ascii="Calibri" w:hAnsi="Calibri"/>
-          <w:b w:val="0"/>
-          <w:i w:val="0"/>
-          <w:color w:val="2D3748"/>
-          <w:sz w:val="22"/>
-        </w:rPr>
-        <w:t>Allows real-time tuning of chunking strategy, chunk size (100 - 4000 chars), and chunk overlap (0 - 1000 chars).</w:t>
+        <w:t>Copy `.env.example` to `.env` and configure `GROQ_API_KEY=gsk_...` with your Groq API credentials.</w:t>
       </w:r>
     </w:p>
     <w:p>
       <w:pPr>
         <w:pStyle w:val="ListBullet"/>
-        <w:spacing w:before="0" w:after="60" w:line="276" w:lineRule="auto"/>
+        <w:spacing w:after="60"/>
       </w:pPr>
       <w:r>
         <w:rPr>
-          <w:rFonts w:ascii="Calibri" w:hAnsi="Calibri"/>
           <w:b/>
-          <w:i w:val="0"/>
-          <w:color w:val="2D3748"/>
-          <w:sz w:val="22"/>
+          <w:color w:val="1B365D"/>
         </w:rPr>
-        <w:t xml:space="preserve">One-Click Ingestion Trigger: </w:t>
+        <w:t xml:space="preserve">3. Knowledge Base Ingestion: </w:t>
       </w:r>
       <w:r>
-        <w:rPr>
-          <w:rFonts w:ascii="Calibri" w:hAnsi="Calibri"/>
-          <w:b w:val="0"/>
-          <w:i w:val="0"/>
-          <w:color w:val="2D3748"/>
-          <w:sz w:val="22"/>
-        </w:rPr>
-        <w:t>Executes end-to-end ingestion over all PDFs in data/pdfs/ with live execution timing and ingested page/chunk counters.</w:t>
+        <w:t>Execute `python -m ingestion.ingest --strategy recursive_character` or trigger ingestion directly in the Streamlit sidebar.</w:t>
       </w:r>
     </w:p>
     <w:p>
       <w:pPr>
         <w:pStyle w:val="ListBullet"/>
-        <w:spacing w:before="0" w:after="60" w:line="276" w:lineRule="auto"/>
+        <w:spacing w:after="60"/>
       </w:pPr>
       <w:r>
         <w:rPr>
-          <w:rFonts w:ascii="Calibri" w:hAnsi="Calibri"/>
           <w:b/>
-          <w:i w:val="0"/>
-          <w:color w:val="2D3748"/>
-          <w:sz w:val="22"/>
+          <w:color w:val="1B365D"/>
         </w:rPr>
-        <w:t xml:space="preserve">Retrieval Tuning: </w:t>
+        <w:t xml:space="preserve">4. Application Launch: </w:t>
       </w:r>
       <w:r>
-        <w:rPr>
-          <w:rFonts w:ascii="Calibri" w:hAnsi="Calibri"/>
-          <w:b w:val="0"/>
-          <w:i w:val="0"/>
-          <w:color w:val="2D3748"/>
-          <w:sz w:val="22"/>
-        </w:rPr>
-        <w:t>Sliders for top-K chunk count (1 - 15) and toggle between MMR and Similarity search.</w:t>
+        <w:t>Launch the web interface via `streamlit run app.py` and access http://localhost:8501 in your browser.</w:t>
       </w:r>
     </w:p>
-    <w:p>
-      <w:pPr>
-        <w:keepNext/>
-        <w:spacing w:before="280" w:after="80"/>
-      </w:pPr>
-      <w:r>
-        <w:rPr>
-          <w:rFonts w:ascii="Calibri" w:hAnsi="Calibri"/>
-          <w:b/>
-          <w:i w:val="0"/>
-          <w:color w:val="2B6CB0"/>
-          <w:sz w:val="28"/>
-        </w:rPr>
-        <w:t>7.2 Interactive Chat &amp; Source Citations</w:t>
-      </w:r>
-    </w:p>
-    <w:p>
-      <w:pPr>
-        <w:spacing w:before="0" w:after="120" w:line="276" w:lineRule="auto"/>
-      </w:pPr>
-      <w:r>
-        <w:rPr>
-          <w:rFonts w:ascii="Calibri" w:hAnsi="Calibri"/>
-          <w:b w:val="0"/>
-          <w:i w:val="0"/>
-          <w:color w:val="2D3748"/>
-          <w:sz w:val="22"/>
-        </w:rPr>
-        <w:t>The chat interface maintains session history and renders rich assistant messages. Below every answer, an expandable '📚 Sources used' container reveals:</w:t>
-      </w:r>
-    </w:p>
-    <w:p>
-      <w:pPr>
-        <w:pStyle w:val="ListBullet"/>
-        <w:spacing w:before="0" w:after="60" w:line="276" w:lineRule="auto"/>
-      </w:pPr>
-      <w:r>
-        <w:rPr>
-          <w:rFonts w:ascii="Calibri" w:hAnsi="Calibri"/>
-          <w:b/>
-          <w:i w:val="0"/>
-          <w:color w:val="2D3748"/>
-          <w:sz w:val="22"/>
-        </w:rPr>
-        <w:t xml:space="preserve">Document Citation: </w:t>
-      </w:r>
-      <w:r>
-        <w:rPr>
-          <w:rFonts w:ascii="Calibri" w:hAnsi="Calibri"/>
-          <w:b w:val="0"/>
-          <w:i w:val="0"/>
-          <w:color w:val="2D3748"/>
-          <w:sz w:val="22"/>
-        </w:rPr>
-        <w:t>The exact source PDF filename and 1-based page number.</w:t>
-      </w:r>
-    </w:p>
-    <w:p>
-      <w:pPr>
-        <w:pStyle w:val="ListBullet"/>
-        <w:spacing w:before="0" w:after="60" w:line="276" w:lineRule="auto"/>
-      </w:pPr>
-      <w:r>
-        <w:rPr>
-          <w:rFonts w:ascii="Calibri" w:hAnsi="Calibri"/>
-          <w:b/>
-          <w:i w:val="0"/>
-          <w:color w:val="2D3748"/>
-          <w:sz w:val="22"/>
-        </w:rPr>
-        <w:t xml:space="preserve">Extraction Metadata: </w:t>
-      </w:r>
-      <w:r>
-        <w:rPr>
-          <w:rFonts w:ascii="Calibri" w:hAnsi="Calibri"/>
-          <w:b w:val="0"/>
-          <w:i w:val="0"/>
-          <w:color w:val="2D3748"/>
-          <w:sz w:val="22"/>
-        </w:rPr>
-        <w:t>Whether the text was retrieved via direct vector text extraction ('native') or Tesseract OCR ('ocr').</w:t>
-      </w:r>
-    </w:p>
-    <w:p>
-      <w:pPr>
-        <w:pStyle w:val="ListBullet"/>
-        <w:spacing w:before="0" w:after="60" w:line="276" w:lineRule="auto"/>
-      </w:pPr>
-      <w:r>
-        <w:rPr>
-          <w:rFonts w:ascii="Calibri" w:hAnsi="Calibri"/>
-          <w:b/>
-          <w:i w:val="0"/>
-          <w:color w:val="2D3748"/>
-          <w:sz w:val="22"/>
-        </w:rPr>
-        <w:t xml:space="preserve">Chunk Traceability: </w:t>
-      </w:r>
-      <w:r>
-        <w:rPr>
-          <w:rFonts w:ascii="Calibri" w:hAnsi="Calibri"/>
-          <w:b w:val="0"/>
-          <w:i w:val="0"/>
-          <w:color w:val="2D3748"/>
-          <w:sz w:val="22"/>
-        </w:rPr>
-        <w:t>The chunking strategy applied and the exact raw text snippet passed to the LLM context.</w:t>
-      </w:r>
-    </w:p>
-    <w:p>
-      <w:pPr>
-        <w:keepNext/>
-        <w:spacing w:before="360" w:after="120"/>
-      </w:pPr>
-      <w:r>
-        <w:rPr>
-          <w:rFonts w:ascii="Calibri" w:hAnsi="Calibri"/>
-          <w:b/>
-          <w:i w:val="0"/>
-          <w:color w:val="1A365D"/>
-          <w:sz w:val="36"/>
-        </w:rPr>
-        <w:t>8. Verification &amp; Benchmark Test Matrix</w:t>
-      </w:r>
-    </w:p>
-    <w:p>
-      <w:pPr>
-        <w:spacing w:before="0" w:after="120" w:line="276" w:lineRule="auto"/>
-      </w:pPr>
-      <w:r>
-        <w:rPr>
-          <w:rFonts w:ascii="Calibri" w:hAnsi="Calibri"/>
-          <w:b w:val="0"/>
-          <w:i w:val="0"/>
-          <w:color w:val="2D3748"/>
-          <w:sz w:val="22"/>
-        </w:rPr>
-        <w:t>The system has been evaluated against a comprehensive test suite of English and Arabic queries spanning all three banking manuals.</w:t>
-      </w:r>
-    </w:p>
-    <w:tbl>
-      <w:tblPr>
-        <w:tblW w:type="auto" w:w="0"/>
-        <w:jc w:val="center"/>
-        <w:tblLook w:firstColumn="1" w:firstRow="1" w:lastColumn="0" w:lastRow="0" w:noHBand="0" w:noVBand="1" w:val="04A0"/>
-        <w:tblBorders>
-          <w:top w:val="single" w:sz="4" w:space="0" w:color="CBD5E0"/>
-          <w:bottom w:val="single" w:sz="4" w:space="0" w:color="CBD5E0"/>
-          <w:insideH w:val="single" w:sz="4" w:space="0" w:color="CBD5E0"/>
-          <w:insideV w:val="none"/>
-          <w:left w:val="none"/>
-          <w:right w:val="none"/>
-        </w:tblBorders>
-      </w:tblPr>
-      <w:tblGrid>
-        <w:gridCol w:w="2340"/>
-        <w:gridCol w:w="2340"/>
-        <w:gridCol w:w="2340"/>
-        <w:gridCol w:w="2340"/>
-      </w:tblGrid>
-      <w:tr>
-        <w:tc>
-          <w:tcPr>
-            <w:tcW w:type="dxa" w:w="2340"/>
-            <w:shd w:fill="1A365D"/>
-            <w:tcMar>
-              <w:top w:w="100" w:type="dxa"/>
-              <w:bottom w:w="100" w:type="dxa"/>
-              <w:left w:w="120" w:type="dxa"/>
-              <w:right w:w="120" w:type="dxa"/>
-            </w:tcMar>
-          </w:tcPr>
-          <w:p>
-            <w:r>
-              <w:rPr>
-                <w:rFonts w:ascii="Calibri" w:hAnsi="Calibri"/>
-                <w:b/>
-                <w:i w:val="0"/>
-                <w:color w:val="FFFFFF"/>
-                <w:sz w:val="21"/>
-              </w:rPr>
-              <w:t>Lang</w:t>
-            </w:r>
-          </w:p>
-        </w:tc>
-        <w:tc>
-          <w:tcPr>
-            <w:tcW w:type="dxa" w:w="2340"/>
-            <w:shd w:fill="1A365D"/>
-            <w:tcMar>
-              <w:top w:w="100" w:type="dxa"/>
-              <w:bottom w:w="100" w:type="dxa"/>
-              <w:left w:w="120" w:type="dxa"/>
-              <w:right w:w="120" w:type="dxa"/>
-            </w:tcMar>
-          </w:tcPr>
-          <w:p>
-            <w:r>
-              <w:rPr>
-                <w:rFonts w:ascii="Calibri" w:hAnsi="Calibri"/>
-                <w:b/>
-                <w:i w:val="0"/>
-                <w:color w:val="FFFFFF"/>
-                <w:sz w:val="21"/>
-              </w:rPr>
-              <w:t>User Test Query</w:t>
-            </w:r>
-          </w:p>
-        </w:tc>
-        <w:tc>
-          <w:tcPr>
-            <w:tcW w:type="dxa" w:w="2340"/>
-            <w:shd w:fill="1A365D"/>
-            <w:tcMar>
-              <w:top w:w="100" w:type="dxa"/>
-              <w:bottom w:w="100" w:type="dxa"/>
-              <w:left w:w="120" w:type="dxa"/>
-              <w:right w:w="120" w:type="dxa"/>
-            </w:tcMar>
-          </w:tcPr>
-          <w:p>
-            <w:r>
-              <w:rPr>
-                <w:rFonts w:ascii="Calibri" w:hAnsi="Calibri"/>
-                <w:b/>
-                <w:i w:val="0"/>
-                <w:color w:val="FFFFFF"/>
-                <w:sz w:val="21"/>
-              </w:rPr>
-              <w:t>Expected Factual Answer</w:t>
-            </w:r>
-          </w:p>
-        </w:tc>
-        <w:tc>
-          <w:tcPr>
-            <w:tcW w:type="dxa" w:w="2340"/>
-            <w:shd w:fill="1A365D"/>
-            <w:tcMar>
-              <w:top w:w="100" w:type="dxa"/>
-              <w:bottom w:w="100" w:type="dxa"/>
-              <w:left w:w="120" w:type="dxa"/>
-              <w:right w:w="120" w:type="dxa"/>
-            </w:tcMar>
-          </w:tcPr>
-          <w:p>
-            <w:r>
-              <w:rPr>
-                <w:rFonts w:ascii="Calibri" w:hAnsi="Calibri"/>
-                <w:b/>
-                <w:i w:val="0"/>
-                <w:color w:val="FFFFFF"/>
-                <w:sz w:val="21"/>
-              </w:rPr>
-              <w:t>Primary Source Citation</w:t>
-            </w:r>
-          </w:p>
-        </w:tc>
-      </w:tr>
-      <w:tr>
-        <w:tc>
-          <w:tcPr>
-            <w:tcW w:type="dxa" w:w="1152"/>
-            <w:shd w:fill="FFFFFF"/>
-            <w:tcMar>
-              <w:top w:w="80" w:type="dxa"/>
-              <w:bottom w:w="80" w:type="dxa"/>
-              <w:left w:w="120" w:type="dxa"/>
-              <w:right w:w="120" w:type="dxa"/>
-            </w:tcMar>
-          </w:tcPr>
-          <w:p>
-            <w:r>
-              <w:rPr>
-                <w:rFonts w:ascii="Calibri" w:hAnsi="Calibri"/>
-                <w:b w:val="0"/>
-                <w:i w:val="0"/>
-                <w:color w:val="2D3748"/>
-                <w:sz w:val="19"/>
-              </w:rPr>
-              <w:t>EN</w:t>
-            </w:r>
-          </w:p>
-        </w:tc>
-        <w:tc>
-          <w:tcPr>
-            <w:tcW w:type="dxa" w:w="3168"/>
-            <w:shd w:fill="FFFFFF"/>
-            <w:tcMar>
-              <w:top w:w="80" w:type="dxa"/>
-              <w:bottom w:w="80" w:type="dxa"/>
-              <w:left w:w="120" w:type="dxa"/>
-              <w:right w:w="120" w:type="dxa"/>
-            </w:tcMar>
-          </w:tcPr>
-          <w:p>
-            <w:r>
-              <w:rPr>
-                <w:rFonts w:ascii="Calibri" w:hAnsi="Calibri"/>
-                <w:b w:val="0"/>
-                <w:i w:val="0"/>
-                <w:color w:val="2D3748"/>
-                <w:sz w:val="19"/>
-              </w:rPr>
-              <w:t>What is the daily cut-off time for submitting outgoing mail requests through BPM?</w:t>
-            </w:r>
-          </w:p>
-        </w:tc>
-        <w:tc>
-          <w:tcPr>
-            <w:tcW w:type="dxa" w:w="2880"/>
-            <w:shd w:fill="FFFFFF"/>
-            <w:tcMar>
-              <w:top w:w="80" w:type="dxa"/>
-              <w:bottom w:w="80" w:type="dxa"/>
-              <w:left w:w="120" w:type="dxa"/>
-              <w:right w:w="120" w:type="dxa"/>
-            </w:tcMar>
-          </w:tcPr>
-          <w:p>
-            <w:r>
-              <w:rPr>
-                <w:rFonts w:ascii="Calibri" w:hAnsi="Calibri"/>
-                <w:b w:val="0"/>
-                <w:i w:val="0"/>
-                <w:color w:val="2D3748"/>
-                <w:sz w:val="19"/>
-              </w:rPr>
-              <w:t>1:30 PM. Requests submitted after 1:30 PM are processed on the next business day.</w:t>
-            </w:r>
-          </w:p>
-        </w:tc>
-        <w:tc>
-          <w:tcPr>
-            <w:tcW w:type="dxa" w:w="2160"/>
-            <w:shd w:fill="FFFFFF"/>
-            <w:tcMar>
-              <w:top w:w="80" w:type="dxa"/>
-              <w:bottom w:w="80" w:type="dxa"/>
-              <w:left w:w="120" w:type="dxa"/>
-              <w:right w:w="120" w:type="dxa"/>
-            </w:tcMar>
-          </w:tcPr>
-          <w:p>
-            <w:r>
-              <w:rPr>
-                <w:rFonts w:ascii="Calibri" w:hAnsi="Calibri"/>
-                <w:b w:val="0"/>
-                <w:i w:val="0"/>
-                <w:color w:val="2D3748"/>
-                <w:sz w:val="19"/>
-              </w:rPr>
-              <w:t>Central Mail &amp; Files Manual, Page 5</w:t>
-            </w:r>
-          </w:p>
-        </w:tc>
-      </w:tr>
-      <w:tr>
-        <w:tc>
-          <w:tcPr>
-            <w:tcW w:type="dxa" w:w="1152"/>
-            <w:shd w:fill="F8FAFC"/>
-            <w:tcMar>
-              <w:top w:w="80" w:type="dxa"/>
-              <w:bottom w:w="80" w:type="dxa"/>
-              <w:left w:w="120" w:type="dxa"/>
-              <w:right w:w="120" w:type="dxa"/>
-            </w:tcMar>
-          </w:tcPr>
-          <w:p>
-            <w:r>
-              <w:rPr>
-                <w:rFonts w:ascii="Calibri" w:hAnsi="Calibri"/>
-                <w:b w:val="0"/>
-                <w:i w:val="0"/>
-                <w:color w:val="2D3748"/>
-                <w:sz w:val="19"/>
-              </w:rPr>
-              <w:t>AR</w:t>
-            </w:r>
-          </w:p>
-        </w:tc>
-        <w:tc>
-          <w:tcPr>
-            <w:tcW w:type="dxa" w:w="3168"/>
-            <w:shd w:fill="F8FAFC"/>
-            <w:tcMar>
-              <w:top w:w="80" w:type="dxa"/>
-              <w:bottom w:w="80" w:type="dxa"/>
-              <w:left w:w="120" w:type="dxa"/>
-              <w:right w:w="120" w:type="dxa"/>
-            </w:tcMar>
-          </w:tcPr>
-          <w:p>
-            <w:r>
-              <w:rPr>
-                <w:rFonts w:ascii="Calibri" w:hAnsi="Calibri"/>
-                <w:b w:val="0"/>
-                <w:i w:val="0"/>
-                <w:color w:val="2D3748"/>
-                <w:sz w:val="19"/>
-              </w:rPr>
-              <w:t>ما هي الغرامة المالية في حال فقدان بطاقة الدخول؟ ومتى يُعفى الموظف منها؟</w:t>
-            </w:r>
-          </w:p>
-        </w:tc>
-        <w:tc>
-          <w:tcPr>
-            <w:tcW w:type="dxa" w:w="2880"/>
-            <w:shd w:fill="F8FAFC"/>
-            <w:tcMar>
-              <w:top w:w="80" w:type="dxa"/>
-              <w:bottom w:w="80" w:type="dxa"/>
-              <w:left w:w="120" w:type="dxa"/>
-              <w:right w:w="120" w:type="dxa"/>
-            </w:tcMar>
-          </w:tcPr>
-          <w:p>
-            <w:r>
-              <w:rPr>
-                <w:rFonts w:ascii="Calibri" w:hAnsi="Calibri"/>
-                <w:b w:val="0"/>
-                <w:i w:val="0"/>
-                <w:color w:val="2D3748"/>
-                <w:sz w:val="19"/>
-              </w:rPr>
-              <w:t>الغرامة 10 دنانير أردنية. يُعفى الموظف في حالة الخلل الفني في البطاقة، أو بعد مرور سنتين من تاريخ إصدارها.</w:t>
-            </w:r>
-          </w:p>
-        </w:tc>
-        <w:tc>
-          <w:tcPr>
-            <w:tcW w:type="dxa" w:w="2160"/>
-            <w:shd w:fill="F8FAFC"/>
-            <w:tcMar>
-              <w:top w:w="80" w:type="dxa"/>
-              <w:bottom w:w="80" w:type="dxa"/>
-              <w:left w:w="120" w:type="dxa"/>
-              <w:right w:w="120" w:type="dxa"/>
-            </w:tcMar>
-          </w:tcPr>
-          <w:p>
-            <w:r>
-              <w:rPr>
-                <w:rFonts w:ascii="Calibri" w:hAnsi="Calibri"/>
-                <w:b w:val="0"/>
-                <w:i w:val="0"/>
-                <w:color w:val="2D3748"/>
-                <w:sz w:val="19"/>
-              </w:rPr>
-              <w:t>Central Alarm Manual, Page 5</w:t>
-            </w:r>
-          </w:p>
-        </w:tc>
-      </w:tr>
-      <w:tr>
-        <w:tc>
-          <w:tcPr>
-            <w:tcW w:type="dxa" w:w="1152"/>
-            <w:shd w:fill="FFFFFF"/>
-            <w:tcMar>
-              <w:top w:w="80" w:type="dxa"/>
-              <w:bottom w:w="80" w:type="dxa"/>
-              <w:left w:w="120" w:type="dxa"/>
-              <w:right w:w="120" w:type="dxa"/>
-            </w:tcMar>
-          </w:tcPr>
-          <w:p>
-            <w:r>
-              <w:rPr>
-                <w:rFonts w:ascii="Calibri" w:hAnsi="Calibri"/>
-                <w:b w:val="0"/>
-                <w:i w:val="0"/>
-                <w:color w:val="2D3748"/>
-                <w:sz w:val="19"/>
-              </w:rPr>
-              <w:t>EN</w:t>
-            </w:r>
-          </w:p>
-        </w:tc>
-        <w:tc>
-          <w:tcPr>
-            <w:tcW w:type="dxa" w:w="3168"/>
-            <w:shd w:fill="FFFFFF"/>
-            <w:tcMar>
-              <w:top w:w="80" w:type="dxa"/>
-              <w:bottom w:w="80" w:type="dxa"/>
-              <w:left w:w="120" w:type="dxa"/>
-              <w:right w:w="120" w:type="dxa"/>
-            </w:tcMar>
-          </w:tcPr>
-          <w:p>
-            <w:r>
-              <w:rPr>
-                <w:rFonts w:ascii="Calibri" w:hAnsi="Calibri"/>
-                <w:b w:val="0"/>
-                <w:i w:val="0"/>
-                <w:color w:val="2D3748"/>
-                <w:sz w:val="19"/>
-              </w:rPr>
-              <w:t>What inventory dispatch method is used in the bank's central warehouses?</w:t>
-            </w:r>
-          </w:p>
-        </w:tc>
-        <w:tc>
-          <w:tcPr>
-            <w:tcW w:type="dxa" w:w="2880"/>
-            <w:shd w:fill="FFFFFF"/>
-            <w:tcMar>
-              <w:top w:w="80" w:type="dxa"/>
-              <w:bottom w:w="80" w:type="dxa"/>
-              <w:left w:w="120" w:type="dxa"/>
-              <w:right w:w="120" w:type="dxa"/>
-            </w:tcMar>
-          </w:tcPr>
-          <w:p>
-            <w:r>
-              <w:rPr>
-                <w:rFonts w:ascii="Calibri" w:hAnsi="Calibri"/>
-                <w:b w:val="0"/>
-                <w:i w:val="0"/>
-                <w:color w:val="2D3748"/>
-                <w:sz w:val="19"/>
-              </w:rPr>
-              <w:t>FIFO (First-In, First-Out) method, ensuring older stock is issued prior to newer stock.</w:t>
-            </w:r>
-          </w:p>
-        </w:tc>
-        <w:tc>
-          <w:tcPr>
-            <w:tcW w:type="dxa" w:w="2160"/>
-            <w:shd w:fill="FFFFFF"/>
-            <w:tcMar>
-              <w:top w:w="80" w:type="dxa"/>
-              <w:bottom w:w="80" w:type="dxa"/>
-              <w:left w:w="120" w:type="dxa"/>
-              <w:right w:w="120" w:type="dxa"/>
-            </w:tcMar>
-          </w:tcPr>
-          <w:p>
-            <w:r>
-              <w:rPr>
-                <w:rFonts w:ascii="Calibri" w:hAnsi="Calibri"/>
-                <w:b w:val="0"/>
-                <w:i w:val="0"/>
-                <w:color w:val="2D3748"/>
-                <w:sz w:val="19"/>
-              </w:rPr>
-              <w:t>Assets &amp; Warehouse Manual, Page 5</w:t>
-            </w:r>
-          </w:p>
-        </w:tc>
-      </w:tr>
-      <w:tr>
-        <w:tc>
-          <w:tcPr>
-            <w:tcW w:type="dxa" w:w="1152"/>
-            <w:shd w:fill="F8FAFC"/>
-            <w:tcMar>
-              <w:top w:w="80" w:type="dxa"/>
-              <w:bottom w:w="80" w:type="dxa"/>
-              <w:left w:w="120" w:type="dxa"/>
-              <w:right w:w="120" w:type="dxa"/>
-            </w:tcMar>
-          </w:tcPr>
-          <w:p>
-            <w:r>
-              <w:rPr>
-                <w:rFonts w:ascii="Calibri" w:hAnsi="Calibri"/>
-                <w:b w:val="0"/>
-                <w:i w:val="0"/>
-                <w:color w:val="2D3748"/>
-                <w:sz w:val="19"/>
-              </w:rPr>
-              <w:t>AR</w:t>
-            </w:r>
-          </w:p>
-        </w:tc>
-        <w:tc>
-          <w:tcPr>
-            <w:tcW w:type="dxa" w:w="3168"/>
-            <w:shd w:fill="F8FAFC"/>
-            <w:tcMar>
-              <w:top w:w="80" w:type="dxa"/>
-              <w:bottom w:w="80" w:type="dxa"/>
-              <w:left w:w="120" w:type="dxa"/>
-              <w:right w:w="120" w:type="dxa"/>
-            </w:tcMar>
-          </w:tcPr>
-          <w:p>
-            <w:r>
-              <w:rPr>
-                <w:rFonts w:ascii="Calibri" w:hAnsi="Calibri"/>
-                <w:b w:val="0"/>
-                <w:i w:val="0"/>
-                <w:color w:val="2D3748"/>
-                <w:sz w:val="19"/>
-              </w:rPr>
-              <w:t>هل يجوز إرسال البطاقة المصرفية والرقم السري في شحنة بريدية واحدة للخارج؟</w:t>
-            </w:r>
-          </w:p>
-        </w:tc>
-        <w:tc>
-          <w:tcPr>
-            <w:tcW w:type="dxa" w:w="2880"/>
-            <w:shd w:fill="F8FAFC"/>
-            <w:tcMar>
-              <w:top w:w="80" w:type="dxa"/>
-              <w:bottom w:w="80" w:type="dxa"/>
-              <w:left w:w="120" w:type="dxa"/>
-              <w:right w:w="120" w:type="dxa"/>
-            </w:tcMar>
-          </w:tcPr>
-          <w:p>
-            <w:r>
-              <w:rPr>
-                <w:rFonts w:ascii="Calibri" w:hAnsi="Calibri"/>
-                <w:b w:val="0"/>
-                <w:i w:val="0"/>
-                <w:color w:val="2D3748"/>
-                <w:sz w:val="19"/>
-              </w:rPr>
-              <w:t>لا يجوز الجمع بينهما نهائياً في شحنة واحدة. يجب إرسال البطاقة بشكل منفصل عن الرقم السري بفارق زمني لضمان الأمان.</w:t>
-            </w:r>
-          </w:p>
-        </w:tc>
-        <w:tc>
-          <w:tcPr>
-            <w:tcW w:type="dxa" w:w="2160"/>
-            <w:shd w:fill="F8FAFC"/>
-            <w:tcMar>
-              <w:top w:w="80" w:type="dxa"/>
-              <w:bottom w:w="80" w:type="dxa"/>
-              <w:left w:w="120" w:type="dxa"/>
-              <w:right w:w="120" w:type="dxa"/>
-            </w:tcMar>
-          </w:tcPr>
-          <w:p>
-            <w:r>
-              <w:rPr>
-                <w:rFonts w:ascii="Calibri" w:hAnsi="Calibri"/>
-                <w:b w:val="0"/>
-                <w:i w:val="0"/>
-                <w:color w:val="2D3748"/>
-                <w:sz w:val="19"/>
-              </w:rPr>
-              <w:t>Central Mail &amp; Files Manual, Page 9</w:t>
-            </w:r>
-          </w:p>
-        </w:tc>
-      </w:tr>
-    </w:tbl>
-    <w:p>
-      <w:pPr>
-        <w:keepNext/>
-        <w:spacing w:before="360" w:after="120"/>
-      </w:pPr>
-      <w:r>
-        <w:rPr>
-          <w:rFonts w:ascii="Calibri" w:hAnsi="Calibri"/>
-          <w:b/>
-          <w:i w:val="0"/>
-          <w:color w:val="1A365D"/>
-          <w:sz w:val="36"/>
-        </w:rPr>
-        <w:t>9. Installation, Deployment &amp; Operations Guide</w:t>
-      </w:r>
-    </w:p>
-    <w:p>
-      <w:pPr>
-        <w:keepNext/>
-        <w:spacing w:before="280" w:after="80"/>
-      </w:pPr>
-      <w:r>
-        <w:rPr>
-          <w:rFonts w:ascii="Calibri" w:hAnsi="Calibri"/>
-          <w:b/>
-          <w:i w:val="0"/>
-          <w:color w:val="2B6CB0"/>
-          <w:sz w:val="28"/>
-        </w:rPr>
-        <w:t>9.1 System Prerequisites</w:t>
-      </w:r>
-    </w:p>
-    <w:p>
-      <w:pPr>
-        <w:pStyle w:val="ListBullet"/>
-        <w:spacing w:before="0" w:after="60" w:line="276" w:lineRule="auto"/>
-      </w:pPr>
-      <w:r>
-        <w:rPr>
-          <w:rFonts w:ascii="Calibri" w:hAnsi="Calibri"/>
-          <w:b/>
-          <w:i w:val="0"/>
-          <w:color w:val="2D3748"/>
-          <w:sz w:val="22"/>
-        </w:rPr>
-        <w:t xml:space="preserve">Python Runtime: </w:t>
-      </w:r>
-      <w:r>
-        <w:rPr>
-          <w:rFonts w:ascii="Calibri" w:hAnsi="Calibri"/>
-          <w:b w:val="0"/>
-          <w:i w:val="0"/>
-          <w:color w:val="2D3748"/>
-          <w:sz w:val="22"/>
-        </w:rPr>
-        <w:t>Python 3.9, 3.10, or 3.11 (Conda or venv recommended).</w:t>
-      </w:r>
-    </w:p>
-    <w:p>
-      <w:pPr>
-        <w:pStyle w:val="ListBullet"/>
-        <w:spacing w:before="0" w:after="60" w:line="276" w:lineRule="auto"/>
-      </w:pPr>
-      <w:r>
-        <w:rPr>
-          <w:rFonts w:ascii="Calibri" w:hAnsi="Calibri"/>
-          <w:b/>
-          <w:i w:val="0"/>
-          <w:color w:val="2D3748"/>
-          <w:sz w:val="22"/>
-        </w:rPr>
-        <w:t xml:space="preserve">NVIDIA CUDA Toolkit: </w:t>
-      </w:r>
-      <w:r>
-        <w:rPr>
-          <w:rFonts w:ascii="Calibri" w:hAnsi="Calibri"/>
-          <w:b w:val="0"/>
-          <w:i w:val="0"/>
-          <w:color w:val="2D3748"/>
-          <w:sz w:val="22"/>
-        </w:rPr>
-        <w:t>CUDA 11.8 or 12.x for PyTorch GPU acceleration.</w:t>
-      </w:r>
-    </w:p>
-    <w:p>
-      <w:pPr>
-        <w:pStyle w:val="ListBullet"/>
-        <w:spacing w:before="0" w:after="60" w:line="276" w:lineRule="auto"/>
-      </w:pPr>
-      <w:r>
-        <w:rPr>
-          <w:rFonts w:ascii="Calibri" w:hAnsi="Calibri"/>
-          <w:b/>
-          <w:i w:val="0"/>
-          <w:color w:val="2D3748"/>
-          <w:sz w:val="22"/>
-        </w:rPr>
-        <w:t xml:space="preserve">Tesseract OCR: </w:t>
-      </w:r>
-      <w:r>
-        <w:rPr>
-          <w:rFonts w:ascii="Calibri" w:hAnsi="Calibri"/>
-          <w:b w:val="0"/>
-          <w:i w:val="0"/>
-          <w:color w:val="2D3748"/>
-          <w:sz w:val="22"/>
-        </w:rPr>
-        <w:t>Tesseract OCR engine with Arabic ('ara') and English ('eng') traineddata packs.</w:t>
-      </w:r>
-    </w:p>
-    <w:p>
-      <w:pPr>
-        <w:keepNext/>
-        <w:spacing w:before="280" w:after="80"/>
-      </w:pPr>
-      <w:r>
-        <w:rPr>
-          <w:rFonts w:ascii="Calibri" w:hAnsi="Calibri"/>
-          <w:b/>
-          <w:i w:val="0"/>
-          <w:color w:val="2B6CB0"/>
-          <w:sz w:val="28"/>
-        </w:rPr>
-        <w:t>9.2 Step-by-Step Installation Procedure</w:t>
-      </w:r>
-    </w:p>
-    <w:p>
-      <w:pPr>
-        <w:spacing w:before="0" w:after="120" w:line="276" w:lineRule="auto"/>
-      </w:pPr>
-      <w:r>
-        <w:rPr>
-          <w:rFonts w:ascii="Calibri" w:hAnsi="Calibri"/>
-          <w:b w:val="0"/>
-          <w:i w:val="0"/>
-          <w:color w:val="2D3748"/>
-          <w:sz w:val="22"/>
-        </w:rPr>
-        <w:t>1. Clone the repository and navigate into the root directory:</w:t>
-      </w:r>
-    </w:p>
-    <w:tbl>
-      <w:tblPr>
-        <w:tblW w:type="auto" w:w="0"/>
-        <w:jc w:val="center"/>
-        <w:tblLook w:firstColumn="1" w:firstRow="1" w:lastColumn="0" w:lastRow="0" w:noHBand="0" w:noVBand="1" w:val="04A0"/>
-      </w:tblPr>
-      <w:tblGrid>
-        <w:gridCol w:w="9360"/>
-      </w:tblGrid>
-      <w:tr>
-        <w:tc>
-          <w:tcPr>
-            <w:tcW w:type="dxa" w:w="9360"/>
-            <w:shd w:fill="F8FAFC"/>
-            <w:tcMar>
-              <w:top w:w="100" w:type="dxa"/>
-              <w:bottom w:w="100" w:type="dxa"/>
-              <w:left w:w="140" w:type="dxa"/>
-              <w:right w:w="140" w:type="dxa"/>
-            </w:tcMar>
-            <w:tcBorders>
-              <w:left w:val="single" w:sz="12" w:space="0" w:color="CBD5E0"/>
-              <w:top w:val="single" w:sz="4" w:space="0" w:color="E2E8F0"/>
-              <w:right w:val="single" w:sz="4" w:space="0" w:color="E2E8F0"/>
-              <w:bottom w:val="single" w:sz="4" w:space="0" w:color="E2E8F0"/>
-            </w:tcBorders>
-          </w:tcPr>
-          <w:p>
-            <w:pPr>
-              <w:spacing w:before="40" w:after="40" w:line="252" w:lineRule="auto"/>
-            </w:pPr>
-            <w:r>
-              <w:rPr>
-                <w:rFonts w:ascii="Consolas" w:hAnsi="Consolas"/>
-                <w:b w:val="0"/>
-                <w:i w:val="0"/>
-                <w:color w:val="1E293B"/>
-                <w:sz w:val="19"/>
-              </w:rPr>
-              <w:t>git clone https://github.com/AhmedEsam98/Bank_Guide_AI.git</w:t>
-              <w:br/>
-              <w:t>cd Bank_Guide_AI</w:t>
-            </w:r>
-          </w:p>
-        </w:tc>
-      </w:tr>
-    </w:tbl>
-    <w:p>
-      <w:pPr>
-        <w:spacing w:before="0" w:after="80"/>
-      </w:pPr>
-    </w:p>
-    <w:p>
-      <w:pPr>
-        <w:spacing w:before="0" w:after="120" w:line="276" w:lineRule="auto"/>
-      </w:pPr>
-      <w:r>
-        <w:rPr>
-          <w:rFonts w:ascii="Calibri" w:hAnsi="Calibri"/>
-          <w:b w:val="0"/>
-          <w:i w:val="0"/>
-          <w:color w:val="2D3748"/>
-          <w:sz w:val="22"/>
-        </w:rPr>
-        <w:t>2. Initialize and activate a dedicated Conda virtual environment:</w:t>
-      </w:r>
-    </w:p>
-    <w:tbl>
-      <w:tblPr>
-        <w:tblW w:type="auto" w:w="0"/>
-        <w:jc w:val="center"/>
-        <w:tblLook w:firstColumn="1" w:firstRow="1" w:lastColumn="0" w:lastRow="0" w:noHBand="0" w:noVBand="1" w:val="04A0"/>
-      </w:tblPr>
-      <w:tblGrid>
-        <w:gridCol w:w="9360"/>
-      </w:tblGrid>
-      <w:tr>
-        <w:tc>
-          <w:tcPr>
-            <w:tcW w:type="dxa" w:w="9360"/>
-            <w:shd w:fill="F8FAFC"/>
-            <w:tcMar>
-              <w:top w:w="100" w:type="dxa"/>
-              <w:bottom w:w="100" w:type="dxa"/>
-              <w:left w:w="140" w:type="dxa"/>
-              <w:right w:w="140" w:type="dxa"/>
-            </w:tcMar>
-            <w:tcBorders>
-              <w:left w:val="single" w:sz="12" w:space="0" w:color="CBD5E0"/>
-              <w:top w:val="single" w:sz="4" w:space="0" w:color="E2E8F0"/>
-              <w:right w:val="single" w:sz="4" w:space="0" w:color="E2E8F0"/>
-              <w:bottom w:val="single" w:sz="4" w:space="0" w:color="E2E8F0"/>
-            </w:tcBorders>
-          </w:tcPr>
-          <w:p>
-            <w:pPr>
-              <w:spacing w:before="40" w:after="40" w:line="252" w:lineRule="auto"/>
-            </w:pPr>
-            <w:r>
-              <w:rPr>
-                <w:rFonts w:ascii="Consolas" w:hAnsi="Consolas"/>
-                <w:b w:val="0"/>
-                <w:i w:val="0"/>
-                <w:color w:val="1E293B"/>
-                <w:sz w:val="19"/>
-              </w:rPr>
-              <w:t>conda create -n bank_guide_env python=3.10 -y</w:t>
-              <w:br/>
-              <w:t>conda activate bank_guide_env</w:t>
-            </w:r>
-          </w:p>
-        </w:tc>
-      </w:tr>
-    </w:tbl>
-    <w:p>
-      <w:pPr>
-        <w:spacing w:before="0" w:after="80"/>
-      </w:pPr>
-    </w:p>
-    <w:p>
-      <w:pPr>
-        <w:spacing w:before="0" w:after="120" w:line="276" w:lineRule="auto"/>
-      </w:pPr>
-      <w:r>
-        <w:rPr>
-          <w:rFonts w:ascii="Calibri" w:hAnsi="Calibri"/>
-          <w:b w:val="0"/>
-          <w:i w:val="0"/>
-          <w:color w:val="2D3748"/>
-          <w:sz w:val="22"/>
-        </w:rPr>
-        <w:t>3. Install all project dependencies:</w:t>
-      </w:r>
-    </w:p>
-    <w:tbl>
-      <w:tblPr>
-        <w:tblW w:type="auto" w:w="0"/>
-        <w:jc w:val="center"/>
-        <w:tblLook w:firstColumn="1" w:firstRow="1" w:lastColumn="0" w:lastRow="0" w:noHBand="0" w:noVBand="1" w:val="04A0"/>
-      </w:tblPr>
-      <w:tblGrid>
-        <w:gridCol w:w="9360"/>
-      </w:tblGrid>
-      <w:tr>
-        <w:tc>
-          <w:tcPr>
-            <w:tcW w:type="dxa" w:w="9360"/>
-            <w:shd w:fill="F8FAFC"/>
-            <w:tcMar>
-              <w:top w:w="100" w:type="dxa"/>
-              <w:bottom w:w="100" w:type="dxa"/>
-              <w:left w:w="140" w:type="dxa"/>
-              <w:right w:w="140" w:type="dxa"/>
-            </w:tcMar>
-            <w:tcBorders>
-              <w:left w:val="single" w:sz="12" w:space="0" w:color="CBD5E0"/>
-              <w:top w:val="single" w:sz="4" w:space="0" w:color="E2E8F0"/>
-              <w:right w:val="single" w:sz="4" w:space="0" w:color="E2E8F0"/>
-              <w:bottom w:val="single" w:sz="4" w:space="0" w:color="E2E8F0"/>
-            </w:tcBorders>
-          </w:tcPr>
-          <w:p>
-            <w:pPr>
-              <w:spacing w:before="40" w:after="40" w:line="252" w:lineRule="auto"/>
-            </w:pPr>
-            <w:r>
-              <w:rPr>
-                <w:rFonts w:ascii="Consolas" w:hAnsi="Consolas"/>
-                <w:b w:val="0"/>
-                <w:i w:val="0"/>
-                <w:color w:val="1E293B"/>
-                <w:sz w:val="19"/>
-              </w:rPr>
-              <w:t>pip install -r requirements.txt</w:t>
-            </w:r>
-          </w:p>
-        </w:tc>
-      </w:tr>
-    </w:tbl>
-    <w:p>
-      <w:pPr>
-        <w:spacing w:before="0" w:after="80"/>
-      </w:pPr>
-    </w:p>
-    <w:p>
-      <w:pPr>
-        <w:spacing w:before="0" w:after="120" w:line="276" w:lineRule="auto"/>
-      </w:pPr>
-      <w:r>
-        <w:rPr>
-          <w:rFonts w:ascii="Calibri" w:hAnsi="Calibri"/>
-          <w:b w:val="0"/>
-          <w:i w:val="0"/>
-          <w:color w:val="2D3748"/>
-          <w:sz w:val="22"/>
-        </w:rPr>
-        <w:t>4. Configure environment variables (.env):</w:t>
-      </w:r>
-    </w:p>
-    <w:tbl>
-      <w:tblPr>
-        <w:tblW w:type="auto" w:w="0"/>
-        <w:jc w:val="center"/>
-        <w:tblLook w:firstColumn="1" w:firstRow="1" w:lastColumn="0" w:lastRow="0" w:noHBand="0" w:noVBand="1" w:val="04A0"/>
-      </w:tblPr>
-      <w:tblGrid>
-        <w:gridCol w:w="9360"/>
-      </w:tblGrid>
-      <w:tr>
-        <w:tc>
-          <w:tcPr>
-            <w:tcW w:type="dxa" w:w="9360"/>
-            <w:shd w:fill="F8FAFC"/>
-            <w:tcMar>
-              <w:top w:w="100" w:type="dxa"/>
-              <w:bottom w:w="100" w:type="dxa"/>
-              <w:left w:w="140" w:type="dxa"/>
-              <w:right w:w="140" w:type="dxa"/>
-            </w:tcMar>
-            <w:tcBorders>
-              <w:left w:val="single" w:sz="12" w:space="0" w:color="CBD5E0"/>
-              <w:top w:val="single" w:sz="4" w:space="0" w:color="E2E8F0"/>
-              <w:right w:val="single" w:sz="4" w:space="0" w:color="E2E8F0"/>
-              <w:bottom w:val="single" w:sz="4" w:space="0" w:color="E2E8F0"/>
-            </w:tcBorders>
-          </w:tcPr>
-          <w:p>
-            <w:pPr>
-              <w:spacing w:before="40" w:after="40" w:line="252" w:lineRule="auto"/>
-            </w:pPr>
-            <w:r>
-              <w:rPr>
-                <w:rFonts w:ascii="Consolas" w:hAnsi="Consolas"/>
-                <w:b w:val="0"/>
-                <w:i w:val="0"/>
-                <w:color w:val="1E293B"/>
-                <w:sz w:val="19"/>
-              </w:rPr>
-              <w:t># Create .env from template</w:t>
-              <w:br/>
-              <w:t>cp .env.example .env</w:t>
-              <w:br/>
-              <w:br/>
-              <w:t># Populate your Groq Cloud API Key</w:t>
-              <w:br/>
-              <w:t>GROQ_API_KEY=gsk_your_actual_groq_api_key_here</w:t>
-            </w:r>
-          </w:p>
-        </w:tc>
-      </w:tr>
-    </w:tbl>
-    <w:p>
-      <w:pPr>
-        <w:spacing w:before="0" w:after="80"/>
-      </w:pPr>
-    </w:p>
-    <w:p>
-      <w:pPr>
-        <w:keepNext/>
-        <w:spacing w:before="280" w:after="80"/>
-      </w:pPr>
-      <w:r>
-        <w:rPr>
-          <w:rFonts w:ascii="Calibri" w:hAnsi="Calibri"/>
-          <w:b/>
-          <w:i w:val="0"/>
-          <w:color w:val="2B6CB0"/>
-          <w:sz w:val="28"/>
-        </w:rPr>
-        <w:t>9.3 Headless CLI Ingestion (Automated ETL)</w:t>
-      </w:r>
-    </w:p>
-    <w:p>
-      <w:pPr>
-        <w:spacing w:before="0" w:after="120" w:line="276" w:lineRule="auto"/>
-      </w:pPr>
-      <w:r>
-        <w:rPr>
-          <w:rFonts w:ascii="Calibri" w:hAnsi="Calibri"/>
-          <w:b w:val="0"/>
-          <w:i w:val="0"/>
-          <w:color w:val="2D3748"/>
-          <w:sz w:val="22"/>
-        </w:rPr>
-        <w:t>Ingestion can be run headlessly via command line in automated cron or CI/CD pipelines:</w:t>
-      </w:r>
-    </w:p>
-    <w:tbl>
-      <w:tblPr>
-        <w:tblW w:type="auto" w:w="0"/>
-        <w:jc w:val="center"/>
-        <w:tblLook w:firstColumn="1" w:firstRow="1" w:lastColumn="0" w:lastRow="0" w:noHBand="0" w:noVBand="1" w:val="04A0"/>
-      </w:tblPr>
-      <w:tblGrid>
-        <w:gridCol w:w="9360"/>
-      </w:tblGrid>
-      <w:tr>
-        <w:tc>
-          <w:tcPr>
-            <w:tcW w:type="dxa" w:w="9360"/>
-            <w:shd w:fill="F8FAFC"/>
-            <w:tcMar>
-              <w:top w:w="100" w:type="dxa"/>
-              <w:bottom w:w="100" w:type="dxa"/>
-              <w:left w:w="140" w:type="dxa"/>
-              <w:right w:w="140" w:type="dxa"/>
-            </w:tcMar>
-            <w:tcBorders>
-              <w:left w:val="single" w:sz="12" w:space="0" w:color="CBD5E0"/>
-              <w:top w:val="single" w:sz="4" w:space="0" w:color="E2E8F0"/>
-              <w:right w:val="single" w:sz="4" w:space="0" w:color="E2E8F0"/>
-              <w:bottom w:val="single" w:sz="4" w:space="0" w:color="E2E8F0"/>
-            </w:tcBorders>
-          </w:tcPr>
-          <w:p>
-            <w:pPr>
-              <w:spacing w:before="40" w:after="40" w:line="252" w:lineRule="auto"/>
-            </w:pPr>
-            <w:r>
-              <w:rPr>
-                <w:rFonts w:ascii="Consolas" w:hAnsi="Consolas"/>
-                <w:b w:val="0"/>
-                <w:i w:val="0"/>
-                <w:color w:val="1E293B"/>
-                <w:sz w:val="19"/>
-              </w:rPr>
-              <w:t># Ingest with Arabic paragraph strategy and custom chunk boundaries</w:t>
-              <w:br/>
-              <w:t>python -m ingestion.ingest --strategy arabic_paragraph --chunk-size 1000 --chunk-overlap 150</w:t>
-            </w:r>
-          </w:p>
-        </w:tc>
-      </w:tr>
-    </w:tbl>
-    <w:p>
-      <w:pPr>
-        <w:spacing w:before="0" w:after="80"/>
-      </w:pPr>
-    </w:p>
-    <w:p>
-      <w:pPr>
-        <w:keepNext/>
-        <w:spacing w:before="280" w:after="80"/>
-      </w:pPr>
-      <w:r>
-        <w:rPr>
-          <w:rFonts w:ascii="Calibri" w:hAnsi="Calibri"/>
-          <w:b/>
-          <w:i w:val="0"/>
-          <w:color w:val="2B6CB0"/>
-          <w:sz w:val="28"/>
-        </w:rPr>
-        <w:t>9.4 Launching the Streamlit Web Application</w:t>
-      </w:r>
-    </w:p>
-    <w:tbl>
-      <w:tblPr>
-        <w:tblW w:type="auto" w:w="0"/>
-        <w:jc w:val="center"/>
-        <w:tblLook w:firstColumn="1" w:firstRow="1" w:lastColumn="0" w:lastRow="0" w:noHBand="0" w:noVBand="1" w:val="04A0"/>
-      </w:tblPr>
-      <w:tblGrid>
-        <w:gridCol w:w="9360"/>
-      </w:tblGrid>
-      <w:tr>
-        <w:tc>
-          <w:tcPr>
-            <w:tcW w:type="dxa" w:w="9360"/>
-            <w:shd w:fill="F8FAFC"/>
-            <w:tcMar>
-              <w:top w:w="100" w:type="dxa"/>
-              <w:bottom w:w="100" w:type="dxa"/>
-              <w:left w:w="140" w:type="dxa"/>
-              <w:right w:w="140" w:type="dxa"/>
-            </w:tcMar>
-            <w:tcBorders>
-              <w:left w:val="single" w:sz="12" w:space="0" w:color="CBD5E0"/>
-              <w:top w:val="single" w:sz="4" w:space="0" w:color="E2E8F0"/>
-              <w:right w:val="single" w:sz="4" w:space="0" w:color="E2E8F0"/>
-              <w:bottom w:val="single" w:sz="4" w:space="0" w:color="E2E8F0"/>
-            </w:tcBorders>
-          </w:tcPr>
-          <w:p>
-            <w:pPr>
-              <w:spacing w:before="40" w:after="40" w:line="252" w:lineRule="auto"/>
-            </w:pPr>
-            <w:r>
-              <w:rPr>
-                <w:rFonts w:ascii="Consolas" w:hAnsi="Consolas"/>
-                <w:b w:val="0"/>
-                <w:i w:val="0"/>
-                <w:color w:val="1E293B"/>
-                <w:sz w:val="19"/>
-              </w:rPr>
-              <w:t>streamlit run app.py</w:t>
-            </w:r>
-          </w:p>
-        </w:tc>
-      </w:tr>
-    </w:tbl>
-    <w:p>
-      <w:pPr>
-        <w:spacing w:before="0" w:after="80"/>
-      </w:pPr>
-    </w:p>
-    <w:p>
-      <w:pPr>
-        <w:keepNext/>
-        <w:spacing w:before="360" w:after="120"/>
-      </w:pPr>
-      <w:r>
-        <w:rPr>
-          <w:rFonts w:ascii="Calibri" w:hAnsi="Calibri"/>
-          <w:b/>
-          <w:i w:val="0"/>
-          <w:color w:val="1A365D"/>
-          <w:sz w:val="36"/>
-        </w:rPr>
-        <w:t>10. Security, Compliance &amp; Governance</w:t>
-      </w:r>
-    </w:p>
-    <w:p>
-      <w:pPr>
-        <w:spacing w:before="0" w:after="120" w:line="276" w:lineRule="auto"/>
-      </w:pPr>
-      <w:r>
-        <w:rPr>
-          <w:rFonts w:ascii="Calibri" w:hAnsi="Calibri"/>
-          <w:b w:val="0"/>
-          <w:i w:val="0"/>
-          <w:color w:val="2D3748"/>
-          <w:sz w:val="22"/>
-        </w:rPr>
-        <w:t>Financial institutions operate under strict regulatory regimes (e.g. Central Bank compliance, ISO 27001, GDPR). Bank_Guide_AI incorporates several key security and governance controls:</w:t>
-      </w:r>
-    </w:p>
-    <w:p>
-      <w:pPr>
-        <w:pStyle w:val="ListBullet"/>
-        <w:spacing w:before="0" w:after="60" w:line="276" w:lineRule="auto"/>
-      </w:pPr>
-      <w:r>
-        <w:rPr>
-          <w:rFonts w:ascii="Calibri" w:hAnsi="Calibri"/>
-          <w:b/>
-          <w:i w:val="0"/>
-          <w:color w:val="2D3748"/>
-          <w:sz w:val="22"/>
-        </w:rPr>
-        <w:t xml:space="preserve">Zero Data Retention on Embeddings: </w:t>
-      </w:r>
-      <w:r>
-        <w:rPr>
-          <w:rFonts w:ascii="Calibri" w:hAnsi="Calibri"/>
-          <w:b w:val="0"/>
-          <w:i w:val="0"/>
-          <w:color w:val="2D3748"/>
-          <w:sz w:val="22"/>
-        </w:rPr>
-        <w:t>Embedding generation and vector storage occur entirely on local infrastructure. Source banking manuals are never sent to external embedding endpoints.</w:t>
-      </w:r>
-    </w:p>
-    <w:p>
-      <w:pPr>
-        <w:pStyle w:val="ListBullet"/>
-        <w:spacing w:before="0" w:after="60" w:line="276" w:lineRule="auto"/>
-      </w:pPr>
-      <w:r>
-        <w:rPr>
-          <w:rFonts w:ascii="Calibri" w:hAnsi="Calibri"/>
-          <w:b/>
-          <w:i w:val="0"/>
-          <w:color w:val="2D3748"/>
-          <w:sz w:val="22"/>
-        </w:rPr>
-        <w:t xml:space="preserve">API Key Encapsulation: </w:t>
-      </w:r>
-      <w:r>
-        <w:rPr>
-          <w:rFonts w:ascii="Calibri" w:hAnsi="Calibri"/>
-          <w:b w:val="0"/>
-          <w:i w:val="0"/>
-          <w:color w:val="2D3748"/>
-          <w:sz w:val="22"/>
-        </w:rPr>
-        <w:t>The GROQ_API_KEY is read strictly from environment variables and is never exposed to the client-side UI or stored in vector metadata.</w:t>
-      </w:r>
-    </w:p>
-    <w:p>
-      <w:pPr>
-        <w:pStyle w:val="ListBullet"/>
-        <w:spacing w:before="0" w:after="60" w:line="276" w:lineRule="auto"/>
-      </w:pPr>
-      <w:r>
-        <w:rPr>
-          <w:rFonts w:ascii="Calibri" w:hAnsi="Calibri"/>
-          <w:b/>
-          <w:i w:val="0"/>
-          <w:color w:val="2D3748"/>
-          <w:sz w:val="22"/>
-        </w:rPr>
-        <w:t xml:space="preserve">Audit Trail Traceability: </w:t>
-      </w:r>
-      <w:r>
-        <w:rPr>
-          <w:rFonts w:ascii="Calibri" w:hAnsi="Calibri"/>
-          <w:b w:val="0"/>
-          <w:i w:val="0"/>
-          <w:color w:val="2D3748"/>
-          <w:sz w:val="22"/>
-        </w:rPr>
-        <w:t>Every generated response is paired with immutable source references, enabling compliance officers to independently verify the regulatory source of any AI guidance.</w:t>
-      </w:r>
-    </w:p>
-    <w:p>
-      <w:pPr>
-        <w:pStyle w:val="ListBullet"/>
-        <w:spacing w:before="0" w:after="60" w:line="276" w:lineRule="auto"/>
-      </w:pPr>
-      <w:r>
-        <w:rPr>
-          <w:rFonts w:ascii="Calibri" w:hAnsi="Calibri"/>
-          <w:b/>
-          <w:i w:val="0"/>
-          <w:color w:val="2D3748"/>
-          <w:sz w:val="22"/>
-        </w:rPr>
-        <w:t xml:space="preserve">Deterministic Grounding: </w:t>
-      </w:r>
-      <w:r>
-        <w:rPr>
-          <w:rFonts w:ascii="Calibri" w:hAnsi="Calibri"/>
-          <w:b w:val="0"/>
-          <w:i w:val="0"/>
-          <w:color w:val="2D3748"/>
-          <w:sz w:val="22"/>
-        </w:rPr>
-        <w:t>Low generation temperatures (default: 0.1) and strict negative-prompt rules prevent speculative or non-standard interpretations of bank policies.</w:t>
-      </w:r>
-    </w:p>
-    <w:p>
-      <w:pPr>
-        <w:keepNext/>
-        <w:spacing w:before="360" w:after="120"/>
-      </w:pPr>
-      <w:r>
-        <w:rPr>
-          <w:rFonts w:ascii="Calibri" w:hAnsi="Calibri"/>
-          <w:b/>
-          <w:i w:val="0"/>
-          <w:color w:val="1A365D"/>
-          <w:sz w:val="36"/>
-        </w:rPr>
-        <w:t>11. Complete Codebase Directory Structure</w:t>
-      </w:r>
-    </w:p>
-    <w:tbl>
-      <w:tblPr>
-        <w:tblW w:type="auto" w:w="0"/>
-        <w:jc w:val="center"/>
-        <w:tblLook w:firstColumn="1" w:firstRow="1" w:lastColumn="0" w:lastRow="0" w:noHBand="0" w:noVBand="1" w:val="04A0"/>
-      </w:tblPr>
-      <w:tblGrid>
-        <w:gridCol w:w="9360"/>
-      </w:tblGrid>
-      <w:tr>
-        <w:tc>
-          <w:tcPr>
-            <w:tcW w:type="dxa" w:w="9360"/>
-            <w:shd w:fill="F8FAFC"/>
-            <w:tcMar>
-              <w:top w:w="100" w:type="dxa"/>
-              <w:bottom w:w="100" w:type="dxa"/>
-              <w:left w:w="140" w:type="dxa"/>
-              <w:right w:w="140" w:type="dxa"/>
-            </w:tcMar>
-            <w:tcBorders>
-              <w:left w:val="single" w:sz="12" w:space="0" w:color="CBD5E0"/>
-              <w:top w:val="single" w:sz="4" w:space="0" w:color="E2E8F0"/>
-              <w:right w:val="single" w:sz="4" w:space="0" w:color="E2E8F0"/>
-              <w:bottom w:val="single" w:sz="4" w:space="0" w:color="E2E8F0"/>
-            </w:tcBorders>
-          </w:tcPr>
-          <w:p>
-            <w:pPr>
-              <w:spacing w:before="40" w:after="40" w:line="252" w:lineRule="auto"/>
-            </w:pPr>
-            <w:r>
-              <w:rPr>
-                <w:rFonts w:ascii="Consolas" w:hAnsi="Consolas"/>
-                <w:b w:val="0"/>
-                <w:i w:val="0"/>
-                <w:color w:val="1E293B"/>
-                <w:sz w:val="19"/>
-              </w:rPr>
-              <w:t>Bank_Guide_AI/</w:t>
-              <w:br/>
-              <w:t>├── config.py                 # Centralized configuration constants (models, paths, thresholds)</w:t>
-              <w:br/>
-              <w:t>├── app.py                    # Streamlit web application &amp; interactive UI</w:t>
-              <w:br/>
-              <w:t>├── requirements.txt          # Production Python package dependencies</w:t>
-              <w:br/>
-              <w:t>├── .env.example              # Sample environment variable template</w:t>
-              <w:br/>
-              <w:t>├── .env                      # Local environment configuration (GROQ_API_KEY)</w:t>
-              <w:br/>
-              <w:t>├── README.md                 # Project README and quickstart guide</w:t>
-              <w:br/>
-              <w:t>├── data/</w:t>
-              <w:br/>
-              <w:t>│   └── pdfs/                 # Source banking PDF manuals (3 standard SOPs)</w:t>
-              <w:br/>
-              <w:t>├── vectorstore/</w:t>
-              <w:br/>
-              <w:t>│   ├── chroma_db/            # Persisted Chroma vector database files</w:t>
-              <w:br/>
-              <w:t>│   └── ocr_cache/            # Document extraction JSON cache (keyed by MD5 hash)</w:t>
-              <w:br/>
-              <w:t>├── ingestion/</w:t>
-              <w:br/>
-              <w:t>│   ├── __init__.py</w:t>
-              <w:br/>
-              <w:t>│   ├── ocr_loader.py         # PyMuPDF parser + Tesseract OCR fallback engine</w:t>
-              <w:br/>
-              <w:t>│   ├── chunking.py           # 5 interchangeable chunking strategy implementations</w:t>
-              <w:br/>
-              <w:t>│   ├── embeddings.py         # BAAI/bge-m3 GPU embedding model manager</w:t>
-              <w:br/>
-              <w:t>│   └── ingest.py             # CLI and orchestrator for end-to-end ingestion</w:t>
-              <w:br/>
-              <w:t>├── retrieval/</w:t>
-              <w:br/>
-              <w:t>│   ├── __init__.py</w:t>
-              <w:br/>
-              <w:t>│   ├── vectorstore.py        # ChromaDB vector store builder &amp; loader</w:t>
-              <w:br/>
-              <w:t>│   └── retriever.py          # Similarity and MMR search wrappers</w:t>
-              <w:br/>
-              <w:t>└── generation/</w:t>
-              <w:br/>
-              <w:t xml:space="preserve">    ├── __init__.py</w:t>
-              <w:br/>
-              <w:t xml:space="preserve">    └── generator.py          # Groq LLM completion chain &amp; grounding prompt</w:t>
-              <w:br/>
-            </w:r>
-          </w:p>
-        </w:tc>
-      </w:tr>
-    </w:tbl>
-    <w:p>
-      <w:pPr>
-        <w:spacing w:before="0" w:after="80"/>
-      </w:pPr>
-    </w:p>
     <w:sectPr>
+      <w:headerReference w:type="default" r:id="rId9"/>
+      <w:footerReference w:type="default" r:id="rId10"/>
       <w:pgSz w:w="12240" w:h="15840"/>
       <w:pgMar w:top="1440" w:right="1440" w:bottom="1440" w:left="1440" w:header="720" w:footer="720" w:gutter="0"/>
       <w:cols w:space="720"/>
@@ -4664,6 +3350,44 @@
     </w:sectPr>
   </w:body>
 </w:document>
+</file>
+
+<file path=word/footer1.xml><?xml version="1.0" encoding="utf-8"?>
+<w:ftr xmlns:m="http://schemas.openxmlformats.org/officeDocument/2006/math" xmlns:mc="http://schemas.openxmlformats.org/markup-compatibility/2006" xmlns:mo="http://schemas.microsoft.com/office/mac/office/2008/main" xmlns:mv="urn:schemas-microsoft-com:mac:vml" xmlns:o="urn:schemas-microsoft-com:office:office" xmlns:r="http://schemas.openxmlformats.org/officeDocument/2006/relationships" xmlns:v="urn:schemas-microsoft-com:vml" xmlns:w10="urn:schemas-microsoft-com:office:word" xmlns:w14="http://schemas.microsoft.com/office/word/2010/wordml" xmlns:w="http://schemas.openxmlformats.org/wordprocessingml/2006/main" xmlns:wne="http://schemas.microsoft.com/office/word/2006/wordml" xmlns:wp14="http://schemas.microsoft.com/office/word/2010/wordprocessingDrawing" xmlns:wp="http://schemas.openxmlformats.org/drawingml/2006/wordprocessingDrawing" xmlns:wpc="http://schemas.microsoft.com/office/word/2010/wordprocessingCanvas" xmlns:wpg="http://schemas.microsoft.com/office/word/2010/wordprocessingGroup" xmlns:wpi="http://schemas.microsoft.com/office/word/2010/wordprocessingInk" xmlns:wps="http://schemas.microsoft.com/office/word/2010/wordprocessingShape" mc:Ignorable="w14 wp14">
+  <w:p>
+    <w:pPr>
+      <w:pStyle w:val="Footer"/>
+      <w:jc w:val="center"/>
+    </w:pPr>
+    <w:r>
+      <w:rPr>
+        <w:rFonts w:ascii="Segoe UI" w:hAnsi="Segoe UI"/>
+        <w:color w:val="808080"/>
+        <w:sz w:val="17"/>
+      </w:rPr>
+      <w:t>Confidential — Internal Banking AI Architecture &amp; SOP Assistant</w:t>
+    </w:r>
+  </w:p>
+</w:ftr>
+</file>
+
+<file path=word/header1.xml><?xml version="1.0" encoding="utf-8"?>
+<w:hdr xmlns:m="http://schemas.openxmlformats.org/officeDocument/2006/math" xmlns:mc="http://schemas.openxmlformats.org/markup-compatibility/2006" xmlns:mo="http://schemas.microsoft.com/office/mac/office/2008/main" xmlns:mv="urn:schemas-microsoft-com:mac:vml" xmlns:o="urn:schemas-microsoft-com:office:office" xmlns:r="http://schemas.openxmlformats.org/officeDocument/2006/relationships" xmlns:v="urn:schemas-microsoft-com:vml" xmlns:w10="urn:schemas-microsoft-com:office:word" xmlns:w14="http://schemas.microsoft.com/office/word/2010/wordml" xmlns:w="http://schemas.openxmlformats.org/wordprocessingml/2006/main" xmlns:wne="http://schemas.microsoft.com/office/word/2006/wordml" xmlns:wp14="http://schemas.microsoft.com/office/word/2010/wordprocessingDrawing" xmlns:wp="http://schemas.openxmlformats.org/drawingml/2006/wordprocessingDrawing" xmlns:wpc="http://schemas.microsoft.com/office/word/2010/wordprocessingCanvas" xmlns:wpg="http://schemas.microsoft.com/office/word/2010/wordprocessingGroup" xmlns:wpi="http://schemas.microsoft.com/office/word/2010/wordprocessingInk" xmlns:wps="http://schemas.microsoft.com/office/word/2010/wordprocessingShape" mc:Ignorable="w14 wp14">
+  <w:p>
+    <w:pPr>
+      <w:pStyle w:val="Header"/>
+      <w:jc w:val="right"/>
+    </w:pPr>
+    <w:r>
+      <w:rPr>
+        <w:rFonts w:ascii="Segoe UI" w:hAnsi="Segoe UI"/>
+        <w:color w:val="808080"/>
+        <w:sz w:val="17"/>
+      </w:rPr>
+      <w:t>Bank_Guide_AI — Technical &amp; System Documentation</w:t>
+    </w:r>
+  </w:p>
+</w:hdr>
 </file>
 
 <file path=word/numbering.xml><?xml version="1.0" encoding="utf-8"?>
@@ -5029,6 +3753,11 @@
     <w:name w:val="Normal"/>
     <w:qFormat/>
     <w:rsid w:val="00FC693F"/>
+    <w:rPr>
+      <w:rFonts w:ascii="Segoe UI" w:hAnsi="Segoe UI"/>
+      <w:color w:val="282828"/>
+      <w:sz w:val="21"/>
+    </w:rPr>
   </w:style>
   <w:style w:type="paragraph" w:styleId="Header">
     <w:name w:val="header"/>
